--- a/William/Python AI ML MLOps/William_Jackson.docx
+++ b/William/Python AI ML MLOps/William_Jackson.docx
@@ -112,8 +112,37 @@
                 <w:sz w:val="17"/>
                 <w:szCs w:val="17"/>
               </w:rPr>
-              <w:t>| william.jackson.pro@outlook.com | linkedin.com/in/william-jackson-76a6343a5</w:t>
+              <w:t xml:space="preserve">| </w:t>
             </w:r>
+            <w:r>
+              <w:rPr>
+                <w:rFonts w:ascii="Arial" w:eastAsia="Arial" w:hAnsi="Arial" w:cs="Arial"/>
+                <w:color w:val="FFFFFF"/>
+                <w:sz w:val="17"/>
+                <w:szCs w:val="17"/>
+              </w:rPr>
+              <w:t>williamjacksondev@outlook.com</w:t>
+            </w:r>
+            <w:r>
+              <w:rPr>
+                <w:rFonts w:ascii="Arial" w:eastAsia="Arial" w:hAnsi="Arial" w:cs="Arial"/>
+                <w:color w:val="FFFFFF"/>
+                <w:sz w:val="17"/>
+                <w:szCs w:val="17"/>
+              </w:rPr>
+              <w:t xml:space="preserve">| </w:t>
+            </w:r>
+            <w:r>
+              <w:rPr>
+                <w:rFonts w:ascii="Arial" w:eastAsia="Arial" w:hAnsi="Arial" w:cs="Arial"/>
+                <w:color w:val="FFFFFF"/>
+                <w:sz w:val="17"/>
+                <w:szCs w:val="17"/>
+              </w:rPr>
+              <w:t>linkedin.com/in/william-jackson-3816183aa</w:t>
+            </w:r>
+            <w:bookmarkStart w:id="0" w:name="_GoBack"/>
+            <w:bookmarkEnd w:id="0"/>
           </w:p>
         </w:tc>
       </w:tr>
@@ -147,54 +176,94 @@
         <w:jc w:val="both"/>
         <w:rPr>
           <w:rFonts w:ascii="Arial" w:hAnsi="Arial" w:cs="Arial"/>
-          <w:sz w:val="18"/>
-        </w:rPr>
-      </w:pPr>
-      <w:r>
-        <w:rPr>
-          <w:rFonts w:ascii="Arial" w:hAnsi="Arial" w:cs="Arial"/>
-          <w:sz w:val="18"/>
-        </w:rPr>
-        <w:t xml:space="preserve">Senior Software Engineer with </w:t>
-      </w:r>
-      <w:r>
-        <w:rPr>
-          <w:rStyle w:val="Strong"/>
-          <w:rFonts w:ascii="Arial" w:hAnsi="Arial" w:cs="Arial"/>
-          <w:sz w:val="18"/>
-        </w:rPr>
-        <w:t>~10 years</w:t>
-      </w:r>
-      <w:r>
-        <w:rPr>
-          <w:rFonts w:ascii="Arial" w:hAnsi="Arial" w:cs="Arial"/>
-          <w:sz w:val="18"/>
-        </w:rPr>
-        <w:t xml:space="preserve"> delivering </w:t>
-      </w:r>
-      <w:r>
-        <w:rPr>
-          <w:rStyle w:val="Strong"/>
-          <w:rFonts w:ascii="Arial" w:hAnsi="Arial" w:cs="Arial"/>
-          <w:sz w:val="18"/>
-        </w:rPr>
-        <w:t>production</w:t>
-      </w:r>
-      <w:r>
-        <w:rPr>
-          <w:rFonts w:ascii="Arial" w:hAnsi="Arial" w:cs="Arial"/>
-          <w:sz w:val="18"/>
-        </w:rPr>
-        <w:t xml:space="preserve"> systems across </w:t>
-      </w:r>
-      <w:r>
-        <w:rPr>
-          <w:rStyle w:val="Strong"/>
-          <w:rFonts w:ascii="Arial" w:hAnsi="Arial" w:cs="Arial"/>
-          <w:sz w:val="18"/>
-        </w:rPr>
-        <w:t>AI/ML</w:t>
-      </w:r>
+          <w:sz w:val="12"/>
+        </w:rPr>
+      </w:pPr>
+      <w:r>
+        <w:rPr>
+          <w:rStyle w:val="Strong"/>
+          <w:rFonts w:ascii="Arial" w:hAnsi="Arial" w:cs="Arial"/>
+          <w:sz w:val="18"/>
+        </w:rPr>
+        <w:t>Senior Software Engineer</w:t>
+      </w:r>
+      <w:r>
+        <w:rPr>
+          <w:rFonts w:ascii="Arial" w:hAnsi="Arial" w:cs="Arial"/>
+          <w:sz w:val="18"/>
+        </w:rPr>
+        <w:t xml:space="preserve"> with ~10 years building </w:t>
+      </w:r>
+      <w:r>
+        <w:rPr>
+          <w:rStyle w:val="Strong"/>
+          <w:rFonts w:ascii="Arial" w:hAnsi="Arial" w:cs="Arial"/>
+          <w:sz w:val="18"/>
+        </w:rPr>
+        <w:t>Java</w:t>
+      </w:r>
+      <w:r>
+        <w:rPr>
+          <w:rFonts w:ascii="Arial" w:hAnsi="Arial" w:cs="Arial"/>
+          <w:sz w:val="18"/>
+        </w:rPr>
+        <w:t xml:space="preserve"> / </w:t>
+      </w:r>
+      <w:r>
+        <w:rPr>
+          <w:rStyle w:val="Strong"/>
+          <w:rFonts w:ascii="Arial" w:hAnsi="Arial" w:cs="Arial"/>
+          <w:sz w:val="18"/>
+        </w:rPr>
+        <w:t>Spring Boot</w:t>
+      </w:r>
+      <w:r>
+        <w:rPr>
+          <w:rFonts w:ascii="Arial" w:hAnsi="Arial" w:cs="Arial"/>
+          <w:sz w:val="18"/>
+        </w:rPr>
+        <w:t xml:space="preserve"> backend platforms and modern </w:t>
+      </w:r>
+      <w:r>
+        <w:rPr>
+          <w:rStyle w:val="Strong"/>
+          <w:rFonts w:ascii="Arial" w:hAnsi="Arial" w:cs="Arial"/>
+          <w:sz w:val="18"/>
+        </w:rPr>
+        <w:t>React</w:t>
+      </w:r>
+      <w:r>
+        <w:rPr>
+          <w:rFonts w:ascii="Arial" w:hAnsi="Arial" w:cs="Arial"/>
+          <w:sz w:val="18"/>
+        </w:rPr>
+        <w:t xml:space="preserve"> web applications, delivering </w:t>
+      </w:r>
+      <w:r>
+        <w:rPr>
+          <w:rStyle w:val="Strong"/>
+          <w:rFonts w:ascii="Arial" w:hAnsi="Arial" w:cs="Arial"/>
+          <w:sz w:val="18"/>
+        </w:rPr>
+        <w:t>API-first</w:t>
+      </w:r>
+      <w:r>
+        <w:rPr>
+          <w:rFonts w:ascii="Arial" w:hAnsi="Arial" w:cs="Arial"/>
+          <w:sz w:val="18"/>
+        </w:rPr>
+        <w:t xml:space="preserve"> products that stay stable under real traffic and on-call pressure. I own the full lifecycle—turning ambiguous requirements into shippable scopes, implementing clean service boundaries, and hardening systems with </w:t>
+      </w:r>
+      <w:proofErr w:type="spellStart"/>
+      <w:r>
+        <w:rPr>
+          <w:rStyle w:val="Strong"/>
+          <w:rFonts w:ascii="Arial" w:hAnsi="Arial" w:cs="Arial"/>
+          <w:sz w:val="18"/>
+        </w:rPr>
+        <w:t>observability</w:t>
+      </w:r>
+      <w:proofErr w:type="spellEnd"/>
       <w:r>
         <w:rPr>
           <w:rFonts w:ascii="Arial" w:hAnsi="Arial" w:cs="Arial"/>
@@ -208,23 +277,69 @@
           <w:rFonts w:ascii="Arial" w:hAnsi="Arial" w:cs="Arial"/>
           <w:sz w:val="18"/>
         </w:rPr>
-        <w:t>data pipelines</w:t>
-      </w:r>
-      <w:r>
-        <w:rPr>
-          <w:rFonts w:ascii="Arial" w:hAnsi="Arial" w:cs="Arial"/>
-          <w:sz w:val="18"/>
-        </w:rPr>
-        <w:t xml:space="preserve">, and </w:t>
-      </w:r>
-      <w:r>
-        <w:rPr>
-          <w:rStyle w:val="Strong"/>
-          <w:rFonts w:ascii="Arial" w:hAnsi="Arial" w:cs="Arial"/>
-          <w:sz w:val="18"/>
-        </w:rPr>
-        <w:t>cloud-native</w:t>
-      </w:r>
+        <w:t>performance tuning</w:t>
+      </w:r>
+      <w:r>
+        <w:rPr>
+          <w:rFonts w:ascii="Arial" w:hAnsi="Arial" w:cs="Arial"/>
+          <w:sz w:val="18"/>
+        </w:rPr>
+        <w:t xml:space="preserve">, and safe rollout practices. </w:t>
+      </w:r>
+      <w:proofErr w:type="gramStart"/>
+      <w:r>
+        <w:rPr>
+          <w:rFonts w:ascii="Arial" w:hAnsi="Arial" w:cs="Arial"/>
+          <w:sz w:val="18"/>
+        </w:rPr>
+        <w:t xml:space="preserve">Known for reducing operational noise by standardizing </w:t>
+      </w:r>
+      <w:r>
+        <w:rPr>
+          <w:rStyle w:val="Strong"/>
+          <w:rFonts w:ascii="Arial" w:hAnsi="Arial" w:cs="Arial"/>
+          <w:sz w:val="18"/>
+        </w:rPr>
+        <w:t>structured logging</w:t>
+      </w:r>
+      <w:r>
+        <w:rPr>
+          <w:rFonts w:ascii="Arial" w:hAnsi="Arial" w:cs="Arial"/>
+          <w:sz w:val="18"/>
+        </w:rPr>
+        <w:t xml:space="preserve">, </w:t>
+      </w:r>
+      <w:r>
+        <w:rPr>
+          <w:rStyle w:val="Strong"/>
+          <w:rFonts w:ascii="Arial" w:hAnsi="Arial" w:cs="Arial"/>
+          <w:sz w:val="18"/>
+        </w:rPr>
+        <w:t>metrics</w:t>
+      </w:r>
+      <w:r>
+        <w:rPr>
+          <w:rFonts w:ascii="Arial" w:hAnsi="Arial" w:cs="Arial"/>
+          <w:sz w:val="18"/>
+        </w:rPr>
+        <w:t xml:space="preserve">, </w:t>
+      </w:r>
+      <w:r>
+        <w:rPr>
+          <w:rStyle w:val="Strong"/>
+          <w:rFonts w:ascii="Arial" w:hAnsi="Arial" w:cs="Arial"/>
+          <w:sz w:val="18"/>
+        </w:rPr>
+        <w:t>tracing</w:t>
+      </w:r>
+      <w:r>
+        <w:rPr>
+          <w:rFonts w:ascii="Arial" w:hAnsi="Arial" w:cs="Arial"/>
+          <w:sz w:val="18"/>
+        </w:rPr>
+        <w:t>, and post-incident follow-ups that convert recurring issues into durable fixes.</w:t>
+      </w:r>
+      <w:proofErr w:type="gramEnd"/>
       <w:r>
         <w:rPr>
           <w:rFonts w:ascii="Arial" w:hAnsi="Arial" w:cs="Arial"/>
@@ -232,29 +347,21 @@
         </w:rPr>
         <w:t xml:space="preserve"> </w:t>
       </w:r>
-      <w:proofErr w:type="spellStart"/>
-      <w:r>
-        <w:rPr>
-          <w:rFonts w:ascii="Arial" w:hAnsi="Arial" w:cs="Arial"/>
-          <w:sz w:val="18"/>
-        </w:rPr>
-        <w:t>backends</w:t>
-      </w:r>
-      <w:proofErr w:type="spellEnd"/>
-      <w:r>
-        <w:rPr>
-          <w:rFonts w:ascii="Arial" w:hAnsi="Arial" w:cs="Arial"/>
-          <w:sz w:val="18"/>
-        </w:rPr>
-        <w:t xml:space="preserve">, translating research-style workflows into </w:t>
-      </w:r>
-      <w:r>
-        <w:rPr>
-          <w:rStyle w:val="Strong"/>
-          <w:rFonts w:ascii="Arial" w:hAnsi="Arial" w:cs="Arial"/>
-          <w:sz w:val="18"/>
-        </w:rPr>
-        <w:t>observable</w:t>
+      <w:proofErr w:type="gramStart"/>
+      <w:r>
+        <w:rPr>
+          <w:rFonts w:ascii="Arial" w:hAnsi="Arial" w:cs="Arial"/>
+          <w:sz w:val="18"/>
+        </w:rPr>
+        <w:t xml:space="preserve">Comfortable partnering with product and operations to ship incrementally while protecting </w:t>
+      </w:r>
+      <w:r>
+        <w:rPr>
+          <w:rStyle w:val="Strong"/>
+          <w:rFonts w:ascii="Arial" w:hAnsi="Arial" w:cs="Arial"/>
+          <w:sz w:val="18"/>
+        </w:rPr>
+        <w:t>security</w:t>
       </w:r>
       <w:r>
         <w:rPr>
@@ -269,187 +376,14 @@
           <w:rFonts w:ascii="Arial" w:hAnsi="Arial" w:cs="Arial"/>
           <w:sz w:val="18"/>
         </w:rPr>
-        <w:t>reliable</w:t>
-      </w:r>
-      <w:r>
-        <w:rPr>
-          <w:rFonts w:ascii="Arial" w:hAnsi="Arial" w:cs="Arial"/>
-          <w:sz w:val="18"/>
-        </w:rPr>
-        <w:t xml:space="preserve"> services. Strong track record building </w:t>
-      </w:r>
-      <w:r>
-        <w:rPr>
-          <w:rStyle w:val="Strong"/>
-          <w:rFonts w:ascii="Arial" w:hAnsi="Arial" w:cs="Arial"/>
-          <w:sz w:val="18"/>
-        </w:rPr>
-        <w:t>feature pipelines</w:t>
-      </w:r>
-      <w:r>
-        <w:rPr>
-          <w:rFonts w:ascii="Arial" w:hAnsi="Arial" w:cs="Arial"/>
-          <w:sz w:val="18"/>
-        </w:rPr>
-        <w:t xml:space="preserve">, </w:t>
-      </w:r>
-      <w:r>
-        <w:rPr>
-          <w:rStyle w:val="Strong"/>
-          <w:rFonts w:ascii="Arial" w:hAnsi="Arial" w:cs="Arial"/>
-          <w:sz w:val="18"/>
-        </w:rPr>
-        <w:t>batch + online inference</w:t>
-      </w:r>
-      <w:r>
-        <w:rPr>
-          <w:rFonts w:ascii="Arial" w:hAnsi="Arial" w:cs="Arial"/>
-          <w:sz w:val="18"/>
-        </w:rPr>
-        <w:t xml:space="preserve">, and </w:t>
-      </w:r>
-      <w:r>
-        <w:rPr>
-          <w:rStyle w:val="Strong"/>
-          <w:rFonts w:ascii="Arial" w:hAnsi="Arial" w:cs="Arial"/>
-          <w:sz w:val="18"/>
-        </w:rPr>
-        <w:t>event-driven</w:t>
-      </w:r>
-      <w:r>
-        <w:rPr>
-          <w:rFonts w:ascii="Arial" w:hAnsi="Arial" w:cs="Arial"/>
-          <w:sz w:val="18"/>
-        </w:rPr>
-        <w:t xml:space="preserve"> architectures with disciplined </w:t>
-      </w:r>
-      <w:r>
-        <w:rPr>
-          <w:rStyle w:val="Strong"/>
-          <w:rFonts w:ascii="Arial" w:hAnsi="Arial" w:cs="Arial"/>
-          <w:sz w:val="18"/>
-        </w:rPr>
-        <w:t>SLOs</w:t>
-      </w:r>
-      <w:r>
-        <w:rPr>
-          <w:rFonts w:ascii="Arial" w:hAnsi="Arial" w:cs="Arial"/>
-          <w:sz w:val="18"/>
-        </w:rPr>
-        <w:t xml:space="preserve">, </w:t>
-      </w:r>
-      <w:r>
-        <w:rPr>
-          <w:rStyle w:val="Strong"/>
-          <w:rFonts w:ascii="Arial" w:hAnsi="Arial" w:cs="Arial"/>
-          <w:sz w:val="18"/>
-        </w:rPr>
-        <w:t>incident response</w:t>
-      </w:r>
-      <w:r>
-        <w:rPr>
-          <w:rFonts w:ascii="Arial" w:hAnsi="Arial" w:cs="Arial"/>
-          <w:sz w:val="18"/>
-        </w:rPr>
-        <w:t xml:space="preserve">, and </w:t>
-      </w:r>
-      <w:r>
-        <w:rPr>
-          <w:rStyle w:val="Strong"/>
-          <w:rFonts w:ascii="Arial" w:hAnsi="Arial" w:cs="Arial"/>
-          <w:sz w:val="18"/>
-        </w:rPr>
-        <w:t>postmortem follow-through</w:t>
-      </w:r>
-      <w:r>
-        <w:rPr>
-          <w:rFonts w:ascii="Arial" w:hAnsi="Arial" w:cs="Arial"/>
-          <w:sz w:val="18"/>
-        </w:rPr>
-        <w:t xml:space="preserve">. </w:t>
-      </w:r>
-      <w:proofErr w:type="gramStart"/>
-      <w:r>
-        <w:rPr>
-          <w:rFonts w:ascii="Arial" w:hAnsi="Arial" w:cs="Arial"/>
-          <w:sz w:val="18"/>
-        </w:rPr>
-        <w:t xml:space="preserve">Known for reducing operational noise through </w:t>
-      </w:r>
-      <w:r>
-        <w:rPr>
-          <w:rStyle w:val="Strong"/>
-          <w:rFonts w:ascii="Arial" w:hAnsi="Arial" w:cs="Arial"/>
-          <w:sz w:val="18"/>
-        </w:rPr>
-        <w:t>structured logging</w:t>
-      </w:r>
-      <w:r>
-        <w:rPr>
-          <w:rFonts w:ascii="Arial" w:hAnsi="Arial" w:cs="Arial"/>
-          <w:sz w:val="18"/>
-        </w:rPr>
-        <w:t xml:space="preserve">, </w:t>
-      </w:r>
-      <w:r>
-        <w:rPr>
-          <w:rStyle w:val="Strong"/>
-          <w:rFonts w:ascii="Arial" w:hAnsi="Arial" w:cs="Arial"/>
-          <w:sz w:val="18"/>
-        </w:rPr>
-        <w:t>metrics</w:t>
-      </w:r>
-      <w:r>
-        <w:rPr>
-          <w:rFonts w:ascii="Arial" w:hAnsi="Arial" w:cs="Arial"/>
-          <w:sz w:val="18"/>
-        </w:rPr>
-        <w:t xml:space="preserve">, and </w:t>
-      </w:r>
-      <w:r>
-        <w:rPr>
-          <w:rStyle w:val="Strong"/>
-          <w:rFonts w:ascii="Arial" w:hAnsi="Arial" w:cs="Arial"/>
-          <w:sz w:val="18"/>
-        </w:rPr>
-        <w:t>tracing</w:t>
-      </w:r>
-      <w:r>
-        <w:rPr>
-          <w:rFonts w:ascii="Arial" w:hAnsi="Arial" w:cs="Arial"/>
-          <w:sz w:val="18"/>
-        </w:rPr>
-        <w:t xml:space="preserve">, and for modernizing brittle integrations into </w:t>
-      </w:r>
-      <w:r>
-        <w:rPr>
-          <w:rStyle w:val="Strong"/>
-          <w:rFonts w:ascii="Arial" w:hAnsi="Arial" w:cs="Arial"/>
-          <w:sz w:val="18"/>
-        </w:rPr>
-        <w:t>testable</w:t>
-      </w:r>
-      <w:r>
-        <w:rPr>
-          <w:rFonts w:ascii="Arial" w:hAnsi="Arial" w:cs="Arial"/>
-          <w:sz w:val="18"/>
-        </w:rPr>
-        <w:t xml:space="preserve">, </w:t>
-      </w:r>
-      <w:r>
-        <w:rPr>
-          <w:rStyle w:val="Strong"/>
-          <w:rFonts w:ascii="Arial" w:hAnsi="Arial" w:cs="Arial"/>
-          <w:sz w:val="18"/>
-        </w:rPr>
-        <w:t>contract-driven</w:t>
-      </w:r>
-      <w:r>
-        <w:rPr>
-          <w:rFonts w:ascii="Arial" w:hAnsi="Arial" w:cs="Arial"/>
-          <w:sz w:val="18"/>
-        </w:rPr>
-        <w:t xml:space="preserve"> interfaces that ship safely.</w:t>
+        <w:t>data quality</w:t>
+      </w:r>
+      <w:r>
+        <w:rPr>
+          <w:rFonts w:ascii="Arial" w:hAnsi="Arial" w:cs="Arial"/>
+          <w:sz w:val="18"/>
+        </w:rPr>
+        <w:t>, and long-term maintainability.</w:t>
       </w:r>
       <w:proofErr w:type="gramEnd"/>
     </w:p>
@@ -476,22 +410,25 @@
         <w:pStyle w:val="NormalWeb"/>
         <w:numPr>
           <w:ilvl w:val="0"/>
-          <w:numId w:val="2"/>
+          <w:numId w:val="15"/>
         </w:numPr>
         <w:jc w:val="both"/>
         <w:rPr>
-          <w:sz w:val="18"/>
-        </w:rPr>
-      </w:pPr>
-      <w:r>
-        <w:rPr>
-          <w:rStyle w:val="Strong"/>
-          <w:sz w:val="18"/>
-        </w:rPr>
-        <w:t>Languages &amp; Runtime</w:t>
-      </w:r>
-      <w:r>
-        <w:rPr>
+          <w:rFonts w:ascii="Arial" w:hAnsi="Arial" w:cs="Arial"/>
+          <w:sz w:val="18"/>
+        </w:rPr>
+      </w:pPr>
+      <w:r>
+        <w:rPr>
+          <w:rStyle w:val="Strong"/>
+          <w:rFonts w:ascii="Arial" w:hAnsi="Arial" w:cs="Arial"/>
+          <w:sz w:val="18"/>
+        </w:rPr>
+        <w:t>Frontend</w:t>
+      </w:r>
+      <w:r>
+        <w:rPr>
+          <w:rFonts w:ascii="Arial" w:hAnsi="Arial" w:cs="Arial"/>
           <w:sz w:val="18"/>
         </w:rPr>
         <w:t xml:space="preserve"> — </w:t>
@@ -499,20 +436,38 @@
       <w:r>
         <w:rPr>
           <w:rStyle w:val="Strong"/>
-          <w:sz w:val="18"/>
-        </w:rPr>
-        <w:t>Python</w:t>
-      </w:r>
-      <w:r>
-        <w:rPr>
+          <w:rFonts w:ascii="Arial" w:hAnsi="Arial" w:cs="Arial"/>
+          <w:sz w:val="18"/>
+        </w:rPr>
+        <w:t>React</w:t>
+      </w:r>
+      <w:r>
+        <w:rPr>
+          <w:rFonts w:ascii="Arial" w:hAnsi="Arial" w:cs="Arial"/>
           <w:sz w:val="18"/>
         </w:rPr>
         <w:t xml:space="preserve">, </w:t>
       </w:r>
+      <w:r>
+        <w:rPr>
+          <w:rStyle w:val="Strong"/>
+          <w:rFonts w:ascii="Arial" w:hAnsi="Arial" w:cs="Arial"/>
+          <w:sz w:val="18"/>
+        </w:rPr>
+        <w:t>Next.js</w:t>
+      </w:r>
+      <w:r>
+        <w:rPr>
+          <w:rFonts w:ascii="Arial" w:hAnsi="Arial" w:cs="Arial"/>
+          <w:sz w:val="18"/>
+        </w:rPr>
+        <w:t xml:space="preserve">, </w:t>
+      </w:r>
       <w:proofErr w:type="spellStart"/>
       <w:r>
         <w:rPr>
           <w:rStyle w:val="Strong"/>
+          <w:rFonts w:ascii="Arial" w:hAnsi="Arial" w:cs="Arial"/>
           <w:sz w:val="18"/>
         </w:rPr>
         <w:t>TypeScript</w:t>
@@ -520,87 +475,10 @@
       <w:proofErr w:type="spellEnd"/>
       <w:r>
         <w:rPr>
-          <w:sz w:val="18"/>
-        </w:rPr>
-        <w:t xml:space="preserve">, </w:t>
-      </w:r>
-      <w:r>
-        <w:rPr>
-          <w:rStyle w:val="Strong"/>
-          <w:sz w:val="18"/>
-        </w:rPr>
-        <w:t>JavaScript</w:t>
-      </w:r>
-      <w:r>
-        <w:rPr>
-          <w:sz w:val="18"/>
-        </w:rPr>
-        <w:t xml:space="preserve">, </w:t>
-      </w:r>
-      <w:r>
-        <w:rPr>
-          <w:rStyle w:val="Strong"/>
-          <w:sz w:val="18"/>
-        </w:rPr>
-        <w:t>Node.js</w:t>
-      </w:r>
-      <w:r>
-        <w:rPr>
-          <w:sz w:val="18"/>
-        </w:rPr>
-        <w:t xml:space="preserve">, </w:t>
-      </w:r>
-      <w:r>
-        <w:rPr>
-          <w:rStyle w:val="Strong"/>
-          <w:sz w:val="18"/>
-        </w:rPr>
-        <w:t>Bash</w:t>
-      </w:r>
-      <w:r>
-        <w:rPr>
-          <w:sz w:val="18"/>
-        </w:rPr>
-        <w:t xml:space="preserve">, </w:t>
-      </w:r>
-      <w:r>
-        <w:rPr>
-          <w:rStyle w:val="Strong"/>
-          <w:sz w:val="18"/>
-        </w:rPr>
-        <w:t>SQL</w:t>
-      </w:r>
-      <w:r>
-        <w:rPr>
-          <w:sz w:val="18"/>
-        </w:rPr>
-        <w:t xml:space="preserve">, </w:t>
-      </w:r>
-      <w:r>
-        <w:rPr>
-          <w:rStyle w:val="Strong"/>
-          <w:sz w:val="18"/>
-        </w:rPr>
-        <w:t>Go</w:t>
-      </w:r>
-      <w:r>
-        <w:rPr>
-          <w:sz w:val="18"/>
-        </w:rPr>
-        <w:t xml:space="preserve"> (tooling), </w:t>
-      </w:r>
-      <w:r>
-        <w:rPr>
-          <w:rStyle w:val="Strong"/>
-          <w:sz w:val="18"/>
-        </w:rPr>
-        <w:t>Linux</w:t>
-      </w:r>
-      <w:r>
-        <w:rPr>
-          <w:sz w:val="18"/>
-        </w:rPr>
-        <w:t xml:space="preserve"> troubleshooting</w:t>
+          <w:rFonts w:ascii="Arial" w:hAnsi="Arial" w:cs="Arial"/>
+          <w:sz w:val="18"/>
+        </w:rPr>
+        <w:t>, JavaScript, HTML, CSS, Tailwind CSS, Bootstrap, component-driven UI, state management patterns, routing, forms/validation, accessibility-minded UI, performance profiling</w:t>
       </w:r>
     </w:p>
     <w:p>
@@ -608,22 +486,25 @@
         <w:pStyle w:val="NormalWeb"/>
         <w:numPr>
           <w:ilvl w:val="0"/>
-          <w:numId w:val="2"/>
+          <w:numId w:val="15"/>
         </w:numPr>
         <w:jc w:val="both"/>
         <w:rPr>
-          <w:sz w:val="18"/>
-        </w:rPr>
-      </w:pPr>
-      <w:r>
-        <w:rPr>
-          <w:rStyle w:val="Strong"/>
+          <w:rFonts w:ascii="Arial" w:hAnsi="Arial" w:cs="Arial"/>
+          <w:sz w:val="18"/>
+        </w:rPr>
+      </w:pPr>
+      <w:r>
+        <w:rPr>
+          <w:rStyle w:val="Strong"/>
+          <w:rFonts w:ascii="Arial" w:hAnsi="Arial" w:cs="Arial"/>
           <w:sz w:val="18"/>
         </w:rPr>
         <w:t>Backend &amp; APIs</w:t>
       </w:r>
       <w:r>
         <w:rPr>
+          <w:rFonts w:ascii="Arial" w:hAnsi="Arial" w:cs="Arial"/>
           <w:sz w:val="18"/>
         </w:rPr>
         <w:t xml:space="preserve"> — </w:t>
@@ -631,12 +512,75 @@
       <w:r>
         <w:rPr>
           <w:rStyle w:val="Strong"/>
+          <w:rFonts w:ascii="Arial" w:hAnsi="Arial" w:cs="Arial"/>
+          <w:sz w:val="18"/>
+        </w:rPr>
+        <w:t>Java</w:t>
+      </w:r>
+      <w:r>
+        <w:rPr>
+          <w:rFonts w:ascii="Arial" w:hAnsi="Arial" w:cs="Arial"/>
+          <w:sz w:val="18"/>
+        </w:rPr>
+        <w:t xml:space="preserve">, </w:t>
+      </w:r>
+      <w:r>
+        <w:rPr>
+          <w:rStyle w:val="Strong"/>
+          <w:rFonts w:ascii="Arial" w:hAnsi="Arial" w:cs="Arial"/>
+          <w:sz w:val="18"/>
+        </w:rPr>
+        <w:t>Spring</w:t>
+      </w:r>
+      <w:r>
+        <w:rPr>
+          <w:rFonts w:ascii="Arial" w:hAnsi="Arial" w:cs="Arial"/>
+          <w:sz w:val="18"/>
+        </w:rPr>
+        <w:t xml:space="preserve">, </w:t>
+      </w:r>
+      <w:r>
+        <w:rPr>
+          <w:rStyle w:val="Strong"/>
+          <w:rFonts w:ascii="Arial" w:hAnsi="Arial" w:cs="Arial"/>
+          <w:sz w:val="18"/>
+        </w:rPr>
+        <w:t>Spring Boot</w:t>
+      </w:r>
+      <w:r>
+        <w:rPr>
+          <w:rFonts w:ascii="Arial" w:hAnsi="Arial" w:cs="Arial"/>
+          <w:sz w:val="18"/>
+        </w:rPr>
+        <w:t xml:space="preserve">, Spring MVC, Spring Security, JPA/Hibernate, JDBC, Maven, </w:t>
+      </w:r>
+      <w:proofErr w:type="spellStart"/>
+      <w:r>
+        <w:rPr>
+          <w:rFonts w:ascii="Arial" w:hAnsi="Arial" w:cs="Arial"/>
+          <w:sz w:val="18"/>
+        </w:rPr>
+        <w:t>Gradle</w:t>
+      </w:r>
+      <w:proofErr w:type="spellEnd"/>
+      <w:r>
+        <w:rPr>
+          <w:rFonts w:ascii="Arial" w:hAnsi="Arial" w:cs="Arial"/>
+          <w:sz w:val="18"/>
+        </w:rPr>
+        <w:t xml:space="preserve">, </w:t>
+      </w:r>
+      <w:r>
+        <w:rPr>
+          <w:rStyle w:val="Strong"/>
+          <w:rFonts w:ascii="Arial" w:hAnsi="Arial" w:cs="Arial"/>
           <w:sz w:val="18"/>
         </w:rPr>
         <w:t>REST</w:t>
       </w:r>
       <w:r>
         <w:rPr>
+          <w:rFonts w:ascii="Arial" w:hAnsi="Arial" w:cs="Arial"/>
           <w:sz w:val="18"/>
         </w:rPr>
         <w:t xml:space="preserve">, </w:t>
@@ -644,128 +588,66 @@
       <w:proofErr w:type="spellStart"/>
       <w:r>
         <w:rPr>
-          <w:rStyle w:val="Strong"/>
-          <w:sz w:val="18"/>
-        </w:rPr>
-        <w:t>GraphQL</w:t>
+          <w:rFonts w:ascii="Arial" w:hAnsi="Arial" w:cs="Arial"/>
+          <w:sz w:val="18"/>
+        </w:rPr>
+        <w:t>OpenAPI</w:t>
       </w:r>
       <w:proofErr w:type="spellEnd"/>
       <w:r>
         <w:rPr>
+          <w:rFonts w:ascii="Arial" w:hAnsi="Arial" w:cs="Arial"/>
+          <w:sz w:val="18"/>
+        </w:rPr>
+        <w:t xml:space="preserve">/Swagger, </w:t>
+      </w:r>
+      <w:proofErr w:type="spellStart"/>
+      <w:r>
+        <w:rPr>
+          <w:rStyle w:val="Strong"/>
+          <w:rFonts w:ascii="Arial" w:hAnsi="Arial" w:cs="Arial"/>
+          <w:sz w:val="18"/>
+        </w:rPr>
+        <w:t>microservices</w:t>
+      </w:r>
+      <w:proofErr w:type="spellEnd"/>
+      <w:r>
+        <w:rPr>
+          <w:rFonts w:ascii="Arial" w:hAnsi="Arial" w:cs="Arial"/>
           <w:sz w:val="18"/>
         </w:rPr>
         <w:t xml:space="preserve">, </w:t>
       </w:r>
+      <w:r>
+        <w:rPr>
+          <w:rStyle w:val="Strong"/>
+          <w:rFonts w:ascii="Arial" w:hAnsi="Arial" w:cs="Arial"/>
+          <w:sz w:val="18"/>
+        </w:rPr>
+        <w:t>event-driven architecture</w:t>
+      </w:r>
+      <w:r>
+        <w:rPr>
+          <w:rFonts w:ascii="Arial" w:hAnsi="Arial" w:cs="Arial"/>
+          <w:sz w:val="18"/>
+        </w:rPr>
+        <w:t xml:space="preserve">, </w:t>
+      </w:r>
       <w:proofErr w:type="spellStart"/>
       <w:r>
         <w:rPr>
-          <w:rStyle w:val="Strong"/>
-          <w:sz w:val="18"/>
-        </w:rPr>
-        <w:t>Microservices</w:t>
+          <w:rFonts w:ascii="Arial" w:hAnsi="Arial" w:cs="Arial"/>
+          <w:sz w:val="18"/>
+        </w:rPr>
+        <w:t>idempotency</w:t>
       </w:r>
       <w:proofErr w:type="spellEnd"/>
       <w:r>
         <w:rPr>
-          <w:sz w:val="18"/>
-        </w:rPr>
-        <w:t xml:space="preserve">, </w:t>
-      </w:r>
-      <w:r>
-        <w:rPr>
-          <w:rStyle w:val="Strong"/>
-          <w:sz w:val="18"/>
-        </w:rPr>
-        <w:t>Distributed systems</w:t>
-      </w:r>
-      <w:r>
-        <w:rPr>
-          <w:sz w:val="18"/>
-        </w:rPr>
-        <w:t xml:space="preserve">, </w:t>
-      </w:r>
-      <w:r>
-        <w:rPr>
-          <w:rStyle w:val="Strong"/>
-          <w:sz w:val="18"/>
-        </w:rPr>
-        <w:t>Event-driven</w:t>
-      </w:r>
-      <w:r>
-        <w:rPr>
-          <w:sz w:val="18"/>
-        </w:rPr>
-        <w:t xml:space="preserve"> design, </w:t>
-      </w:r>
-      <w:r>
-        <w:rPr>
-          <w:rStyle w:val="Strong"/>
-          <w:sz w:val="18"/>
-        </w:rPr>
-        <w:t>Background jobs</w:t>
-      </w:r>
-      <w:r>
-        <w:rPr>
-          <w:sz w:val="18"/>
-        </w:rPr>
-        <w:t xml:space="preserve">, </w:t>
-      </w:r>
-      <w:proofErr w:type="spellStart"/>
-      <w:r>
-        <w:rPr>
-          <w:rStyle w:val="Strong"/>
-          <w:sz w:val="18"/>
-        </w:rPr>
-        <w:t>WebSockets</w:t>
-      </w:r>
-      <w:proofErr w:type="spellEnd"/>
-      <w:r>
-        <w:rPr>
-          <w:sz w:val="18"/>
-        </w:rPr>
-        <w:t xml:space="preserve">, </w:t>
-      </w:r>
-      <w:r>
-        <w:rPr>
-          <w:rStyle w:val="Strong"/>
-          <w:sz w:val="18"/>
-        </w:rPr>
-        <w:t>Rate limiting</w:t>
-      </w:r>
-      <w:r>
-        <w:rPr>
-          <w:sz w:val="18"/>
-        </w:rPr>
-        <w:t xml:space="preserve">, </w:t>
-      </w:r>
-      <w:proofErr w:type="spellStart"/>
-      <w:r>
-        <w:rPr>
-          <w:rStyle w:val="Strong"/>
-          <w:sz w:val="18"/>
-        </w:rPr>
-        <w:t>Idempotency</w:t>
-      </w:r>
-      <w:proofErr w:type="spellEnd"/>
-      <w:r>
-        <w:rPr>
-          <w:sz w:val="18"/>
-        </w:rPr>
-        <w:t>, retries/</w:t>
-      </w:r>
-      <w:proofErr w:type="spellStart"/>
-      <w:r>
-        <w:rPr>
-          <w:sz w:val="18"/>
-        </w:rPr>
-        <w:t>backoff</w:t>
-      </w:r>
-      <w:proofErr w:type="spellEnd"/>
-      <w:r>
-        <w:rPr>
-          <w:sz w:val="18"/>
-        </w:rPr>
-        <w:t>, API gateways/BFF patterns</w:t>
+          <w:rFonts w:ascii="Arial" w:hAnsi="Arial" w:cs="Arial"/>
+          <w:sz w:val="18"/>
+        </w:rPr>
+        <w:t>, rate limiting, retries, circuit breakers, backpressure, queue-based workflows</w:t>
       </w:r>
     </w:p>
     <w:p>
@@ -773,76 +655,312 @@
         <w:pStyle w:val="NormalWeb"/>
         <w:numPr>
           <w:ilvl w:val="0"/>
-          <w:numId w:val="2"/>
+          <w:numId w:val="15"/>
         </w:numPr>
         <w:jc w:val="both"/>
         <w:rPr>
-          <w:sz w:val="18"/>
-        </w:rPr>
-      </w:pPr>
-      <w:r>
-        <w:rPr>
-          <w:rStyle w:val="Strong"/>
-          <w:sz w:val="18"/>
-        </w:rPr>
-        <w:t>ML Delivery</w:t>
-      </w:r>
-      <w:r>
-        <w:rPr>
-          <w:sz w:val="18"/>
-        </w:rPr>
-        <w:t xml:space="preserve"> — </w:t>
-      </w:r>
-      <w:r>
-        <w:rPr>
-          <w:rStyle w:val="Strong"/>
-          <w:sz w:val="18"/>
-        </w:rPr>
-        <w:t>Feature engineering</w:t>
-      </w:r>
-      <w:r>
-        <w:rPr>
-          <w:sz w:val="18"/>
-        </w:rPr>
-        <w:t>, evaluation &amp; error analysis, reproducible training, batch inference, online inference endpoints, model monitoring (drift/data quality/latency), offline/online parity, rollout strategies (canary/rollback), data-quality gates</w:t>
-      </w:r>
+          <w:rFonts w:ascii="Arial" w:hAnsi="Arial" w:cs="Arial"/>
+          <w:sz w:val="18"/>
+        </w:rPr>
+      </w:pPr>
+      <w:r>
+        <w:rPr>
+          <w:rStyle w:val="Strong"/>
+          <w:rFonts w:ascii="Arial" w:hAnsi="Arial" w:cs="Arial"/>
+          <w:sz w:val="18"/>
+        </w:rPr>
+        <w:t>Data, Messaging &amp; Search</w:t>
+      </w:r>
+      <w:r>
+        <w:rPr>
+          <w:rFonts w:ascii="Arial" w:hAnsi="Arial" w:cs="Arial"/>
+          <w:sz w:val="18"/>
+        </w:rPr>
+        <w:t xml:space="preserve"> — Relational: </w:t>
+      </w:r>
+      <w:proofErr w:type="spellStart"/>
+      <w:r>
+        <w:rPr>
+          <w:rStyle w:val="Strong"/>
+          <w:rFonts w:ascii="Arial" w:hAnsi="Arial" w:cs="Arial"/>
+          <w:sz w:val="18"/>
+        </w:rPr>
+        <w:t>PostgreSQL</w:t>
+      </w:r>
+      <w:proofErr w:type="spellEnd"/>
+      <w:r>
+        <w:rPr>
+          <w:rFonts w:ascii="Arial" w:hAnsi="Arial" w:cs="Arial"/>
+          <w:sz w:val="18"/>
+        </w:rPr>
+        <w:t xml:space="preserve">, </w:t>
+      </w:r>
+      <w:r>
+        <w:rPr>
+          <w:rStyle w:val="Strong"/>
+          <w:rFonts w:ascii="Arial" w:hAnsi="Arial" w:cs="Arial"/>
+          <w:sz w:val="18"/>
+        </w:rPr>
+        <w:t>MySQL</w:t>
+      </w:r>
+      <w:r>
+        <w:rPr>
+          <w:rFonts w:ascii="Arial" w:hAnsi="Arial" w:cs="Arial"/>
+          <w:sz w:val="18"/>
+        </w:rPr>
+        <w:t xml:space="preserve">, </w:t>
+      </w:r>
+      <w:r>
+        <w:rPr>
+          <w:rStyle w:val="Strong"/>
+          <w:rFonts w:ascii="Arial" w:hAnsi="Arial" w:cs="Arial"/>
+          <w:sz w:val="18"/>
+        </w:rPr>
+        <w:t>SQL Server</w:t>
+      </w:r>
+      <w:r>
+        <w:rPr>
+          <w:rFonts w:ascii="Arial" w:hAnsi="Arial" w:cs="Arial"/>
+          <w:sz w:val="18"/>
+        </w:rPr>
+        <w:t xml:space="preserve"> | </w:t>
+      </w:r>
+      <w:proofErr w:type="spellStart"/>
+      <w:r>
+        <w:rPr>
+          <w:rFonts w:ascii="Arial" w:hAnsi="Arial" w:cs="Arial"/>
+          <w:sz w:val="18"/>
+        </w:rPr>
+        <w:t>NoSQL</w:t>
+      </w:r>
+      <w:proofErr w:type="spellEnd"/>
+      <w:r>
+        <w:rPr>
+          <w:rFonts w:ascii="Arial" w:hAnsi="Arial" w:cs="Arial"/>
+          <w:sz w:val="18"/>
+        </w:rPr>
+        <w:t xml:space="preserve">: </w:t>
+      </w:r>
+      <w:proofErr w:type="spellStart"/>
+      <w:r>
+        <w:rPr>
+          <w:rStyle w:val="Strong"/>
+          <w:rFonts w:ascii="Arial" w:hAnsi="Arial" w:cs="Arial"/>
+          <w:sz w:val="18"/>
+        </w:rPr>
+        <w:t>Redis</w:t>
+      </w:r>
+      <w:proofErr w:type="spellEnd"/>
+      <w:r>
+        <w:rPr>
+          <w:rFonts w:ascii="Arial" w:hAnsi="Arial" w:cs="Arial"/>
+          <w:sz w:val="18"/>
+        </w:rPr>
+        <w:t xml:space="preserve">, </w:t>
+      </w:r>
+      <w:proofErr w:type="spellStart"/>
+      <w:r>
+        <w:rPr>
+          <w:rStyle w:val="Strong"/>
+          <w:rFonts w:ascii="Arial" w:hAnsi="Arial" w:cs="Arial"/>
+          <w:sz w:val="18"/>
+        </w:rPr>
+        <w:t>MongoDB</w:t>
+      </w:r>
+      <w:proofErr w:type="spellEnd"/>
+      <w:r>
+        <w:rPr>
+          <w:rFonts w:ascii="Arial" w:hAnsi="Arial" w:cs="Arial"/>
+          <w:sz w:val="18"/>
+        </w:rPr>
+        <w:t xml:space="preserve">, </w:t>
+      </w:r>
+      <w:proofErr w:type="spellStart"/>
+      <w:r>
+        <w:rPr>
+          <w:rStyle w:val="Strong"/>
+          <w:rFonts w:ascii="Arial" w:hAnsi="Arial" w:cs="Arial"/>
+          <w:sz w:val="18"/>
+        </w:rPr>
+        <w:t>DynamoDB</w:t>
+      </w:r>
+      <w:proofErr w:type="spellEnd"/>
+      <w:r>
+        <w:rPr>
+          <w:rFonts w:ascii="Arial" w:hAnsi="Arial" w:cs="Arial"/>
+          <w:sz w:val="18"/>
+        </w:rPr>
+        <w:t xml:space="preserve"> | Queues/streams: </w:t>
+      </w:r>
+      <w:r>
+        <w:rPr>
+          <w:rStyle w:val="Strong"/>
+          <w:rFonts w:ascii="Arial" w:hAnsi="Arial" w:cs="Arial"/>
+          <w:sz w:val="18"/>
+        </w:rPr>
+        <w:t>AWS SQS/SNS</w:t>
+      </w:r>
+      <w:r>
+        <w:rPr>
+          <w:rFonts w:ascii="Arial" w:hAnsi="Arial" w:cs="Arial"/>
+          <w:sz w:val="18"/>
+        </w:rPr>
+        <w:t xml:space="preserve">, </w:t>
+      </w:r>
+      <w:r>
+        <w:rPr>
+          <w:rStyle w:val="Strong"/>
+          <w:rFonts w:ascii="Arial" w:hAnsi="Arial" w:cs="Arial"/>
+          <w:sz w:val="18"/>
+        </w:rPr>
+        <w:t>Kafka</w:t>
+      </w:r>
+      <w:r>
+        <w:rPr>
+          <w:rFonts w:ascii="Arial" w:hAnsi="Arial" w:cs="Arial"/>
+          <w:sz w:val="18"/>
+        </w:rPr>
+        <w:t xml:space="preserve">, </w:t>
+      </w:r>
+      <w:proofErr w:type="spellStart"/>
+      <w:r>
+        <w:rPr>
+          <w:rStyle w:val="Strong"/>
+          <w:rFonts w:ascii="Arial" w:hAnsi="Arial" w:cs="Arial"/>
+          <w:sz w:val="18"/>
+        </w:rPr>
+        <w:t>RabbitMQ</w:t>
+      </w:r>
+      <w:proofErr w:type="spellEnd"/>
+      <w:r>
+        <w:rPr>
+          <w:rFonts w:ascii="Arial" w:hAnsi="Arial" w:cs="Arial"/>
+          <w:sz w:val="18"/>
+        </w:rPr>
+        <w:t xml:space="preserve"> | Search: </w:t>
+      </w:r>
+      <w:proofErr w:type="spellStart"/>
+      <w:r>
+        <w:rPr>
+          <w:rStyle w:val="Strong"/>
+          <w:rFonts w:ascii="Arial" w:hAnsi="Arial" w:cs="Arial"/>
+          <w:sz w:val="18"/>
+        </w:rPr>
+        <w:t>Elasticsearch</w:t>
+      </w:r>
+      <w:proofErr w:type="spellEnd"/>
+      <w:r>
+        <w:rPr>
+          <w:rFonts w:ascii="Arial" w:hAnsi="Arial" w:cs="Arial"/>
+          <w:sz w:val="18"/>
+        </w:rPr>
+        <w:t xml:space="preserve">, </w:t>
+      </w:r>
+      <w:r>
+        <w:rPr>
+          <w:rStyle w:val="Strong"/>
+          <w:rFonts w:ascii="Arial" w:hAnsi="Arial" w:cs="Arial"/>
+          <w:sz w:val="18"/>
+        </w:rPr>
+        <w:t>OpenSearch</w:t>
+      </w:r>
+      <w:r>
+        <w:rPr>
+          <w:rFonts w:ascii="Arial" w:hAnsi="Arial" w:cs="Arial"/>
+          <w:sz w:val="18"/>
+        </w:rPr>
+        <w:t xml:space="preserve"> | Analytics: </w:t>
+      </w:r>
+      <w:r>
+        <w:rPr>
+          <w:rStyle w:val="Strong"/>
+          <w:rFonts w:ascii="Arial" w:hAnsi="Arial" w:cs="Arial"/>
+          <w:sz w:val="18"/>
+        </w:rPr>
+        <w:t>Redshift</w:t>
+      </w:r>
+      <w:r>
+        <w:rPr>
+          <w:rFonts w:ascii="Arial" w:hAnsi="Arial" w:cs="Arial"/>
+          <w:sz w:val="18"/>
+        </w:rPr>
+        <w:t xml:space="preserve">, </w:t>
+      </w:r>
+      <w:proofErr w:type="spellStart"/>
+      <w:r>
+        <w:rPr>
+          <w:rStyle w:val="Strong"/>
+          <w:rFonts w:ascii="Arial" w:hAnsi="Arial" w:cs="Arial"/>
+          <w:sz w:val="18"/>
+        </w:rPr>
+        <w:t>BigQuery</w:t>
+      </w:r>
+      <w:proofErr w:type="spellEnd"/>
     </w:p>
     <w:p>
       <w:pPr>
         <w:pStyle w:val="NormalWeb"/>
         <w:numPr>
           <w:ilvl w:val="0"/>
-          <w:numId w:val="2"/>
+          <w:numId w:val="15"/>
         </w:numPr>
         <w:jc w:val="both"/>
         <w:rPr>
-          <w:sz w:val="18"/>
-        </w:rPr>
-      </w:pPr>
-      <w:r>
-        <w:rPr>
-          <w:rStyle w:val="Strong"/>
-          <w:sz w:val="18"/>
-        </w:rPr>
-        <w:t>Data, Messaging &amp; Search</w:t>
-      </w:r>
-      <w:r>
-        <w:rPr>
-          <w:sz w:val="18"/>
-        </w:rPr>
-        <w:t xml:space="preserve"> — Relational: </w:t>
+          <w:rFonts w:ascii="Arial" w:hAnsi="Arial" w:cs="Arial"/>
+          <w:sz w:val="18"/>
+        </w:rPr>
+      </w:pPr>
+      <w:r>
+        <w:rPr>
+          <w:rStyle w:val="Strong"/>
+          <w:rFonts w:ascii="Arial" w:hAnsi="Arial" w:cs="Arial"/>
+          <w:sz w:val="18"/>
+        </w:rPr>
+        <w:t xml:space="preserve">Cloud &amp; </w:t>
       </w:r>
       <w:proofErr w:type="spellStart"/>
       <w:r>
         <w:rPr>
           <w:rStyle w:val="Strong"/>
-          <w:sz w:val="18"/>
-        </w:rPr>
-        <w:t>PostgreSQL</w:t>
+          <w:rFonts w:ascii="Arial" w:hAnsi="Arial" w:cs="Arial"/>
+          <w:sz w:val="18"/>
+        </w:rPr>
+        <w:t>DevOps</w:t>
       </w:r>
       <w:proofErr w:type="spellEnd"/>
       <w:r>
         <w:rPr>
+          <w:rFonts w:ascii="Arial" w:hAnsi="Arial" w:cs="Arial"/>
+          <w:sz w:val="18"/>
+        </w:rPr>
+        <w:t xml:space="preserve"> — </w:t>
+      </w:r>
+      <w:r>
+        <w:rPr>
+          <w:rStyle w:val="Strong"/>
+          <w:rFonts w:ascii="Arial" w:hAnsi="Arial" w:cs="Arial"/>
+          <w:sz w:val="18"/>
+        </w:rPr>
+        <w:t>AWS (primary)</w:t>
+      </w:r>
+      <w:r>
+        <w:rPr>
+          <w:rFonts w:ascii="Arial" w:hAnsi="Arial" w:cs="Arial"/>
+          <w:sz w:val="18"/>
+        </w:rPr>
+        <w:t xml:space="preserve">: </w:t>
+      </w:r>
+      <w:r>
+        <w:rPr>
+          <w:rStyle w:val="Strong"/>
+          <w:rFonts w:ascii="Arial" w:hAnsi="Arial" w:cs="Arial"/>
+          <w:sz w:val="18"/>
+        </w:rPr>
+        <w:t>EKS</w:t>
+      </w:r>
+      <w:r>
+        <w:rPr>
+          <w:rFonts w:ascii="Arial" w:hAnsi="Arial" w:cs="Arial"/>
           <w:sz w:val="18"/>
         </w:rPr>
         <w:t xml:space="preserve">, </w:t>
@@ -850,12 +968,14 @@
       <w:r>
         <w:rPr>
           <w:rStyle w:val="Strong"/>
-          <w:sz w:val="18"/>
-        </w:rPr>
-        <w:t>MySQL</w:t>
-      </w:r>
-      <w:r>
-        <w:rPr>
+          <w:rFonts w:ascii="Arial" w:hAnsi="Arial" w:cs="Arial"/>
+          <w:sz w:val="18"/>
+        </w:rPr>
+        <w:t>ECS</w:t>
+      </w:r>
+      <w:r>
+        <w:rPr>
+          <w:rFonts w:ascii="Arial" w:hAnsi="Arial" w:cs="Arial"/>
           <w:sz w:val="18"/>
         </w:rPr>
         <w:t xml:space="preserve">, </w:t>
@@ -863,41 +983,108 @@
       <w:r>
         <w:rPr>
           <w:rStyle w:val="Strong"/>
-          <w:sz w:val="18"/>
-        </w:rPr>
-        <w:t>SQL Server</w:t>
-      </w:r>
-      <w:r>
-        <w:rPr>
-          <w:sz w:val="18"/>
-        </w:rPr>
-        <w:t xml:space="preserve"> | </w:t>
+          <w:rFonts w:ascii="Arial" w:hAnsi="Arial" w:cs="Arial"/>
+          <w:sz w:val="18"/>
+        </w:rPr>
+        <w:t>EC2</w:t>
+      </w:r>
+      <w:r>
+        <w:rPr>
+          <w:rFonts w:ascii="Arial" w:hAnsi="Arial" w:cs="Arial"/>
+          <w:sz w:val="18"/>
+        </w:rPr>
+        <w:t xml:space="preserve">, </w:t>
+      </w:r>
+      <w:r>
+        <w:rPr>
+          <w:rStyle w:val="Strong"/>
+          <w:rFonts w:ascii="Arial" w:hAnsi="Arial" w:cs="Arial"/>
+          <w:sz w:val="18"/>
+        </w:rPr>
+        <w:t>Lambda</w:t>
+      </w:r>
+      <w:r>
+        <w:rPr>
+          <w:rFonts w:ascii="Arial" w:hAnsi="Arial" w:cs="Arial"/>
+          <w:sz w:val="18"/>
+        </w:rPr>
+        <w:t xml:space="preserve">, </w:t>
+      </w:r>
+      <w:r>
+        <w:rPr>
+          <w:rStyle w:val="Strong"/>
+          <w:rFonts w:ascii="Arial" w:hAnsi="Arial" w:cs="Arial"/>
+          <w:sz w:val="18"/>
+        </w:rPr>
+        <w:t>API Gateway</w:t>
+      </w:r>
+      <w:r>
+        <w:rPr>
+          <w:rFonts w:ascii="Arial" w:hAnsi="Arial" w:cs="Arial"/>
+          <w:sz w:val="18"/>
+        </w:rPr>
+        <w:t xml:space="preserve">, </w:t>
+      </w:r>
+      <w:r>
+        <w:rPr>
+          <w:rStyle w:val="Strong"/>
+          <w:rFonts w:ascii="Arial" w:hAnsi="Arial" w:cs="Arial"/>
+          <w:sz w:val="18"/>
+        </w:rPr>
+        <w:t>S3</w:t>
+      </w:r>
+      <w:r>
+        <w:rPr>
+          <w:rFonts w:ascii="Arial" w:hAnsi="Arial" w:cs="Arial"/>
+          <w:sz w:val="18"/>
+        </w:rPr>
+        <w:t xml:space="preserve">, </w:t>
       </w:r>
       <w:proofErr w:type="spellStart"/>
       <w:r>
         <w:rPr>
-          <w:sz w:val="18"/>
-        </w:rPr>
-        <w:t>NoSQL</w:t>
+          <w:rStyle w:val="Strong"/>
+          <w:rFonts w:ascii="Arial" w:hAnsi="Arial" w:cs="Arial"/>
+          <w:sz w:val="18"/>
+        </w:rPr>
+        <w:t>CloudFront</w:t>
       </w:r>
       <w:proofErr w:type="spellEnd"/>
       <w:r>
         <w:rPr>
-          <w:sz w:val="18"/>
-        </w:rPr>
-        <w:t xml:space="preserve">: </w:t>
+          <w:rFonts w:ascii="Arial" w:hAnsi="Arial" w:cs="Arial"/>
+          <w:sz w:val="18"/>
+        </w:rPr>
+        <w:t xml:space="preserve">, </w:t>
+      </w:r>
+      <w:r>
+        <w:rPr>
+          <w:rStyle w:val="Strong"/>
+          <w:rFonts w:ascii="Arial" w:hAnsi="Arial" w:cs="Arial"/>
+          <w:sz w:val="18"/>
+        </w:rPr>
+        <w:t>RDS</w:t>
+      </w:r>
+      <w:r>
+        <w:rPr>
+          <w:rFonts w:ascii="Arial" w:hAnsi="Arial" w:cs="Arial"/>
+          <w:sz w:val="18"/>
+        </w:rPr>
+        <w:t xml:space="preserve">, </w:t>
       </w:r>
       <w:proofErr w:type="spellStart"/>
       <w:r>
         <w:rPr>
           <w:rStyle w:val="Strong"/>
-          <w:sz w:val="18"/>
-        </w:rPr>
-        <w:t>Redis</w:t>
+          <w:rFonts w:ascii="Arial" w:hAnsi="Arial" w:cs="Arial"/>
+          <w:sz w:val="18"/>
+        </w:rPr>
+        <w:t>DynamoDB</w:t>
       </w:r>
       <w:proofErr w:type="spellEnd"/>
       <w:r>
         <w:rPr>
+          <w:rFonts w:ascii="Arial" w:hAnsi="Arial" w:cs="Arial"/>
           <w:sz w:val="18"/>
         </w:rPr>
         <w:t xml:space="preserve">, </w:t>
@@ -906,13 +1093,15 @@
       <w:r>
         <w:rPr>
           <w:rStyle w:val="Strong"/>
-          <w:sz w:val="18"/>
-        </w:rPr>
-        <w:t>MongoDB</w:t>
+          <w:rFonts w:ascii="Arial" w:hAnsi="Arial" w:cs="Arial"/>
+          <w:sz w:val="18"/>
+        </w:rPr>
+        <w:t>ElastiCache</w:t>
       </w:r>
       <w:proofErr w:type="spellEnd"/>
       <w:r>
         <w:rPr>
+          <w:rFonts w:ascii="Arial" w:hAnsi="Arial" w:cs="Arial"/>
           <w:sz w:val="18"/>
         </w:rPr>
         <w:t xml:space="preserve">, </w:t>
@@ -921,26 +1110,15 @@
       <w:r>
         <w:rPr>
           <w:rStyle w:val="Strong"/>
-          <w:sz w:val="18"/>
-        </w:rPr>
-        <w:t>DynamoDB</w:t>
+          <w:rFonts w:ascii="Arial" w:hAnsi="Arial" w:cs="Arial"/>
+          <w:sz w:val="18"/>
+        </w:rPr>
+        <w:t>EventBridge</w:t>
       </w:r>
       <w:proofErr w:type="spellEnd"/>
       <w:r>
         <w:rPr>
-          <w:sz w:val="18"/>
-        </w:rPr>
-        <w:t xml:space="preserve"> | Queues/Streams: </w:t>
-      </w:r>
-      <w:r>
-        <w:rPr>
-          <w:rStyle w:val="Strong"/>
-          <w:sz w:val="18"/>
-        </w:rPr>
-        <w:t>AWS SQS/SNS</w:t>
-      </w:r>
-      <w:r>
-        <w:rPr>
+          <w:rFonts w:ascii="Arial" w:hAnsi="Arial" w:cs="Arial"/>
           <w:sz w:val="18"/>
         </w:rPr>
         <w:t xml:space="preserve">, </w:t>
@@ -948,79 +1126,413 @@
       <w:r>
         <w:rPr>
           <w:rStyle w:val="Strong"/>
-          <w:sz w:val="18"/>
-        </w:rPr>
-        <w:t>Kafka</w:t>
-      </w:r>
-      <w:r>
-        <w:rPr>
+          <w:rFonts w:ascii="Arial" w:hAnsi="Arial" w:cs="Arial"/>
+          <w:sz w:val="18"/>
+        </w:rPr>
+        <w:t>Step Functions</w:t>
+      </w:r>
+      <w:r>
+        <w:rPr>
+          <w:rFonts w:ascii="Arial" w:hAnsi="Arial" w:cs="Arial"/>
           <w:sz w:val="18"/>
         </w:rPr>
         <w:t xml:space="preserve">, </w:t>
       </w:r>
+      <w:r>
+        <w:rPr>
+          <w:rStyle w:val="Strong"/>
+          <w:rFonts w:ascii="Arial" w:hAnsi="Arial" w:cs="Arial"/>
+          <w:sz w:val="18"/>
+        </w:rPr>
+        <w:t>IAM</w:t>
+      </w:r>
+      <w:r>
+        <w:rPr>
+          <w:rFonts w:ascii="Arial" w:hAnsi="Arial" w:cs="Arial"/>
+          <w:sz w:val="18"/>
+        </w:rPr>
+        <w:t xml:space="preserve"> | Azure: </w:t>
+      </w:r>
+      <w:r>
+        <w:rPr>
+          <w:rStyle w:val="Strong"/>
+          <w:rFonts w:ascii="Arial" w:hAnsi="Arial" w:cs="Arial"/>
+          <w:sz w:val="18"/>
+        </w:rPr>
+        <w:t>AKS</w:t>
+      </w:r>
+      <w:r>
+        <w:rPr>
+          <w:rFonts w:ascii="Arial" w:hAnsi="Arial" w:cs="Arial"/>
+          <w:sz w:val="18"/>
+        </w:rPr>
+        <w:t xml:space="preserve">, </w:t>
+      </w:r>
+      <w:r>
+        <w:rPr>
+          <w:rStyle w:val="Strong"/>
+          <w:rFonts w:ascii="Arial" w:hAnsi="Arial" w:cs="Arial"/>
+          <w:sz w:val="18"/>
+        </w:rPr>
+        <w:t>App Service</w:t>
+      </w:r>
+      <w:r>
+        <w:rPr>
+          <w:rFonts w:ascii="Arial" w:hAnsi="Arial" w:cs="Arial"/>
+          <w:sz w:val="18"/>
+        </w:rPr>
+        <w:t xml:space="preserve">, </w:t>
+      </w:r>
+      <w:r>
+        <w:rPr>
+          <w:rStyle w:val="Strong"/>
+          <w:rFonts w:ascii="Arial" w:hAnsi="Arial" w:cs="Arial"/>
+          <w:sz w:val="18"/>
+        </w:rPr>
+        <w:t>Azure SQL</w:t>
+      </w:r>
+      <w:r>
+        <w:rPr>
+          <w:rFonts w:ascii="Arial" w:hAnsi="Arial" w:cs="Arial"/>
+          <w:sz w:val="18"/>
+        </w:rPr>
+        <w:t xml:space="preserve">, </w:t>
+      </w:r>
+      <w:r>
+        <w:rPr>
+          <w:rStyle w:val="Strong"/>
+          <w:rFonts w:ascii="Arial" w:hAnsi="Arial" w:cs="Arial"/>
+          <w:sz w:val="18"/>
+        </w:rPr>
+        <w:t>Service Bus</w:t>
+      </w:r>
+      <w:r>
+        <w:rPr>
+          <w:rFonts w:ascii="Arial" w:hAnsi="Arial" w:cs="Arial"/>
+          <w:sz w:val="18"/>
+        </w:rPr>
+        <w:t xml:space="preserve">, </w:t>
+      </w:r>
+      <w:r>
+        <w:rPr>
+          <w:rStyle w:val="Strong"/>
+          <w:rFonts w:ascii="Arial" w:hAnsi="Arial" w:cs="Arial"/>
+          <w:sz w:val="18"/>
+        </w:rPr>
+        <w:t>Key Vault</w:t>
+      </w:r>
+      <w:r>
+        <w:rPr>
+          <w:rFonts w:ascii="Arial" w:hAnsi="Arial" w:cs="Arial"/>
+          <w:sz w:val="18"/>
+        </w:rPr>
+        <w:t xml:space="preserve">, </w:t>
+      </w:r>
+      <w:r>
+        <w:rPr>
+          <w:rStyle w:val="Strong"/>
+          <w:rFonts w:ascii="Arial" w:hAnsi="Arial" w:cs="Arial"/>
+          <w:sz w:val="18"/>
+        </w:rPr>
+        <w:t>Application Insights</w:t>
+      </w:r>
+      <w:r>
+        <w:rPr>
+          <w:rFonts w:ascii="Arial" w:hAnsi="Arial" w:cs="Arial"/>
+          <w:sz w:val="18"/>
+        </w:rPr>
+        <w:t xml:space="preserve"> | GCP: </w:t>
+      </w:r>
+      <w:r>
+        <w:rPr>
+          <w:rStyle w:val="Strong"/>
+          <w:rFonts w:ascii="Arial" w:hAnsi="Arial" w:cs="Arial"/>
+          <w:sz w:val="18"/>
+        </w:rPr>
+        <w:t>GKE</w:t>
+      </w:r>
+      <w:r>
+        <w:rPr>
+          <w:rFonts w:ascii="Arial" w:hAnsi="Arial" w:cs="Arial"/>
+          <w:sz w:val="18"/>
+        </w:rPr>
+        <w:t xml:space="preserve">, </w:t>
+      </w:r>
+      <w:r>
+        <w:rPr>
+          <w:rStyle w:val="Strong"/>
+          <w:rFonts w:ascii="Arial" w:hAnsi="Arial" w:cs="Arial"/>
+          <w:sz w:val="18"/>
+        </w:rPr>
+        <w:t>Cloud Run</w:t>
+      </w:r>
+      <w:r>
+        <w:rPr>
+          <w:rFonts w:ascii="Arial" w:hAnsi="Arial" w:cs="Arial"/>
+          <w:sz w:val="18"/>
+        </w:rPr>
+        <w:t xml:space="preserve">, </w:t>
+      </w:r>
+      <w:r>
+        <w:rPr>
+          <w:rStyle w:val="Strong"/>
+          <w:rFonts w:ascii="Arial" w:hAnsi="Arial" w:cs="Arial"/>
+          <w:sz w:val="18"/>
+        </w:rPr>
+        <w:t>Pub/Sub</w:t>
+      </w:r>
+      <w:r>
+        <w:rPr>
+          <w:rFonts w:ascii="Arial" w:hAnsi="Arial" w:cs="Arial"/>
+          <w:sz w:val="18"/>
+        </w:rPr>
+        <w:t xml:space="preserve">, </w:t>
+      </w:r>
+      <w:r>
+        <w:rPr>
+          <w:rStyle w:val="Strong"/>
+          <w:rFonts w:ascii="Arial" w:hAnsi="Arial" w:cs="Arial"/>
+          <w:sz w:val="18"/>
+        </w:rPr>
+        <w:t>Cloud Storage</w:t>
+      </w:r>
+      <w:r>
+        <w:rPr>
+          <w:rFonts w:ascii="Arial" w:hAnsi="Arial" w:cs="Arial"/>
+          <w:sz w:val="18"/>
+        </w:rPr>
+        <w:t xml:space="preserve">, </w:t>
+      </w:r>
       <w:proofErr w:type="spellStart"/>
       <w:r>
         <w:rPr>
           <w:rStyle w:val="Strong"/>
-          <w:sz w:val="18"/>
-        </w:rPr>
-        <w:t>RabbitMQ</w:t>
+          <w:rFonts w:ascii="Arial" w:hAnsi="Arial" w:cs="Arial"/>
+          <w:sz w:val="18"/>
+        </w:rPr>
+        <w:t>BigQuery</w:t>
       </w:r>
       <w:proofErr w:type="spellEnd"/>
       <w:r>
         <w:rPr>
-          <w:sz w:val="18"/>
-        </w:rPr>
-        <w:t xml:space="preserve"> | Search: </w:t>
+          <w:rFonts w:ascii="Arial" w:hAnsi="Arial" w:cs="Arial"/>
+          <w:sz w:val="18"/>
+        </w:rPr>
+        <w:t xml:space="preserve"> (consumer/integrator) | </w:t>
       </w:r>
       <w:proofErr w:type="spellStart"/>
       <w:r>
         <w:rPr>
           <w:rStyle w:val="Strong"/>
-          <w:sz w:val="18"/>
-        </w:rPr>
-        <w:t>Elasticsearch</w:t>
+          <w:rFonts w:ascii="Arial" w:hAnsi="Arial" w:cs="Arial"/>
+          <w:sz w:val="18"/>
+        </w:rPr>
+        <w:t>Docker</w:t>
       </w:r>
       <w:proofErr w:type="spellEnd"/>
       <w:r>
         <w:rPr>
+          <w:rFonts w:ascii="Arial" w:hAnsi="Arial" w:cs="Arial"/>
           <w:sz w:val="18"/>
         </w:rPr>
         <w:t xml:space="preserve">, </w:t>
       </w:r>
-      <w:r>
-        <w:rPr>
-          <w:rStyle w:val="Strong"/>
-          <w:sz w:val="18"/>
-        </w:rPr>
-        <w:t>OpenSearch</w:t>
-      </w:r>
-      <w:r>
-        <w:rPr>
-          <w:sz w:val="18"/>
-        </w:rPr>
-        <w:t xml:space="preserve"> | Analytics: </w:t>
-      </w:r>
-      <w:r>
-        <w:rPr>
-          <w:rStyle w:val="Strong"/>
-          <w:sz w:val="18"/>
-        </w:rPr>
-        <w:t>Redshift</w:t>
-      </w:r>
-      <w:r>
-        <w:rPr>
+      <w:proofErr w:type="spellStart"/>
+      <w:r>
+        <w:rPr>
+          <w:rStyle w:val="Strong"/>
+          <w:rFonts w:ascii="Arial" w:hAnsi="Arial" w:cs="Arial"/>
+          <w:sz w:val="18"/>
+        </w:rPr>
+        <w:t>Kubernetes</w:t>
+      </w:r>
+      <w:proofErr w:type="spellEnd"/>
+      <w:r>
+        <w:rPr>
+          <w:rFonts w:ascii="Arial" w:hAnsi="Arial" w:cs="Arial"/>
           <w:sz w:val="18"/>
         </w:rPr>
         <w:t xml:space="preserve">, </w:t>
       </w:r>
+      <w:r>
+        <w:rPr>
+          <w:rStyle w:val="Strong"/>
+          <w:rFonts w:ascii="Arial" w:hAnsi="Arial" w:cs="Arial"/>
+          <w:sz w:val="18"/>
+        </w:rPr>
+        <w:t>Helm</w:t>
+      </w:r>
+      <w:r>
+        <w:rPr>
+          <w:rFonts w:ascii="Arial" w:hAnsi="Arial" w:cs="Arial"/>
+          <w:sz w:val="18"/>
+        </w:rPr>
+        <w:t xml:space="preserve">, </w:t>
+      </w:r>
+      <w:r>
+        <w:rPr>
+          <w:rStyle w:val="Strong"/>
+          <w:rFonts w:ascii="Arial" w:hAnsi="Arial" w:cs="Arial"/>
+          <w:sz w:val="18"/>
+        </w:rPr>
+        <w:t>Argo CD</w:t>
+      </w:r>
+      <w:r>
+        <w:rPr>
+          <w:rFonts w:ascii="Arial" w:hAnsi="Arial" w:cs="Arial"/>
+          <w:sz w:val="18"/>
+        </w:rPr>
+        <w:t xml:space="preserve">, </w:t>
+      </w:r>
       <w:proofErr w:type="spellStart"/>
       <w:r>
         <w:rPr>
           <w:rStyle w:val="Strong"/>
-          <w:sz w:val="18"/>
-        </w:rPr>
-        <w:t>BigQuery</w:t>
+          <w:rFonts w:ascii="Arial" w:hAnsi="Arial" w:cs="Arial"/>
+          <w:sz w:val="18"/>
+        </w:rPr>
+        <w:t>GitOps</w:t>
+      </w:r>
+      <w:proofErr w:type="spellEnd"/>
+      <w:r>
+        <w:rPr>
+          <w:rFonts w:ascii="Arial" w:hAnsi="Arial" w:cs="Arial"/>
+          <w:sz w:val="18"/>
+        </w:rPr>
+        <w:t xml:space="preserve">, </w:t>
+      </w:r>
+      <w:proofErr w:type="spellStart"/>
+      <w:r>
+        <w:rPr>
+          <w:rStyle w:val="Strong"/>
+          <w:rFonts w:ascii="Arial" w:hAnsi="Arial" w:cs="Arial"/>
+          <w:sz w:val="18"/>
+        </w:rPr>
+        <w:t>Terraform</w:t>
+      </w:r>
+      <w:proofErr w:type="spellEnd"/>
+      <w:r>
+        <w:rPr>
+          <w:rFonts w:ascii="Arial" w:hAnsi="Arial" w:cs="Arial"/>
+          <w:sz w:val="18"/>
+        </w:rPr>
+        <w:t xml:space="preserve">, </w:t>
+      </w:r>
+      <w:proofErr w:type="spellStart"/>
+      <w:r>
+        <w:rPr>
+          <w:rStyle w:val="Strong"/>
+          <w:rFonts w:ascii="Arial" w:hAnsi="Arial" w:cs="Arial"/>
+          <w:sz w:val="18"/>
+        </w:rPr>
+        <w:t>CloudFormation</w:t>
+      </w:r>
+      <w:proofErr w:type="spellEnd"/>
+      <w:r>
+        <w:rPr>
+          <w:rFonts w:ascii="Arial" w:hAnsi="Arial" w:cs="Arial"/>
+          <w:sz w:val="18"/>
+        </w:rPr>
+        <w:t xml:space="preserve"> | CI/CD: </w:t>
+      </w:r>
+      <w:proofErr w:type="spellStart"/>
+      <w:r>
+        <w:rPr>
+          <w:rStyle w:val="Strong"/>
+          <w:rFonts w:ascii="Arial" w:hAnsi="Arial" w:cs="Arial"/>
+          <w:sz w:val="18"/>
+        </w:rPr>
+        <w:t>GitHub</w:t>
+      </w:r>
+      <w:proofErr w:type="spellEnd"/>
+      <w:r>
+        <w:rPr>
+          <w:rStyle w:val="Strong"/>
+          <w:rFonts w:ascii="Arial" w:hAnsi="Arial" w:cs="Arial"/>
+          <w:sz w:val="18"/>
+        </w:rPr>
+        <w:t xml:space="preserve"> Actions</w:t>
+      </w:r>
+      <w:r>
+        <w:rPr>
+          <w:rFonts w:ascii="Arial" w:hAnsi="Arial" w:cs="Arial"/>
+          <w:sz w:val="18"/>
+        </w:rPr>
+        <w:t xml:space="preserve">, </w:t>
+      </w:r>
+      <w:proofErr w:type="spellStart"/>
+      <w:r>
+        <w:rPr>
+          <w:rStyle w:val="Strong"/>
+          <w:rFonts w:ascii="Arial" w:hAnsi="Arial" w:cs="Arial"/>
+          <w:sz w:val="18"/>
+        </w:rPr>
+        <w:t>GitLab</w:t>
+      </w:r>
+      <w:proofErr w:type="spellEnd"/>
+      <w:r>
+        <w:rPr>
+          <w:rStyle w:val="Strong"/>
+          <w:rFonts w:ascii="Arial" w:hAnsi="Arial" w:cs="Arial"/>
+          <w:sz w:val="18"/>
+        </w:rPr>
+        <w:t xml:space="preserve"> CI</w:t>
+      </w:r>
+      <w:r>
+        <w:rPr>
+          <w:rFonts w:ascii="Arial" w:hAnsi="Arial" w:cs="Arial"/>
+          <w:sz w:val="18"/>
+        </w:rPr>
+        <w:t xml:space="preserve">, </w:t>
+      </w:r>
+      <w:r>
+        <w:rPr>
+          <w:rStyle w:val="Strong"/>
+          <w:rFonts w:ascii="Arial" w:hAnsi="Arial" w:cs="Arial"/>
+          <w:sz w:val="18"/>
+        </w:rPr>
+        <w:t>Jenkins</w:t>
+      </w:r>
+      <w:r>
+        <w:rPr>
+          <w:rFonts w:ascii="Arial" w:hAnsi="Arial" w:cs="Arial"/>
+          <w:sz w:val="18"/>
+        </w:rPr>
+        <w:t xml:space="preserve">, </w:t>
+      </w:r>
+      <w:r>
+        <w:rPr>
+          <w:rStyle w:val="Strong"/>
+          <w:rFonts w:ascii="Arial" w:hAnsi="Arial" w:cs="Arial"/>
+          <w:sz w:val="18"/>
+        </w:rPr>
+        <w:t xml:space="preserve">Azure </w:t>
+      </w:r>
+      <w:proofErr w:type="spellStart"/>
+      <w:r>
+        <w:rPr>
+          <w:rStyle w:val="Strong"/>
+          <w:rFonts w:ascii="Arial" w:hAnsi="Arial" w:cs="Arial"/>
+          <w:sz w:val="18"/>
+        </w:rPr>
+        <w:t>DevOps</w:t>
+      </w:r>
+      <w:proofErr w:type="spellEnd"/>
+      <w:r>
+        <w:rPr>
+          <w:rFonts w:ascii="Arial" w:hAnsi="Arial" w:cs="Arial"/>
+          <w:sz w:val="18"/>
+        </w:rPr>
+        <w:t xml:space="preserve">, </w:t>
+      </w:r>
+      <w:proofErr w:type="spellStart"/>
+      <w:r>
+        <w:rPr>
+          <w:rStyle w:val="Strong"/>
+          <w:rFonts w:ascii="Arial" w:hAnsi="Arial" w:cs="Arial"/>
+          <w:sz w:val="18"/>
+        </w:rPr>
+        <w:t>CircleCI</w:t>
       </w:r>
       <w:proofErr w:type="spellEnd"/>
     </w:p>
@@ -1029,630 +1541,365 @@
         <w:pStyle w:val="NormalWeb"/>
         <w:numPr>
           <w:ilvl w:val="0"/>
-          <w:numId w:val="2"/>
+          <w:numId w:val="15"/>
         </w:numPr>
         <w:jc w:val="both"/>
         <w:rPr>
-          <w:sz w:val="18"/>
-        </w:rPr>
-      </w:pPr>
-      <w:r>
-        <w:rPr>
-          <w:rStyle w:val="Strong"/>
-          <w:sz w:val="18"/>
-        </w:rPr>
-        <w:t xml:space="preserve">Cloud &amp; </w:t>
-      </w:r>
+          <w:rFonts w:ascii="Arial" w:hAnsi="Arial" w:cs="Arial"/>
+          <w:sz w:val="18"/>
+        </w:rPr>
+      </w:pPr>
       <w:proofErr w:type="spellStart"/>
       <w:r>
         <w:rPr>
           <w:rStyle w:val="Strong"/>
-          <w:sz w:val="18"/>
-        </w:rPr>
-        <w:t>DevOps</w:t>
+          <w:rFonts w:ascii="Arial" w:hAnsi="Arial" w:cs="Arial"/>
+          <w:sz w:val="18"/>
+        </w:rPr>
+        <w:t>Observability</w:t>
       </w:r>
       <w:proofErr w:type="spellEnd"/>
       <w:r>
         <w:rPr>
+          <w:rStyle w:val="Strong"/>
+          <w:rFonts w:ascii="Arial" w:hAnsi="Arial" w:cs="Arial"/>
+          <w:sz w:val="18"/>
+        </w:rPr>
+        <w:t>, Quality &amp; Security</w:t>
+      </w:r>
+      <w:r>
+        <w:rPr>
+          <w:rFonts w:ascii="Arial" w:hAnsi="Arial" w:cs="Arial"/>
           <w:sz w:val="18"/>
         </w:rPr>
         <w:t xml:space="preserve"> — </w:t>
       </w:r>
-      <w:r>
-        <w:rPr>
-          <w:rStyle w:val="Strong"/>
-          <w:sz w:val="18"/>
-        </w:rPr>
-        <w:t xml:space="preserve">AWS (primary): EKS, ECS, EC2, Lambda, API Gateway, S3, </w:t>
-      </w:r>
       <w:proofErr w:type="spellStart"/>
       <w:r>
         <w:rPr>
           <w:rStyle w:val="Strong"/>
-          <w:sz w:val="18"/>
-        </w:rPr>
-        <w:t>CloudFront</w:t>
+          <w:rFonts w:ascii="Arial" w:hAnsi="Arial" w:cs="Arial"/>
+          <w:sz w:val="18"/>
+        </w:rPr>
+        <w:t>OpenTelemetry</w:t>
       </w:r>
       <w:proofErr w:type="spellEnd"/>
       <w:r>
         <w:rPr>
-          <w:rStyle w:val="Strong"/>
-          <w:sz w:val="18"/>
-        </w:rPr>
-        <w:t xml:space="preserve">, RDS, </w:t>
+          <w:rFonts w:ascii="Arial" w:hAnsi="Arial" w:cs="Arial"/>
+          <w:sz w:val="18"/>
+        </w:rPr>
+        <w:t xml:space="preserve">, </w:t>
       </w:r>
       <w:proofErr w:type="spellStart"/>
       <w:r>
         <w:rPr>
           <w:rStyle w:val="Strong"/>
-          <w:sz w:val="18"/>
-        </w:rPr>
-        <w:t>DynamoDB</w:t>
+          <w:rFonts w:ascii="Arial" w:hAnsi="Arial" w:cs="Arial"/>
+          <w:sz w:val="18"/>
+        </w:rPr>
+        <w:t>Datadog</w:t>
       </w:r>
       <w:proofErr w:type="spellEnd"/>
       <w:r>
         <w:rPr>
-          <w:rStyle w:val="Strong"/>
+          <w:rFonts w:ascii="Arial" w:hAnsi="Arial" w:cs="Arial"/>
           <w:sz w:val="18"/>
         </w:rPr>
         <w:t xml:space="preserve">, </w:t>
       </w:r>
+      <w:r>
+        <w:rPr>
+          <w:rStyle w:val="Strong"/>
+          <w:rFonts w:ascii="Arial" w:hAnsi="Arial" w:cs="Arial"/>
+          <w:sz w:val="18"/>
+        </w:rPr>
+        <w:t>Prometheus</w:t>
+      </w:r>
+      <w:r>
+        <w:rPr>
+          <w:rFonts w:ascii="Arial" w:hAnsi="Arial" w:cs="Arial"/>
+          <w:sz w:val="18"/>
+        </w:rPr>
+        <w:t xml:space="preserve">, </w:t>
+      </w:r>
       <w:proofErr w:type="spellStart"/>
       <w:r>
         <w:rPr>
           <w:rStyle w:val="Strong"/>
-          <w:sz w:val="18"/>
-        </w:rPr>
-        <w:t>ElastiCache</w:t>
+          <w:rFonts w:ascii="Arial" w:hAnsi="Arial" w:cs="Arial"/>
+          <w:sz w:val="18"/>
+        </w:rPr>
+        <w:t>Grafana</w:t>
       </w:r>
       <w:proofErr w:type="spellEnd"/>
       <w:r>
         <w:rPr>
-          <w:rStyle w:val="Strong"/>
+          <w:rFonts w:ascii="Arial" w:hAnsi="Arial" w:cs="Arial"/>
           <w:sz w:val="18"/>
         </w:rPr>
         <w:t xml:space="preserve">, </w:t>
       </w:r>
+      <w:r>
+        <w:rPr>
+          <w:rStyle w:val="Strong"/>
+          <w:rFonts w:ascii="Arial" w:hAnsi="Arial" w:cs="Arial"/>
+          <w:sz w:val="18"/>
+        </w:rPr>
+        <w:t>ELK/EFK</w:t>
+      </w:r>
+      <w:r>
+        <w:rPr>
+          <w:rFonts w:ascii="Arial" w:hAnsi="Arial" w:cs="Arial"/>
+          <w:sz w:val="18"/>
+        </w:rPr>
+        <w:t xml:space="preserve">, </w:t>
+      </w:r>
       <w:proofErr w:type="spellStart"/>
       <w:r>
         <w:rPr>
           <w:rStyle w:val="Strong"/>
-          <w:sz w:val="18"/>
-        </w:rPr>
-        <w:t>EventBridge</w:t>
+          <w:rFonts w:ascii="Arial" w:hAnsi="Arial" w:cs="Arial"/>
+          <w:sz w:val="18"/>
+        </w:rPr>
+        <w:t>CloudWatch</w:t>
       </w:r>
       <w:proofErr w:type="spellEnd"/>
       <w:r>
         <w:rPr>
-          <w:rStyle w:val="Strong"/>
-          <w:sz w:val="18"/>
-        </w:rPr>
-        <w:t>, Step Functions, IAM</w:t>
-      </w:r>
-      <w:r>
-        <w:rPr>
-          <w:sz w:val="18"/>
-        </w:rPr>
-        <w:t xml:space="preserve"> | </w:t>
-      </w:r>
-      <w:r>
-        <w:rPr>
-          <w:rStyle w:val="Strong"/>
-          <w:sz w:val="18"/>
-        </w:rPr>
-        <w:t>Azure:</w:t>
-      </w:r>
-      <w:r>
-        <w:rPr>
-          <w:sz w:val="18"/>
-        </w:rPr>
-        <w:t xml:space="preserve"> AKS, App Service, Azure SQL, Service Bus, Key Vault, Application Insights | </w:t>
-      </w:r>
-      <w:r>
-        <w:rPr>
-          <w:rStyle w:val="Strong"/>
-          <w:sz w:val="18"/>
-        </w:rPr>
-        <w:t>GCP:</w:t>
-      </w:r>
-      <w:r>
-        <w:rPr>
-          <w:sz w:val="18"/>
-        </w:rPr>
-        <w:t xml:space="preserve"> GKE, Cloud Run, Pub/Sub, Cloud Storage, </w:t>
+          <w:rFonts w:ascii="Arial" w:hAnsi="Arial" w:cs="Arial"/>
+          <w:sz w:val="18"/>
+        </w:rPr>
+        <w:t xml:space="preserve">, structured logging | Testing: </w:t>
+      </w:r>
+      <w:r>
+        <w:rPr>
+          <w:rStyle w:val="Strong"/>
+          <w:rFonts w:ascii="Arial" w:hAnsi="Arial" w:cs="Arial"/>
+          <w:sz w:val="18"/>
+        </w:rPr>
+        <w:t>Jest</w:t>
+      </w:r>
+      <w:r>
+        <w:rPr>
+          <w:rFonts w:ascii="Arial" w:hAnsi="Arial" w:cs="Arial"/>
+          <w:sz w:val="18"/>
+        </w:rPr>
+        <w:t xml:space="preserve">, </w:t>
+      </w:r>
+      <w:r>
+        <w:rPr>
+          <w:rStyle w:val="Strong"/>
+          <w:rFonts w:ascii="Arial" w:hAnsi="Arial" w:cs="Arial"/>
+          <w:sz w:val="18"/>
+        </w:rPr>
+        <w:t>Mocha</w:t>
+      </w:r>
+      <w:r>
+        <w:rPr>
+          <w:rFonts w:ascii="Arial" w:hAnsi="Arial" w:cs="Arial"/>
+          <w:sz w:val="18"/>
+        </w:rPr>
+        <w:t xml:space="preserve">, </w:t>
+      </w:r>
+      <w:r>
+        <w:rPr>
+          <w:rStyle w:val="Strong"/>
+          <w:rFonts w:ascii="Arial" w:hAnsi="Arial" w:cs="Arial"/>
+          <w:sz w:val="18"/>
+        </w:rPr>
+        <w:t>Chai</w:t>
+      </w:r>
+      <w:r>
+        <w:rPr>
+          <w:rFonts w:ascii="Arial" w:hAnsi="Arial" w:cs="Arial"/>
+          <w:sz w:val="18"/>
+        </w:rPr>
+        <w:t xml:space="preserve">, </w:t>
+      </w:r>
+      <w:r>
+        <w:rPr>
+          <w:rStyle w:val="Strong"/>
+          <w:rFonts w:ascii="Arial" w:hAnsi="Arial" w:cs="Arial"/>
+          <w:sz w:val="18"/>
+        </w:rPr>
+        <w:t>React Testing Library</w:t>
+      </w:r>
+      <w:r>
+        <w:rPr>
+          <w:rFonts w:ascii="Arial" w:hAnsi="Arial" w:cs="Arial"/>
+          <w:sz w:val="18"/>
+        </w:rPr>
+        <w:t xml:space="preserve">, </w:t>
+      </w:r>
+      <w:r>
+        <w:rPr>
+          <w:rStyle w:val="Strong"/>
+          <w:rFonts w:ascii="Arial" w:hAnsi="Arial" w:cs="Arial"/>
+          <w:sz w:val="18"/>
+        </w:rPr>
+        <w:t>Cypress</w:t>
+      </w:r>
+      <w:r>
+        <w:rPr>
+          <w:rFonts w:ascii="Arial" w:hAnsi="Arial" w:cs="Arial"/>
+          <w:sz w:val="18"/>
+        </w:rPr>
+        <w:t xml:space="preserve">, </w:t>
+      </w:r>
+      <w:r>
+        <w:rPr>
+          <w:rStyle w:val="Strong"/>
+          <w:rFonts w:ascii="Arial" w:hAnsi="Arial" w:cs="Arial"/>
+          <w:sz w:val="18"/>
+        </w:rPr>
+        <w:t>Playwright</w:t>
+      </w:r>
+      <w:r>
+        <w:rPr>
+          <w:rFonts w:ascii="Arial" w:hAnsi="Arial" w:cs="Arial"/>
+          <w:sz w:val="18"/>
+        </w:rPr>
+        <w:t xml:space="preserve">, </w:t>
+      </w:r>
+      <w:r>
+        <w:rPr>
+          <w:rStyle w:val="Strong"/>
+          <w:rFonts w:ascii="Arial" w:hAnsi="Arial" w:cs="Arial"/>
+          <w:sz w:val="18"/>
+        </w:rPr>
+        <w:t>API contract tests (Pact-style)</w:t>
+      </w:r>
+      <w:r>
+        <w:rPr>
+          <w:rFonts w:ascii="Arial" w:hAnsi="Arial" w:cs="Arial"/>
+          <w:sz w:val="18"/>
+        </w:rPr>
+        <w:t xml:space="preserve"> | Security: </w:t>
+      </w:r>
+      <w:r>
+        <w:rPr>
+          <w:rStyle w:val="Strong"/>
+          <w:rFonts w:ascii="Arial" w:hAnsi="Arial" w:cs="Arial"/>
+          <w:sz w:val="18"/>
+        </w:rPr>
+        <w:t>OAuth2</w:t>
+      </w:r>
+      <w:r>
+        <w:rPr>
+          <w:rFonts w:ascii="Arial" w:hAnsi="Arial" w:cs="Arial"/>
+          <w:sz w:val="18"/>
+        </w:rPr>
+        <w:t xml:space="preserve">, </w:t>
       </w:r>
       <w:proofErr w:type="spellStart"/>
       <w:r>
         <w:rPr>
-          <w:sz w:val="18"/>
-        </w:rPr>
-        <w:t>BigQuery</w:t>
+          <w:rStyle w:val="Strong"/>
+          <w:rFonts w:ascii="Arial" w:hAnsi="Arial" w:cs="Arial"/>
+          <w:sz w:val="18"/>
+        </w:rPr>
+        <w:t>OpenID</w:t>
       </w:r>
       <w:proofErr w:type="spellEnd"/>
       <w:r>
         <w:rPr>
-          <w:sz w:val="18"/>
-        </w:rPr>
-        <w:t xml:space="preserve"> (consumer/integrator) | </w:t>
+          <w:rStyle w:val="Strong"/>
+          <w:rFonts w:ascii="Arial" w:hAnsi="Arial" w:cs="Arial"/>
+          <w:sz w:val="18"/>
+        </w:rPr>
+        <w:t xml:space="preserve"> Connect</w:t>
+      </w:r>
+      <w:r>
+        <w:rPr>
+          <w:rFonts w:ascii="Arial" w:hAnsi="Arial" w:cs="Arial"/>
+          <w:sz w:val="18"/>
+        </w:rPr>
+        <w:t xml:space="preserve">, </w:t>
+      </w:r>
+      <w:r>
+        <w:rPr>
+          <w:rStyle w:val="Strong"/>
+          <w:rFonts w:ascii="Arial" w:hAnsi="Arial" w:cs="Arial"/>
+          <w:sz w:val="18"/>
+        </w:rPr>
+        <w:t>JWT</w:t>
+      </w:r>
+      <w:r>
+        <w:rPr>
+          <w:rFonts w:ascii="Arial" w:hAnsi="Arial" w:cs="Arial"/>
+          <w:sz w:val="18"/>
+        </w:rPr>
+        <w:t xml:space="preserve">, </w:t>
       </w:r>
       <w:proofErr w:type="spellStart"/>
       <w:r>
         <w:rPr>
           <w:rStyle w:val="Strong"/>
-          <w:sz w:val="18"/>
-        </w:rPr>
-        <w:t>Docker</w:t>
+          <w:rFonts w:ascii="Arial" w:hAnsi="Arial" w:cs="Arial"/>
+          <w:sz w:val="18"/>
+        </w:rPr>
+        <w:t>Okta</w:t>
       </w:r>
       <w:proofErr w:type="spellEnd"/>
       <w:r>
         <w:rPr>
+          <w:rFonts w:ascii="Arial" w:hAnsi="Arial" w:cs="Arial"/>
           <w:sz w:val="18"/>
         </w:rPr>
         <w:t xml:space="preserve">, </w:t>
       </w:r>
+      <w:r>
+        <w:rPr>
+          <w:rStyle w:val="Strong"/>
+          <w:rFonts w:ascii="Arial" w:hAnsi="Arial" w:cs="Arial"/>
+          <w:sz w:val="18"/>
+        </w:rPr>
+        <w:t>Auth0</w:t>
+      </w:r>
+      <w:r>
+        <w:rPr>
+          <w:rFonts w:ascii="Arial" w:hAnsi="Arial" w:cs="Arial"/>
+          <w:sz w:val="18"/>
+        </w:rPr>
+        <w:t xml:space="preserve">, </w:t>
+      </w:r>
+      <w:r>
+        <w:rPr>
+          <w:rStyle w:val="Strong"/>
+          <w:rFonts w:ascii="Arial" w:hAnsi="Arial" w:cs="Arial"/>
+          <w:sz w:val="18"/>
+        </w:rPr>
+        <w:t xml:space="preserve">AWS </w:t>
+      </w:r>
       <w:proofErr w:type="spellStart"/>
       <w:r>
         <w:rPr>
           <w:rStyle w:val="Strong"/>
-          <w:sz w:val="18"/>
-        </w:rPr>
-        <w:t>Kubernetes</w:t>
+          <w:rFonts w:ascii="Arial" w:hAnsi="Arial" w:cs="Arial"/>
+          <w:sz w:val="18"/>
+        </w:rPr>
+        <w:t>Cognito</w:t>
       </w:r>
       <w:proofErr w:type="spellEnd"/>
       <w:r>
         <w:rPr>
-          <w:sz w:val="18"/>
-        </w:rPr>
-        <w:t xml:space="preserve">, </w:t>
-      </w:r>
-      <w:r>
-        <w:rPr>
-          <w:rStyle w:val="Strong"/>
-          <w:sz w:val="18"/>
-        </w:rPr>
-        <w:t>Helm</w:t>
-      </w:r>
-      <w:r>
-        <w:rPr>
-          <w:sz w:val="18"/>
-        </w:rPr>
-        <w:t xml:space="preserve">, </w:t>
-      </w:r>
-      <w:r>
-        <w:rPr>
-          <w:rStyle w:val="Strong"/>
-          <w:sz w:val="18"/>
-        </w:rPr>
-        <w:t>Argo CD</w:t>
-      </w:r>
-      <w:r>
-        <w:rPr>
-          <w:sz w:val="18"/>
-        </w:rPr>
-        <w:t xml:space="preserve">, </w:t>
-      </w:r>
-      <w:proofErr w:type="spellStart"/>
-      <w:r>
-        <w:rPr>
-          <w:rStyle w:val="Strong"/>
-          <w:sz w:val="18"/>
-        </w:rPr>
-        <w:t>GitOps</w:t>
-      </w:r>
-      <w:proofErr w:type="spellEnd"/>
-      <w:r>
-        <w:rPr>
-          <w:sz w:val="18"/>
-        </w:rPr>
-        <w:t xml:space="preserve">, </w:t>
-      </w:r>
-      <w:proofErr w:type="spellStart"/>
-      <w:r>
-        <w:rPr>
-          <w:rStyle w:val="Strong"/>
-          <w:sz w:val="18"/>
-        </w:rPr>
-        <w:t>Terraform</w:t>
-      </w:r>
-      <w:proofErr w:type="spellEnd"/>
-      <w:r>
-        <w:rPr>
-          <w:sz w:val="18"/>
-        </w:rPr>
-        <w:t xml:space="preserve">, </w:t>
-      </w:r>
-      <w:proofErr w:type="spellStart"/>
-      <w:r>
-        <w:rPr>
-          <w:rStyle w:val="Strong"/>
-          <w:sz w:val="18"/>
-        </w:rPr>
-        <w:t>CloudFormation</w:t>
-      </w:r>
-      <w:proofErr w:type="spellEnd"/>
-      <w:r>
-        <w:rPr>
-          <w:sz w:val="18"/>
-        </w:rPr>
-        <w:t xml:space="preserve"> | CI/CD: </w:t>
-      </w:r>
-      <w:proofErr w:type="spellStart"/>
-      <w:r>
-        <w:rPr>
-          <w:rStyle w:val="Strong"/>
-          <w:sz w:val="18"/>
-        </w:rPr>
-        <w:t>GitHub</w:t>
-      </w:r>
-      <w:proofErr w:type="spellEnd"/>
-      <w:r>
-        <w:rPr>
-          <w:rStyle w:val="Strong"/>
-          <w:sz w:val="18"/>
-        </w:rPr>
-        <w:t xml:space="preserve"> Actions</w:t>
-      </w:r>
-      <w:r>
-        <w:rPr>
-          <w:sz w:val="18"/>
-        </w:rPr>
-        <w:t xml:space="preserve">, </w:t>
-      </w:r>
-      <w:proofErr w:type="spellStart"/>
-      <w:r>
-        <w:rPr>
-          <w:sz w:val="18"/>
-        </w:rPr>
-        <w:t>GitLab</w:t>
-      </w:r>
-      <w:proofErr w:type="spellEnd"/>
-      <w:r>
-        <w:rPr>
-          <w:sz w:val="18"/>
-        </w:rPr>
-        <w:t xml:space="preserve"> CI, </w:t>
-      </w:r>
-      <w:r>
-        <w:rPr>
-          <w:rStyle w:val="Strong"/>
-          <w:sz w:val="18"/>
-        </w:rPr>
-        <w:t>Jenkins</w:t>
-      </w:r>
-      <w:r>
-        <w:rPr>
-          <w:sz w:val="18"/>
-        </w:rPr>
-        <w:t xml:space="preserve">, Azure </w:t>
-      </w:r>
-      <w:proofErr w:type="spellStart"/>
-      <w:r>
-        <w:rPr>
-          <w:sz w:val="18"/>
-        </w:rPr>
-        <w:t>DevOps</w:t>
-      </w:r>
-      <w:proofErr w:type="spellEnd"/>
-      <w:r>
-        <w:rPr>
-          <w:sz w:val="18"/>
-        </w:rPr>
-        <w:t xml:space="preserve">, </w:t>
-      </w:r>
-      <w:proofErr w:type="spellStart"/>
-      <w:r>
-        <w:rPr>
-          <w:sz w:val="18"/>
-        </w:rPr>
-        <w:t>CircleCI</w:t>
-      </w:r>
-      <w:proofErr w:type="spellEnd"/>
-    </w:p>
-    <w:p>
-      <w:pPr>
-        <w:pStyle w:val="NormalWeb"/>
-        <w:numPr>
-          <w:ilvl w:val="0"/>
-          <w:numId w:val="2"/>
-        </w:numPr>
-        <w:jc w:val="both"/>
-        <w:rPr>
-          <w:sz w:val="18"/>
-        </w:rPr>
-      </w:pPr>
-      <w:proofErr w:type="spellStart"/>
-      <w:r>
-        <w:rPr>
-          <w:rStyle w:val="Strong"/>
-          <w:sz w:val="18"/>
-        </w:rPr>
-        <w:t>Observability</w:t>
-      </w:r>
-      <w:proofErr w:type="spellEnd"/>
-      <w:r>
-        <w:rPr>
-          <w:rStyle w:val="Strong"/>
-          <w:sz w:val="18"/>
-        </w:rPr>
-        <w:t>, Quality &amp; Security</w:t>
-      </w:r>
-      <w:r>
-        <w:rPr>
-          <w:sz w:val="18"/>
-        </w:rPr>
-        <w:t xml:space="preserve"> — </w:t>
-      </w:r>
-      <w:proofErr w:type="spellStart"/>
-      <w:r>
-        <w:rPr>
-          <w:rStyle w:val="Strong"/>
-          <w:sz w:val="18"/>
-        </w:rPr>
-        <w:t>OpenTelemetry</w:t>
-      </w:r>
-      <w:proofErr w:type="spellEnd"/>
-      <w:r>
-        <w:rPr>
-          <w:sz w:val="18"/>
-        </w:rPr>
-        <w:t xml:space="preserve">, </w:t>
-      </w:r>
-      <w:proofErr w:type="spellStart"/>
-      <w:r>
-        <w:rPr>
-          <w:rStyle w:val="Strong"/>
-          <w:sz w:val="18"/>
-        </w:rPr>
-        <w:t>Datadog</w:t>
-      </w:r>
-      <w:proofErr w:type="spellEnd"/>
-      <w:r>
-        <w:rPr>
-          <w:sz w:val="18"/>
-        </w:rPr>
-        <w:t xml:space="preserve">, </w:t>
-      </w:r>
-      <w:r>
-        <w:rPr>
-          <w:rStyle w:val="Strong"/>
-          <w:sz w:val="18"/>
-        </w:rPr>
-        <w:t>Prometheus</w:t>
-      </w:r>
-      <w:r>
-        <w:rPr>
-          <w:sz w:val="18"/>
-        </w:rPr>
-        <w:t xml:space="preserve">, </w:t>
-      </w:r>
-      <w:proofErr w:type="spellStart"/>
-      <w:r>
-        <w:rPr>
-          <w:rStyle w:val="Strong"/>
-          <w:sz w:val="18"/>
-        </w:rPr>
-        <w:t>Grafana</w:t>
-      </w:r>
-      <w:proofErr w:type="spellEnd"/>
-      <w:r>
-        <w:rPr>
-          <w:sz w:val="18"/>
-        </w:rPr>
-        <w:t xml:space="preserve">, </w:t>
-      </w:r>
-      <w:r>
-        <w:rPr>
-          <w:rStyle w:val="Strong"/>
-          <w:sz w:val="18"/>
-        </w:rPr>
-        <w:t>ELK/EFK</w:t>
-      </w:r>
-      <w:r>
-        <w:rPr>
-          <w:sz w:val="18"/>
-        </w:rPr>
-        <w:t xml:space="preserve">, </w:t>
-      </w:r>
-      <w:proofErr w:type="spellStart"/>
-      <w:r>
-        <w:rPr>
-          <w:rStyle w:val="Strong"/>
-          <w:sz w:val="18"/>
-        </w:rPr>
-        <w:t>CloudWatch</w:t>
-      </w:r>
-      <w:proofErr w:type="spellEnd"/>
-      <w:r>
-        <w:rPr>
-          <w:sz w:val="18"/>
-        </w:rPr>
-        <w:t xml:space="preserve">, structured logging | Testing: </w:t>
-      </w:r>
-      <w:r>
-        <w:rPr>
-          <w:rStyle w:val="Strong"/>
-          <w:sz w:val="18"/>
-        </w:rPr>
-        <w:t>Jest</w:t>
-      </w:r>
-      <w:r>
-        <w:rPr>
-          <w:sz w:val="18"/>
-        </w:rPr>
-        <w:t xml:space="preserve">, </w:t>
-      </w:r>
-      <w:r>
-        <w:rPr>
-          <w:rStyle w:val="Strong"/>
-          <w:sz w:val="18"/>
-        </w:rPr>
-        <w:t>Mocha</w:t>
-      </w:r>
-      <w:r>
-        <w:rPr>
-          <w:sz w:val="18"/>
-        </w:rPr>
-        <w:t xml:space="preserve">, </w:t>
-      </w:r>
-      <w:r>
-        <w:rPr>
-          <w:rStyle w:val="Strong"/>
-          <w:sz w:val="18"/>
-        </w:rPr>
-        <w:t>Chai</w:t>
-      </w:r>
-      <w:r>
-        <w:rPr>
-          <w:sz w:val="18"/>
-        </w:rPr>
-        <w:t xml:space="preserve">, </w:t>
-      </w:r>
-      <w:r>
-        <w:rPr>
-          <w:rStyle w:val="Strong"/>
-          <w:sz w:val="18"/>
-        </w:rPr>
-        <w:t>React Testing Library</w:t>
-      </w:r>
-      <w:r>
-        <w:rPr>
-          <w:sz w:val="18"/>
-        </w:rPr>
-        <w:t xml:space="preserve">, </w:t>
-      </w:r>
-      <w:r>
-        <w:rPr>
-          <w:rStyle w:val="Strong"/>
-          <w:sz w:val="18"/>
-        </w:rPr>
-        <w:t>Cypress</w:t>
-      </w:r>
-      <w:r>
-        <w:rPr>
-          <w:sz w:val="18"/>
-        </w:rPr>
-        <w:t xml:space="preserve">, </w:t>
-      </w:r>
-      <w:r>
-        <w:rPr>
-          <w:rStyle w:val="Strong"/>
-          <w:sz w:val="18"/>
-        </w:rPr>
-        <w:t>Playwright</w:t>
-      </w:r>
-      <w:r>
-        <w:rPr>
-          <w:sz w:val="18"/>
-        </w:rPr>
-        <w:t xml:space="preserve">, API contract tests (Pact-style) | Security: </w:t>
-      </w:r>
-      <w:r>
-        <w:rPr>
-          <w:rStyle w:val="Strong"/>
-          <w:sz w:val="18"/>
-        </w:rPr>
-        <w:t>OAuth2</w:t>
-      </w:r>
-      <w:r>
-        <w:rPr>
-          <w:sz w:val="18"/>
-        </w:rPr>
-        <w:t xml:space="preserve">, </w:t>
-      </w:r>
-      <w:proofErr w:type="spellStart"/>
-      <w:r>
-        <w:rPr>
-          <w:rStyle w:val="Strong"/>
-          <w:sz w:val="18"/>
-        </w:rPr>
-        <w:t>OpenID</w:t>
-      </w:r>
-      <w:proofErr w:type="spellEnd"/>
-      <w:r>
-        <w:rPr>
-          <w:rStyle w:val="Strong"/>
-          <w:sz w:val="18"/>
-        </w:rPr>
-        <w:t xml:space="preserve"> Connect</w:t>
-      </w:r>
-      <w:r>
-        <w:rPr>
-          <w:sz w:val="18"/>
-        </w:rPr>
-        <w:t xml:space="preserve">, </w:t>
-      </w:r>
-      <w:r>
-        <w:rPr>
-          <w:rStyle w:val="Strong"/>
-          <w:sz w:val="18"/>
-        </w:rPr>
-        <w:t>JWT</w:t>
-      </w:r>
-      <w:r>
-        <w:rPr>
-          <w:sz w:val="18"/>
-        </w:rPr>
-        <w:t xml:space="preserve">, </w:t>
-      </w:r>
-      <w:proofErr w:type="spellStart"/>
-      <w:r>
-        <w:rPr>
-          <w:rStyle w:val="Strong"/>
-          <w:sz w:val="18"/>
-        </w:rPr>
-        <w:t>Okta</w:t>
-      </w:r>
-      <w:proofErr w:type="spellEnd"/>
-      <w:r>
-        <w:rPr>
-          <w:sz w:val="18"/>
-        </w:rPr>
-        <w:t xml:space="preserve">, </w:t>
-      </w:r>
-      <w:r>
-        <w:rPr>
-          <w:rStyle w:val="Strong"/>
-          <w:sz w:val="18"/>
-        </w:rPr>
-        <w:t>Auth0</w:t>
-      </w:r>
-      <w:r>
-        <w:rPr>
-          <w:sz w:val="18"/>
-        </w:rPr>
-        <w:t xml:space="preserve">, </w:t>
-      </w:r>
-      <w:r>
-        <w:rPr>
-          <w:rStyle w:val="Strong"/>
-          <w:sz w:val="18"/>
-        </w:rPr>
-        <w:t xml:space="preserve">AWS </w:t>
-      </w:r>
-      <w:proofErr w:type="spellStart"/>
-      <w:r>
-        <w:rPr>
-          <w:rStyle w:val="Strong"/>
-          <w:sz w:val="18"/>
-        </w:rPr>
-        <w:t>Cognito</w:t>
-      </w:r>
-      <w:proofErr w:type="spellEnd"/>
-      <w:r>
-        <w:rPr>
-          <w:sz w:val="18"/>
-        </w:rPr>
-        <w:t xml:space="preserve">, </w:t>
-      </w:r>
-      <w:r>
-        <w:rPr>
-          <w:rStyle w:val="Strong"/>
+          <w:rFonts w:ascii="Arial" w:hAnsi="Arial" w:cs="Arial"/>
+          <w:sz w:val="18"/>
+        </w:rPr>
+        <w:t xml:space="preserve">, rate limiting, </w:t>
+      </w:r>
+      <w:r>
+        <w:rPr>
+          <w:rStyle w:val="Strong"/>
+          <w:rFonts w:ascii="Arial" w:hAnsi="Arial" w:cs="Arial"/>
           <w:sz w:val="18"/>
         </w:rPr>
         <w:t>RBAC/ABAC</w:t>
       </w:r>
       <w:r>
         <w:rPr>
+          <w:rFonts w:ascii="Arial" w:hAnsi="Arial" w:cs="Arial"/>
           <w:sz w:val="18"/>
         </w:rPr>
         <w:t>, audit logging</w:t>
@@ -1665,6 +1912,16 @@
         </w:pBdr>
         <w:spacing w:before="120" w:after="80"/>
       </w:pPr>
+      <w:r>
+        <w:rPr>
+          <w:b/>
+          <w:bCs/>
+          <w:color w:val="111111"/>
+          <w:sz w:val="21"/>
+          <w:szCs w:val="21"/>
+        </w:rPr>
+        <w:t xml:space="preserve"> </w:t>
+      </w:r>
       <w:r>
         <w:rPr>
           <w:b/>
@@ -1780,7 +2037,7 @@
         <w:pStyle w:val="NormalWeb"/>
         <w:numPr>
           <w:ilvl w:val="0"/>
-          <w:numId w:val="3"/>
+          <w:numId w:val="16"/>
         </w:numPr>
         <w:jc w:val="both"/>
         <w:rPr>
@@ -1793,52 +2050,39 @@
           <w:rFonts w:ascii="Arial" w:hAnsi="Arial" w:cs="Arial"/>
           <w:sz w:val="18"/>
         </w:rPr>
-        <w:t xml:space="preserve">Led end-to-end delivery of </w:t>
-      </w:r>
-      <w:r>
-        <w:rPr>
-          <w:rStyle w:val="Strong"/>
-          <w:rFonts w:ascii="Arial" w:hAnsi="Arial" w:cs="Arial"/>
-          <w:sz w:val="18"/>
-        </w:rPr>
-        <w:t>Python</w:t>
-      </w:r>
-      <w:r>
-        <w:rPr>
-          <w:rFonts w:ascii="Arial" w:hAnsi="Arial" w:cs="Arial"/>
-          <w:sz w:val="18"/>
-        </w:rPr>
-        <w:t xml:space="preserve"> ML workflows, converting ambiguous signals into </w:t>
-      </w:r>
-      <w:r>
-        <w:rPr>
-          <w:rStyle w:val="Strong"/>
-          <w:rFonts w:ascii="Arial" w:hAnsi="Arial" w:cs="Arial"/>
-          <w:sz w:val="18"/>
-        </w:rPr>
-        <w:t>measurable</w:t>
-      </w:r>
-      <w:r>
-        <w:rPr>
-          <w:rFonts w:ascii="Arial" w:hAnsi="Arial" w:cs="Arial"/>
-          <w:sz w:val="18"/>
-        </w:rPr>
-        <w:t xml:space="preserve"> models, clear milestones, and </w:t>
-      </w:r>
-      <w:r>
-        <w:rPr>
-          <w:rStyle w:val="Strong"/>
-          <w:rFonts w:ascii="Arial" w:hAnsi="Arial" w:cs="Arial"/>
-          <w:sz w:val="18"/>
-        </w:rPr>
-        <w:t>production</w:t>
-      </w:r>
-      <w:r>
-        <w:rPr>
-          <w:rFonts w:ascii="Arial" w:hAnsi="Arial" w:cs="Arial"/>
-          <w:sz w:val="18"/>
-        </w:rPr>
-        <w:t xml:space="preserve"> releases aligned with product and ops.</w:t>
+        <w:t xml:space="preserve">Led a </w:t>
+      </w:r>
+      <w:r>
+        <w:rPr>
+          <w:rStyle w:val="Strong"/>
+          <w:rFonts w:ascii="Arial" w:hAnsi="Arial" w:cs="Arial"/>
+          <w:sz w:val="18"/>
+        </w:rPr>
+        <w:t>Java / Spring Boot</w:t>
+      </w:r>
+      <w:r>
+        <w:rPr>
+          <w:rFonts w:ascii="Arial" w:hAnsi="Arial" w:cs="Arial"/>
+          <w:sz w:val="18"/>
+        </w:rPr>
+        <w:t xml:space="preserve"> modernization that decomposed a brittle service layer into clearer </w:t>
+      </w:r>
+      <w:proofErr w:type="spellStart"/>
+      <w:r>
+        <w:rPr>
+          <w:rStyle w:val="Strong"/>
+          <w:rFonts w:ascii="Arial" w:hAnsi="Arial" w:cs="Arial"/>
+          <w:sz w:val="18"/>
+        </w:rPr>
+        <w:t>microservice</w:t>
+      </w:r>
+      <w:proofErr w:type="spellEnd"/>
+      <w:r>
+        <w:rPr>
+          <w:rFonts w:ascii="Arial" w:hAnsi="Arial" w:cs="Arial"/>
+          <w:sz w:val="18"/>
+        </w:rPr>
+        <w:t xml:space="preserve"> boundaries, improving release stability through predictable deployment gates.</w:t>
       </w:r>
     </w:p>
     <w:p>
@@ -1846,7 +2090,7 @@
         <w:pStyle w:val="NormalWeb"/>
         <w:numPr>
           <w:ilvl w:val="0"/>
-          <w:numId w:val="3"/>
+          <w:numId w:val="16"/>
         </w:numPr>
         <w:jc w:val="both"/>
         <w:rPr>
@@ -1859,53 +2103,22 @@
           <w:rFonts w:ascii="Arial" w:hAnsi="Arial" w:cs="Arial"/>
           <w:sz w:val="18"/>
         </w:rPr>
-        <w:t xml:space="preserve">Designed batch </w:t>
-      </w:r>
-      <w:r>
-        <w:rPr>
-          <w:rStyle w:val="Strong"/>
-          <w:rFonts w:ascii="Arial" w:hAnsi="Arial" w:cs="Arial"/>
-          <w:sz w:val="18"/>
-        </w:rPr>
-        <w:t>feature pipelines</w:t>
-      </w:r>
-      <w:r>
-        <w:rPr>
-          <w:rFonts w:ascii="Arial" w:hAnsi="Arial" w:cs="Arial"/>
-          <w:sz w:val="18"/>
-        </w:rPr>
-        <w:t xml:space="preserve"> with standardized joins, </w:t>
-      </w:r>
-      <w:proofErr w:type="spellStart"/>
-      <w:r>
-        <w:rPr>
-          <w:rFonts w:ascii="Arial" w:hAnsi="Arial" w:cs="Arial"/>
-          <w:sz w:val="18"/>
-        </w:rPr>
-        <w:t>deduplication</w:t>
-      </w:r>
-      <w:proofErr w:type="spellEnd"/>
-      <w:r>
-        <w:rPr>
-          <w:rFonts w:ascii="Arial" w:hAnsi="Arial" w:cs="Arial"/>
-          <w:sz w:val="18"/>
-        </w:rPr>
-        <w:t xml:space="preserve">, and late-arriving handling, reducing training/inference skew and improving </w:t>
-      </w:r>
-      <w:r>
-        <w:rPr>
-          <w:rStyle w:val="Strong"/>
-          <w:rFonts w:ascii="Arial" w:hAnsi="Arial" w:cs="Arial"/>
-          <w:sz w:val="18"/>
-        </w:rPr>
-        <w:t>data quality</w:t>
-      </w:r>
-      <w:r>
-        <w:rPr>
-          <w:rFonts w:ascii="Arial" w:hAnsi="Arial" w:cs="Arial"/>
-          <w:sz w:val="18"/>
-        </w:rPr>
-        <w:t xml:space="preserve"> confidence.</w:t>
+        <w:t xml:space="preserve">Designed </w:t>
+      </w:r>
+      <w:r>
+        <w:rPr>
+          <w:rStyle w:val="Strong"/>
+          <w:rFonts w:ascii="Arial" w:hAnsi="Arial" w:cs="Arial"/>
+          <w:sz w:val="18"/>
+        </w:rPr>
+        <w:t>REST APIs</w:t>
+      </w:r>
+      <w:r>
+        <w:rPr>
+          <w:rFonts w:ascii="Arial" w:hAnsi="Arial" w:cs="Arial"/>
+          <w:sz w:val="18"/>
+        </w:rPr>
+        <w:t xml:space="preserve"> with consistent error contracts, pagination, and resource modeling, reducing client workarounds and making partner integrations predictable.</w:t>
       </w:r>
     </w:p>
     <w:p>
@@ -1913,7 +2126,7 @@
         <w:pStyle w:val="NormalWeb"/>
         <w:numPr>
           <w:ilvl w:val="0"/>
-          <w:numId w:val="3"/>
+          <w:numId w:val="16"/>
         </w:numPr>
         <w:jc w:val="both"/>
         <w:rPr>
@@ -1926,52 +2139,22 @@
           <w:rFonts w:ascii="Arial" w:hAnsi="Arial" w:cs="Arial"/>
           <w:sz w:val="18"/>
         </w:rPr>
-        <w:t xml:space="preserve">Built </w:t>
-      </w:r>
-      <w:r>
-        <w:rPr>
-          <w:rStyle w:val="Strong"/>
-          <w:rFonts w:ascii="Arial" w:hAnsi="Arial" w:cs="Arial"/>
-          <w:sz w:val="18"/>
-        </w:rPr>
-        <w:t>model-serving APIs</w:t>
-      </w:r>
-      <w:r>
-        <w:rPr>
-          <w:rFonts w:ascii="Arial" w:hAnsi="Arial" w:cs="Arial"/>
-          <w:sz w:val="18"/>
-        </w:rPr>
-        <w:t xml:space="preserve"> and inference workers using </w:t>
-      </w:r>
-      <w:r>
-        <w:rPr>
-          <w:rStyle w:val="Strong"/>
-          <w:rFonts w:ascii="Arial" w:hAnsi="Arial" w:cs="Arial"/>
-          <w:sz w:val="18"/>
-        </w:rPr>
-        <w:t>Node.js</w:t>
-      </w:r>
-      <w:r>
-        <w:rPr>
-          <w:rFonts w:ascii="Arial" w:hAnsi="Arial" w:cs="Arial"/>
-          <w:sz w:val="18"/>
-        </w:rPr>
-        <w:t xml:space="preserve"> and </w:t>
-      </w:r>
-      <w:r>
-        <w:rPr>
-          <w:rStyle w:val="Strong"/>
-          <w:rFonts w:ascii="Arial" w:hAnsi="Arial" w:cs="Arial"/>
-          <w:sz w:val="18"/>
-        </w:rPr>
-        <w:t>Python</w:t>
-      </w:r>
-      <w:r>
-        <w:rPr>
-          <w:rFonts w:ascii="Arial" w:hAnsi="Arial" w:cs="Arial"/>
-          <w:sz w:val="18"/>
-        </w:rPr>
-        <w:t>, enforcing strict input contracts, deterministic preprocessing, and safe fallbacks for partial outages.</w:t>
+        <w:t xml:space="preserve">Built event-driven workflows using </w:t>
+      </w:r>
+      <w:r>
+        <w:rPr>
+          <w:rStyle w:val="Strong"/>
+          <w:rFonts w:ascii="Arial" w:hAnsi="Arial" w:cs="Arial"/>
+          <w:sz w:val="18"/>
+        </w:rPr>
+        <w:t>Kafka</w:t>
+      </w:r>
+      <w:r>
+        <w:rPr>
+          <w:rFonts w:ascii="Arial" w:hAnsi="Arial" w:cs="Arial"/>
+          <w:sz w:val="18"/>
+        </w:rPr>
+        <w:t xml:space="preserve"> with idempotent consumers, explicit retry policies, and replay-safe handlers to prevent duplicate side effects during broker disruptions.</w:t>
       </w:r>
     </w:p>
     <w:p>
@@ -1979,7 +2162,7 @@
         <w:pStyle w:val="NormalWeb"/>
         <w:numPr>
           <w:ilvl w:val="0"/>
-          <w:numId w:val="3"/>
+          <w:numId w:val="16"/>
         </w:numPr>
         <w:jc w:val="both"/>
         <w:rPr>
@@ -1992,7 +2175,7 @@
           <w:rFonts w:ascii="Arial" w:hAnsi="Arial" w:cs="Arial"/>
           <w:sz w:val="18"/>
         </w:rPr>
-        <w:t xml:space="preserve">Implemented event-driven ingestion with </w:t>
+        <w:t xml:space="preserve">Implemented queue-backed background execution using </w:t>
       </w:r>
       <w:r>
         <w:rPr>
@@ -2007,41 +2190,7 @@
           <w:rFonts w:ascii="Arial" w:hAnsi="Arial" w:cs="Arial"/>
           <w:sz w:val="18"/>
         </w:rPr>
-        <w:t xml:space="preserve"> and </w:t>
-      </w:r>
-      <w:proofErr w:type="spellStart"/>
-      <w:r>
-        <w:rPr>
-          <w:rStyle w:val="Strong"/>
-          <w:rFonts w:ascii="Arial" w:hAnsi="Arial" w:cs="Arial"/>
-          <w:sz w:val="18"/>
-        </w:rPr>
-        <w:t>EventBridge</w:t>
-      </w:r>
-      <w:proofErr w:type="spellEnd"/>
-      <w:r>
-        <w:rPr>
-          <w:rFonts w:ascii="Arial" w:hAnsi="Arial" w:cs="Arial"/>
-          <w:sz w:val="18"/>
-        </w:rPr>
-        <w:t xml:space="preserve">, using </w:t>
-      </w:r>
-      <w:proofErr w:type="spellStart"/>
-      <w:r>
-        <w:rPr>
-          <w:rStyle w:val="Strong"/>
-          <w:rFonts w:ascii="Arial" w:hAnsi="Arial" w:cs="Arial"/>
-          <w:sz w:val="18"/>
-        </w:rPr>
-        <w:t>idempotency</w:t>
-      </w:r>
-      <w:proofErr w:type="spellEnd"/>
-      <w:r>
-        <w:rPr>
-          <w:rFonts w:ascii="Arial" w:hAnsi="Arial" w:cs="Arial"/>
-          <w:sz w:val="18"/>
-        </w:rPr>
-        <w:t xml:space="preserve"> keys, retry budgets, and DLQ patterns to prevent duplicate feature writes.</w:t>
+        <w:t xml:space="preserve"> patterns to run long tasks safely, enabling backfills without impacting live traffic.</w:t>
       </w:r>
     </w:p>
     <w:p>
@@ -2049,7 +2198,7 @@
         <w:pStyle w:val="NormalWeb"/>
         <w:numPr>
           <w:ilvl w:val="0"/>
-          <w:numId w:val="3"/>
+          <w:numId w:val="16"/>
         </w:numPr>
         <w:jc w:val="both"/>
         <w:rPr>
@@ -2062,24 +2211,52 @@
           <w:rFonts w:ascii="Arial" w:hAnsi="Arial" w:cs="Arial"/>
           <w:sz w:val="18"/>
         </w:rPr>
-        <w:t xml:space="preserve">Optimized </w:t>
-      </w:r>
-      <w:proofErr w:type="spellStart"/>
-      <w:r>
-        <w:rPr>
-          <w:rStyle w:val="Strong"/>
-          <w:rFonts w:ascii="Arial" w:hAnsi="Arial" w:cs="Arial"/>
-          <w:sz w:val="18"/>
-        </w:rPr>
-        <w:t>PostgreSQL</w:t>
-      </w:r>
-      <w:proofErr w:type="spellEnd"/>
-      <w:r>
-        <w:rPr>
-          <w:rFonts w:ascii="Arial" w:hAnsi="Arial" w:cs="Arial"/>
-          <w:sz w:val="18"/>
-        </w:rPr>
-        <w:t xml:space="preserve"> feature lookups with indexing strategies and query tuning, reducing P95 latency and eliminating lock contention that previously triggered cascading timeouts.</w:t>
+        <w:t xml:space="preserve">Hardened authorization using </w:t>
+      </w:r>
+      <w:r>
+        <w:rPr>
+          <w:rStyle w:val="Strong"/>
+          <w:rFonts w:ascii="Arial" w:hAnsi="Arial" w:cs="Arial"/>
+          <w:sz w:val="18"/>
+        </w:rPr>
+        <w:t>Spring Security</w:t>
+      </w:r>
+      <w:r>
+        <w:rPr>
+          <w:rFonts w:ascii="Arial" w:hAnsi="Arial" w:cs="Arial"/>
+          <w:sz w:val="18"/>
+        </w:rPr>
+        <w:t xml:space="preserve"> with </w:t>
+      </w:r>
+      <w:r>
+        <w:rPr>
+          <w:rStyle w:val="Strong"/>
+          <w:rFonts w:ascii="Arial" w:hAnsi="Arial" w:cs="Arial"/>
+          <w:sz w:val="18"/>
+        </w:rPr>
+        <w:t>JWT</w:t>
+      </w:r>
+      <w:r>
+        <w:rPr>
+          <w:rFonts w:ascii="Arial" w:hAnsi="Arial" w:cs="Arial"/>
+          <w:sz w:val="18"/>
+        </w:rPr>
+        <w:t xml:space="preserve"> validation, audience checks, clock-skew handling, and policy enforcement aligned to </w:t>
+      </w:r>
+      <w:r>
+        <w:rPr>
+          <w:rStyle w:val="Strong"/>
+          <w:rFonts w:ascii="Arial" w:hAnsi="Arial" w:cs="Arial"/>
+          <w:sz w:val="18"/>
+        </w:rPr>
+        <w:t>RBAC/ABAC</w:t>
+      </w:r>
+      <w:r>
+        <w:rPr>
+          <w:rFonts w:ascii="Arial" w:hAnsi="Arial" w:cs="Arial"/>
+          <w:sz w:val="18"/>
+        </w:rPr>
+        <w:t xml:space="preserve"> needs.</w:t>
       </w:r>
     </w:p>
     <w:p>
@@ -2087,7 +2264,7 @@
         <w:pStyle w:val="NormalWeb"/>
         <w:numPr>
           <w:ilvl w:val="0"/>
-          <w:numId w:val="3"/>
+          <w:numId w:val="16"/>
         </w:numPr>
         <w:jc w:val="both"/>
         <w:rPr>
@@ -2100,22 +2277,22 @@
           <w:rFonts w:ascii="Arial" w:hAnsi="Arial" w:cs="Arial"/>
           <w:sz w:val="18"/>
         </w:rPr>
-        <w:t xml:space="preserve">Shipped </w:t>
-      </w:r>
-      <w:r>
-        <w:rPr>
-          <w:rStyle w:val="Strong"/>
-          <w:rFonts w:ascii="Arial" w:hAnsi="Arial" w:cs="Arial"/>
-          <w:sz w:val="18"/>
-        </w:rPr>
-        <w:t>caching</w:t>
-      </w:r>
-      <w:r>
-        <w:rPr>
-          <w:rFonts w:ascii="Arial" w:hAnsi="Arial" w:cs="Arial"/>
-          <w:sz w:val="18"/>
-        </w:rPr>
-        <w:t xml:space="preserve"> strategies with </w:t>
+        <w:t xml:space="preserve">Tuned persistence with </w:t>
+      </w:r>
+      <w:r>
+        <w:rPr>
+          <w:rStyle w:val="Strong"/>
+          <w:rFonts w:ascii="Arial" w:hAnsi="Arial" w:cs="Arial"/>
+          <w:sz w:val="18"/>
+        </w:rPr>
+        <w:t>JPA/Hibernate</w:t>
+      </w:r>
+      <w:r>
+        <w:rPr>
+          <w:rFonts w:ascii="Arial" w:hAnsi="Arial" w:cs="Arial"/>
+          <w:sz w:val="18"/>
+        </w:rPr>
+        <w:t xml:space="preserve"> and </w:t>
       </w:r>
       <w:proofErr w:type="spellStart"/>
       <w:r>
@@ -2124,7 +2301,7 @@
           <w:rFonts w:ascii="Arial" w:hAnsi="Arial" w:cs="Arial"/>
           <w:sz w:val="18"/>
         </w:rPr>
-        <w:t>Redis</w:t>
+        <w:t>PostgreSQL</w:t>
       </w:r>
       <w:proofErr w:type="spellEnd"/>
       <w:r>
@@ -2132,40 +2309,7 @@
           <w:rFonts w:ascii="Arial" w:hAnsi="Arial" w:cs="Arial"/>
           <w:sz w:val="18"/>
         </w:rPr>
-        <w:t xml:space="preserve"> and </w:t>
-      </w:r>
-      <w:proofErr w:type="spellStart"/>
-      <w:r>
-        <w:rPr>
-          <w:rStyle w:val="Strong"/>
-          <w:rFonts w:ascii="Arial" w:hAnsi="Arial" w:cs="Arial"/>
-          <w:sz w:val="18"/>
-        </w:rPr>
-        <w:t>ElastiCache</w:t>
-      </w:r>
-      <w:proofErr w:type="spellEnd"/>
-      <w:r>
-        <w:rPr>
-          <w:rFonts w:ascii="Arial" w:hAnsi="Arial" w:cs="Arial"/>
-          <w:sz w:val="18"/>
-        </w:rPr>
-        <w:t xml:space="preserve"> to protect relational stores and stabilize hot paths under </w:t>
-      </w:r>
-      <w:proofErr w:type="spellStart"/>
-      <w:r>
-        <w:rPr>
-          <w:rFonts w:ascii="Arial" w:hAnsi="Arial" w:cs="Arial"/>
-          <w:sz w:val="18"/>
-        </w:rPr>
-        <w:t>bursty</w:t>
-      </w:r>
-      <w:proofErr w:type="spellEnd"/>
-      <w:r>
-        <w:rPr>
-          <w:rFonts w:ascii="Arial" w:hAnsi="Arial" w:cs="Arial"/>
-          <w:sz w:val="18"/>
-        </w:rPr>
-        <w:t xml:space="preserve"> inference traffic.</w:t>
+        <w:t xml:space="preserve"> query-plan driven indexing, removing hot-path bottlenecks that dominated p95 latency.</w:t>
       </w:r>
     </w:p>
     <w:p>
@@ -2173,7 +2317,7 @@
         <w:pStyle w:val="NormalWeb"/>
         <w:numPr>
           <w:ilvl w:val="0"/>
-          <w:numId w:val="3"/>
+          <w:numId w:val="16"/>
         </w:numPr>
         <w:jc w:val="both"/>
         <w:rPr>
@@ -2186,7 +2330,24 @@
           <w:rFonts w:ascii="Arial" w:hAnsi="Arial" w:cs="Arial"/>
           <w:sz w:val="18"/>
         </w:rPr>
-        <w:t>Operationalized model lifecycle practices: versioned datasets, reproducible training, artifact promotion, and rollback playbooks for fast recovery on regressions.</w:t>
+        <w:t xml:space="preserve">Introduced caching and protection layers using </w:t>
+      </w:r>
+      <w:proofErr w:type="spellStart"/>
+      <w:r>
+        <w:rPr>
+          <w:rStyle w:val="Strong"/>
+          <w:rFonts w:ascii="Arial" w:hAnsi="Arial" w:cs="Arial"/>
+          <w:sz w:val="18"/>
+        </w:rPr>
+        <w:t>Redis</w:t>
+      </w:r>
+      <w:proofErr w:type="spellEnd"/>
+      <w:r>
+        <w:rPr>
+          <w:rFonts w:ascii="Arial" w:hAnsi="Arial" w:cs="Arial"/>
+          <w:sz w:val="18"/>
+        </w:rPr>
+        <w:t xml:space="preserve"> patterns (hot lookups, request shaping, throttling) to reduce database pressure during spikes.</w:t>
       </w:r>
     </w:p>
     <w:p>
@@ -2194,7 +2355,7 @@
         <w:pStyle w:val="NormalWeb"/>
         <w:numPr>
           <w:ilvl w:val="0"/>
-          <w:numId w:val="3"/>
+          <w:numId w:val="16"/>
         </w:numPr>
         <w:jc w:val="both"/>
         <w:rPr>
@@ -2207,82 +2368,22 @@
           <w:rFonts w:ascii="Arial" w:hAnsi="Arial" w:cs="Arial"/>
           <w:sz w:val="18"/>
         </w:rPr>
-        <w:t xml:space="preserve">Hardened cloud delivery on </w:t>
-      </w:r>
-      <w:r>
-        <w:rPr>
-          <w:rStyle w:val="Strong"/>
-          <w:rFonts w:ascii="Arial" w:hAnsi="Arial" w:cs="Arial"/>
-          <w:sz w:val="18"/>
-        </w:rPr>
-        <w:t>AWS</w:t>
-      </w:r>
-      <w:r>
-        <w:rPr>
-          <w:rFonts w:ascii="Arial" w:hAnsi="Arial" w:cs="Arial"/>
-          <w:sz w:val="18"/>
-        </w:rPr>
-        <w:t xml:space="preserve"> using </w:t>
-      </w:r>
-      <w:r>
-        <w:rPr>
-          <w:rStyle w:val="Strong"/>
-          <w:rFonts w:ascii="Arial" w:hAnsi="Arial" w:cs="Arial"/>
-          <w:sz w:val="18"/>
-        </w:rPr>
-        <w:t>EKS/ECS</w:t>
-      </w:r>
-      <w:r>
-        <w:rPr>
-          <w:rFonts w:ascii="Arial" w:hAnsi="Arial" w:cs="Arial"/>
-          <w:sz w:val="18"/>
-        </w:rPr>
-        <w:t xml:space="preserve"> (container workloads) and </w:t>
-      </w:r>
-      <w:r>
-        <w:rPr>
-          <w:rStyle w:val="Strong"/>
-          <w:rFonts w:ascii="Arial" w:hAnsi="Arial" w:cs="Arial"/>
-          <w:sz w:val="18"/>
-        </w:rPr>
-        <w:t>Lambda</w:t>
-      </w:r>
-      <w:r>
-        <w:rPr>
-          <w:rFonts w:ascii="Arial" w:hAnsi="Arial" w:cs="Arial"/>
-          <w:sz w:val="18"/>
-        </w:rPr>
-        <w:t xml:space="preserve"> (event-driven tasks), with </w:t>
-      </w:r>
-      <w:r>
-        <w:rPr>
-          <w:rStyle w:val="Strong"/>
-          <w:rFonts w:ascii="Arial" w:hAnsi="Arial" w:cs="Arial"/>
-          <w:sz w:val="18"/>
-        </w:rPr>
-        <w:t>API Gateway</w:t>
-      </w:r>
-      <w:r>
-        <w:rPr>
-          <w:rFonts w:ascii="Arial" w:hAnsi="Arial" w:cs="Arial"/>
-          <w:sz w:val="18"/>
-        </w:rPr>
-        <w:t xml:space="preserve"> and </w:t>
-      </w:r>
-      <w:r>
-        <w:rPr>
-          <w:rStyle w:val="Strong"/>
-          <w:rFonts w:ascii="Arial" w:hAnsi="Arial" w:cs="Arial"/>
-          <w:sz w:val="18"/>
-        </w:rPr>
-        <w:t>IAM</w:t>
-      </w:r>
-      <w:r>
-        <w:rPr>
-          <w:rFonts w:ascii="Arial" w:hAnsi="Arial" w:cs="Arial"/>
-          <w:sz w:val="18"/>
-        </w:rPr>
-        <w:t xml:space="preserve"> least-privilege boundaries.</w:t>
+        <w:t xml:space="preserve">Standardized </w:t>
+      </w:r>
+      <w:r>
+        <w:rPr>
+          <w:rStyle w:val="Strong"/>
+          <w:rFonts w:ascii="Arial" w:hAnsi="Arial" w:cs="Arial"/>
+          <w:sz w:val="18"/>
+        </w:rPr>
+        <w:t>structured logging</w:t>
+      </w:r>
+      <w:r>
+        <w:rPr>
+          <w:rFonts w:ascii="Arial" w:hAnsi="Arial" w:cs="Arial"/>
+          <w:sz w:val="18"/>
+        </w:rPr>
+        <w:t xml:space="preserve"> with correlation IDs, turning multi-service debugging into traceable incident narratives during on-call rotations.</w:t>
       </w:r>
     </w:p>
     <w:p>
@@ -2290,7 +2391,7 @@
         <w:pStyle w:val="NormalWeb"/>
         <w:numPr>
           <w:ilvl w:val="0"/>
-          <w:numId w:val="3"/>
+          <w:numId w:val="16"/>
         </w:numPr>
         <w:jc w:val="both"/>
         <w:rPr>
@@ -2303,15 +2404,16 @@
           <w:rFonts w:ascii="Arial" w:hAnsi="Arial" w:cs="Arial"/>
           <w:sz w:val="18"/>
         </w:rPr>
-        <w:t xml:space="preserve">Standardized </w:t>
+        <w:t xml:space="preserve">Rolled out distributed tracing using </w:t>
       </w:r>
       <w:proofErr w:type="spellStart"/>
       <w:r>
         <w:rPr>
-          <w:rFonts w:ascii="Arial" w:hAnsi="Arial" w:cs="Arial"/>
-          <w:sz w:val="18"/>
-        </w:rPr>
-        <w:t>IaC</w:t>
+          <w:rStyle w:val="Strong"/>
+          <w:rFonts w:ascii="Arial" w:hAnsi="Arial" w:cs="Arial"/>
+          <w:sz w:val="18"/>
+        </w:rPr>
+        <w:t>OpenTelemetry</w:t>
       </w:r>
       <w:proofErr w:type="spellEnd"/>
       <w:r>
@@ -2319,41 +2421,7 @@
           <w:rFonts w:ascii="Arial" w:hAnsi="Arial" w:cs="Arial"/>
           <w:sz w:val="18"/>
         </w:rPr>
-        <w:t xml:space="preserve"> with </w:t>
-      </w:r>
-      <w:proofErr w:type="spellStart"/>
-      <w:r>
-        <w:rPr>
-          <w:rStyle w:val="Strong"/>
-          <w:rFonts w:ascii="Arial" w:hAnsi="Arial" w:cs="Arial"/>
-          <w:sz w:val="18"/>
-        </w:rPr>
-        <w:t>Terraform</w:t>
-      </w:r>
-      <w:proofErr w:type="spellEnd"/>
-      <w:r>
-        <w:rPr>
-          <w:rFonts w:ascii="Arial" w:hAnsi="Arial" w:cs="Arial"/>
-          <w:sz w:val="18"/>
-        </w:rPr>
-        <w:t xml:space="preserve"> and </w:t>
-      </w:r>
-      <w:proofErr w:type="spellStart"/>
-      <w:r>
-        <w:rPr>
-          <w:rStyle w:val="Strong"/>
-          <w:rFonts w:ascii="Arial" w:hAnsi="Arial" w:cs="Arial"/>
-          <w:sz w:val="18"/>
-        </w:rPr>
-        <w:t>CloudFormation</w:t>
-      </w:r>
-      <w:proofErr w:type="spellEnd"/>
-      <w:r>
-        <w:rPr>
-          <w:rFonts w:ascii="Arial" w:hAnsi="Arial" w:cs="Arial"/>
-          <w:sz w:val="18"/>
-        </w:rPr>
-        <w:t>, enabling predictable provisioning across environments and reducing configuration drift.</w:t>
+        <w:t>, enforcing span naming and propagation rules so downstream latency issues could be isolated quickly.</w:t>
       </w:r>
     </w:p>
     <w:p>
@@ -2361,7 +2429,7 @@
         <w:pStyle w:val="NormalWeb"/>
         <w:numPr>
           <w:ilvl w:val="0"/>
-          <w:numId w:val="3"/>
+          <w:numId w:val="16"/>
         </w:numPr>
         <w:jc w:val="both"/>
         <w:rPr>
@@ -2374,7 +2442,7 @@
           <w:rFonts w:ascii="Arial" w:hAnsi="Arial" w:cs="Arial"/>
           <w:sz w:val="18"/>
         </w:rPr>
-        <w:t xml:space="preserve">Implemented distributed tracing and telemetry via </w:t>
+        <w:t xml:space="preserve">Built actionable dashboards in </w:t>
       </w:r>
       <w:proofErr w:type="spellStart"/>
       <w:r>
@@ -2383,7 +2451,7 @@
           <w:rFonts w:ascii="Arial" w:hAnsi="Arial" w:cs="Arial"/>
           <w:sz w:val="18"/>
         </w:rPr>
-        <w:t>OpenTelemetry</w:t>
+        <w:t>Datadog</w:t>
       </w:r>
       <w:proofErr w:type="spellEnd"/>
       <w:r>
@@ -2391,7 +2459,22 @@
           <w:rFonts w:ascii="Arial" w:hAnsi="Arial" w:cs="Arial"/>
           <w:sz w:val="18"/>
         </w:rPr>
-        <w:t xml:space="preserve">, exporting to </w:t>
+        <w:t xml:space="preserve">, </w:t>
+      </w:r>
+      <w:r>
+        <w:rPr>
+          <w:rStyle w:val="Strong"/>
+          <w:rFonts w:ascii="Arial" w:hAnsi="Arial" w:cs="Arial"/>
+          <w:sz w:val="18"/>
+        </w:rPr>
+        <w:t>Prometheus</w:t>
+      </w:r>
+      <w:r>
+        <w:rPr>
+          <w:rFonts w:ascii="Arial" w:hAnsi="Arial" w:cs="Arial"/>
+          <w:sz w:val="18"/>
+        </w:rPr>
+        <w:t xml:space="preserve">, </w:t>
       </w:r>
       <w:proofErr w:type="spellStart"/>
       <w:r>
@@ -2400,7 +2483,7 @@
           <w:rFonts w:ascii="Arial" w:hAnsi="Arial" w:cs="Arial"/>
           <w:sz w:val="18"/>
         </w:rPr>
-        <w:t>Datadog</w:t>
+        <w:t>Grafana</w:t>
       </w:r>
       <w:proofErr w:type="spellEnd"/>
       <w:r>
@@ -2408,7 +2491,7 @@
           <w:rFonts w:ascii="Arial" w:hAnsi="Arial" w:cs="Arial"/>
           <w:sz w:val="18"/>
         </w:rPr>
-        <w:t xml:space="preserve">, plus dashboards in </w:t>
+        <w:t xml:space="preserve">, and </w:t>
       </w:r>
       <w:proofErr w:type="spellStart"/>
       <w:r>
@@ -2417,7 +2500,7 @@
           <w:rFonts w:ascii="Arial" w:hAnsi="Arial" w:cs="Arial"/>
           <w:sz w:val="18"/>
         </w:rPr>
-        <w:t>Grafana</w:t>
+        <w:t>CloudWatch</w:t>
       </w:r>
       <w:proofErr w:type="spellEnd"/>
       <w:r>
@@ -2425,7 +2508,23 @@
           <w:rFonts w:ascii="Arial" w:hAnsi="Arial" w:cs="Arial"/>
           <w:sz w:val="18"/>
         </w:rPr>
-        <w:t xml:space="preserve"> with actionable alert routing.</w:t>
+        <w:t xml:space="preserve">, tying alerts to </w:t>
+      </w:r>
+      <w:proofErr w:type="spellStart"/>
+      <w:r>
+        <w:rPr>
+          <w:rFonts w:ascii="Arial" w:hAnsi="Arial" w:cs="Arial"/>
+          <w:sz w:val="18"/>
+        </w:rPr>
+        <w:t>runbooks</w:t>
+      </w:r>
+      <w:proofErr w:type="spellEnd"/>
+      <w:r>
+        <w:rPr>
+          <w:rFonts w:ascii="Arial" w:hAnsi="Arial" w:cs="Arial"/>
+          <w:sz w:val="18"/>
+        </w:rPr>
+        <w:t xml:space="preserve"> to reduce alert fatigue while improving detection.</w:t>
       </w:r>
     </w:p>
     <w:p>
@@ -2433,7 +2532,7 @@
         <w:pStyle w:val="NormalWeb"/>
         <w:numPr>
           <w:ilvl w:val="0"/>
-          <w:numId w:val="3"/>
+          <w:numId w:val="16"/>
         </w:numPr>
         <w:jc w:val="both"/>
         <w:rPr>
@@ -2446,40 +2545,62 @@
           <w:rFonts w:ascii="Arial" w:hAnsi="Arial" w:cs="Arial"/>
           <w:sz w:val="18"/>
         </w:rPr>
-        <w:t xml:space="preserve">Built incident-ready </w:t>
+        <w:t xml:space="preserve">Established CI quality gates with </w:t>
+      </w:r>
+      <w:r>
+        <w:rPr>
+          <w:rStyle w:val="Strong"/>
+          <w:rFonts w:ascii="Arial" w:hAnsi="Arial" w:cs="Arial"/>
+          <w:sz w:val="18"/>
+        </w:rPr>
+        <w:t>API contract tests (Pact-style)</w:t>
+      </w:r>
+      <w:r>
+        <w:rPr>
+          <w:rFonts w:ascii="Arial" w:hAnsi="Arial" w:cs="Arial"/>
+          <w:sz w:val="18"/>
+        </w:rPr>
+        <w:t xml:space="preserve"> plus pipeline checks in </w:t>
       </w:r>
       <w:proofErr w:type="spellStart"/>
       <w:r>
         <w:rPr>
-          <w:rFonts w:ascii="Arial" w:hAnsi="Arial" w:cs="Arial"/>
-          <w:sz w:val="18"/>
-        </w:rPr>
-        <w:t>observability</w:t>
+          <w:rStyle w:val="Strong"/>
+          <w:rFonts w:ascii="Arial" w:hAnsi="Arial" w:cs="Arial"/>
+          <w:sz w:val="18"/>
+        </w:rPr>
+        <w:t>GitHub</w:t>
       </w:r>
       <w:proofErr w:type="spellEnd"/>
       <w:r>
         <w:rPr>
-          <w:rFonts w:ascii="Arial" w:hAnsi="Arial" w:cs="Arial"/>
-          <w:sz w:val="18"/>
-        </w:rPr>
-        <w:t xml:space="preserve"> with </w:t>
-      </w:r>
-      <w:proofErr w:type="spellStart"/>
-      <w:r>
-        <w:rPr>
-          <w:rStyle w:val="Strong"/>
-          <w:rFonts w:ascii="Arial" w:hAnsi="Arial" w:cs="Arial"/>
-          <w:sz w:val="18"/>
-        </w:rPr>
-        <w:t>CloudWatch</w:t>
-      </w:r>
-      <w:proofErr w:type="spellEnd"/>
-      <w:r>
-        <w:rPr>
-          <w:rFonts w:ascii="Arial" w:hAnsi="Arial" w:cs="Arial"/>
-          <w:sz w:val="18"/>
-        </w:rPr>
-        <w:t xml:space="preserve"> signals, structured logs, and correlation IDs spanning API Gateway → queues → workers → databases.</w:t>
+          <w:rStyle w:val="Strong"/>
+          <w:rFonts w:ascii="Arial" w:hAnsi="Arial" w:cs="Arial"/>
+          <w:sz w:val="18"/>
+        </w:rPr>
+        <w:t xml:space="preserve"> Actions</w:t>
+      </w:r>
+      <w:r>
+        <w:rPr>
+          <w:rFonts w:ascii="Arial" w:hAnsi="Arial" w:cs="Arial"/>
+          <w:sz w:val="18"/>
+        </w:rPr>
+        <w:t xml:space="preserve"> and </w:t>
+      </w:r>
+      <w:r>
+        <w:rPr>
+          <w:rStyle w:val="Strong"/>
+          <w:rFonts w:ascii="Arial" w:hAnsi="Arial" w:cs="Arial"/>
+          <w:sz w:val="18"/>
+        </w:rPr>
+        <w:t>Jenkins</w:t>
+      </w:r>
+      <w:r>
+        <w:rPr>
+          <w:rFonts w:ascii="Arial" w:hAnsi="Arial" w:cs="Arial"/>
+          <w:sz w:val="18"/>
+        </w:rPr>
+        <w:t xml:space="preserve"> to catch breaking changes before merge.</w:t>
       </w:r>
     </w:p>
     <w:p>
@@ -2487,7 +2608,7 @@
         <w:pStyle w:val="NormalWeb"/>
         <w:numPr>
           <w:ilvl w:val="0"/>
-          <w:numId w:val="3"/>
+          <w:numId w:val="16"/>
         </w:numPr>
         <w:jc w:val="both"/>
         <w:rPr>
@@ -2500,7 +2621,7 @@
           <w:rFonts w:ascii="Arial" w:hAnsi="Arial" w:cs="Arial"/>
           <w:sz w:val="18"/>
         </w:rPr>
-        <w:t xml:space="preserve">Integrated search capabilities using </w:t>
+        <w:t xml:space="preserve">Integrated search and retrieval patterns by indexing domain data into </w:t>
       </w:r>
       <w:proofErr w:type="spellStart"/>
       <w:r>
@@ -2514,18 +2635,25 @@
       <w:proofErr w:type="spellEnd"/>
       <w:r>
         <w:rPr>
-          <w:rStyle w:val="Strong"/>
-          <w:rFonts w:ascii="Arial" w:hAnsi="Arial" w:cs="Arial"/>
-          <w:sz w:val="18"/>
-        </w:rPr>
-        <w:t>/OpenSearch</w:t>
-      </w:r>
-      <w:r>
-        <w:rPr>
-          <w:rFonts w:ascii="Arial" w:hAnsi="Arial" w:cs="Arial"/>
-          <w:sz w:val="18"/>
-        </w:rPr>
-        <w:t xml:space="preserve"> patterns for operational queries, improving investigation speed during on-call triage.</w:t>
+          <w:rFonts w:ascii="Arial" w:hAnsi="Arial" w:cs="Arial"/>
+          <w:sz w:val="18"/>
+        </w:rPr>
+        <w:t xml:space="preserve"> / </w:t>
+      </w:r>
+      <w:r>
+        <w:rPr>
+          <w:rStyle w:val="Strong"/>
+          <w:rFonts w:ascii="Arial" w:hAnsi="Arial" w:cs="Arial"/>
+          <w:sz w:val="18"/>
+        </w:rPr>
+        <w:t>OpenSearch</w:t>
+      </w:r>
+      <w:r>
+        <w:rPr>
+          <w:rFonts w:ascii="Arial" w:hAnsi="Arial" w:cs="Arial"/>
+          <w:sz w:val="18"/>
+        </w:rPr>
+        <w:t xml:space="preserve"> for fast filtering and operational investigations.</w:t>
       </w:r>
     </w:p>
     <w:p>
@@ -2533,7 +2661,7 @@
         <w:pStyle w:val="NormalWeb"/>
         <w:numPr>
           <w:ilvl w:val="0"/>
-          <w:numId w:val="3"/>
+          <w:numId w:val="16"/>
         </w:numPr>
         <w:jc w:val="both"/>
         <w:rPr>
@@ -2546,194 +2674,22 @@
           <w:rFonts w:ascii="Arial" w:hAnsi="Arial" w:cs="Arial"/>
           <w:sz w:val="18"/>
         </w:rPr>
-        <w:t xml:space="preserve">Supported analytics consumption by wiring event/feature exports toward </w:t>
-      </w:r>
-      <w:r>
-        <w:rPr>
-          <w:rStyle w:val="Strong"/>
-          <w:rFonts w:ascii="Arial" w:hAnsi="Arial" w:cs="Arial"/>
-          <w:sz w:val="18"/>
-        </w:rPr>
-        <w:t>Redshift/</w:t>
-      </w:r>
-      <w:proofErr w:type="spellStart"/>
-      <w:r>
-        <w:rPr>
-          <w:rStyle w:val="Strong"/>
-          <w:rFonts w:ascii="Arial" w:hAnsi="Arial" w:cs="Arial"/>
-          <w:sz w:val="18"/>
-        </w:rPr>
-        <w:t>BigQuery</w:t>
-      </w:r>
-      <w:proofErr w:type="spellEnd"/>
-      <w:r>
-        <w:rPr>
-          <w:rFonts w:ascii="Arial" w:hAnsi="Arial" w:cs="Arial"/>
-          <w:sz w:val="18"/>
-        </w:rPr>
-        <w:t>-style pipelines, enabling performance tracking without overloading OLTP stores.</w:t>
-      </w:r>
-    </w:p>
-    <w:p>
-      <w:pPr>
-        <w:pStyle w:val="NormalWeb"/>
-        <w:numPr>
-          <w:ilvl w:val="0"/>
-          <w:numId w:val="3"/>
-        </w:numPr>
-        <w:jc w:val="both"/>
-        <w:rPr>
-          <w:rFonts w:ascii="Arial" w:hAnsi="Arial" w:cs="Arial"/>
-          <w:sz w:val="18"/>
-        </w:rPr>
-      </w:pPr>
-      <w:r>
-        <w:rPr>
-          <w:rFonts w:ascii="Arial" w:hAnsi="Arial" w:cs="Arial"/>
-          <w:sz w:val="18"/>
-        </w:rPr>
-        <w:t xml:space="preserve">Enforced secure access with </w:t>
-      </w:r>
-      <w:r>
-        <w:rPr>
-          <w:rStyle w:val="Strong"/>
-          <w:rFonts w:ascii="Arial" w:hAnsi="Arial" w:cs="Arial"/>
-          <w:sz w:val="18"/>
-        </w:rPr>
-        <w:t>OAuth2/OIDC</w:t>
-      </w:r>
-      <w:r>
-        <w:rPr>
-          <w:rFonts w:ascii="Arial" w:hAnsi="Arial" w:cs="Arial"/>
-          <w:sz w:val="18"/>
-        </w:rPr>
-        <w:t xml:space="preserve">, </w:t>
-      </w:r>
-      <w:r>
-        <w:rPr>
-          <w:rStyle w:val="Strong"/>
-          <w:rFonts w:ascii="Arial" w:hAnsi="Arial" w:cs="Arial"/>
-          <w:sz w:val="18"/>
-        </w:rPr>
-        <w:t>JWT</w:t>
-      </w:r>
-      <w:r>
-        <w:rPr>
-          <w:rFonts w:ascii="Arial" w:hAnsi="Arial" w:cs="Arial"/>
-          <w:sz w:val="18"/>
-        </w:rPr>
-        <w:t xml:space="preserve">, and </w:t>
-      </w:r>
-      <w:r>
-        <w:rPr>
-          <w:rStyle w:val="Strong"/>
-          <w:rFonts w:ascii="Arial" w:hAnsi="Arial" w:cs="Arial"/>
-          <w:sz w:val="18"/>
-        </w:rPr>
-        <w:t>RBAC/ABAC</w:t>
-      </w:r>
-      <w:r>
-        <w:rPr>
-          <w:rFonts w:ascii="Arial" w:hAnsi="Arial" w:cs="Arial"/>
-          <w:sz w:val="18"/>
-        </w:rPr>
-        <w:t xml:space="preserve">, integrating enterprise identity via </w:t>
-      </w:r>
-      <w:proofErr w:type="spellStart"/>
-      <w:r>
-        <w:rPr>
-          <w:rStyle w:val="Strong"/>
-          <w:rFonts w:ascii="Arial" w:hAnsi="Arial" w:cs="Arial"/>
-          <w:sz w:val="18"/>
-        </w:rPr>
-        <w:t>Okta</w:t>
-      </w:r>
-      <w:proofErr w:type="spellEnd"/>
-      <w:r>
-        <w:rPr>
-          <w:rStyle w:val="Strong"/>
-          <w:rFonts w:ascii="Arial" w:hAnsi="Arial" w:cs="Arial"/>
-          <w:sz w:val="18"/>
-        </w:rPr>
-        <w:t xml:space="preserve">/Auth0/AWS </w:t>
-      </w:r>
-      <w:proofErr w:type="spellStart"/>
-      <w:r>
-        <w:rPr>
-          <w:rStyle w:val="Strong"/>
-          <w:rFonts w:ascii="Arial" w:hAnsi="Arial" w:cs="Arial"/>
-          <w:sz w:val="18"/>
-        </w:rPr>
-        <w:t>Cognito</w:t>
-      </w:r>
-      <w:proofErr w:type="spellEnd"/>
-      <w:r>
-        <w:rPr>
-          <w:rFonts w:ascii="Arial" w:hAnsi="Arial" w:cs="Arial"/>
-          <w:sz w:val="18"/>
-        </w:rPr>
-        <w:t xml:space="preserve"> and adding audit logging.</w:t>
-      </w:r>
-    </w:p>
-    <w:p>
-      <w:pPr>
-        <w:pStyle w:val="NormalWeb"/>
-        <w:numPr>
-          <w:ilvl w:val="0"/>
-          <w:numId w:val="3"/>
-        </w:numPr>
-        <w:jc w:val="both"/>
-        <w:rPr>
-          <w:rFonts w:ascii="Arial" w:hAnsi="Arial" w:cs="Arial"/>
-          <w:sz w:val="18"/>
-        </w:rPr>
-      </w:pPr>
-      <w:r>
-        <w:rPr>
-          <w:rFonts w:ascii="Arial" w:hAnsi="Arial" w:cs="Arial"/>
-          <w:sz w:val="18"/>
-        </w:rPr>
-        <w:t xml:space="preserve">Strengthened release confidence with CI/CD using </w:t>
-      </w:r>
-      <w:proofErr w:type="spellStart"/>
-      <w:r>
-        <w:rPr>
-          <w:rStyle w:val="Strong"/>
-          <w:rFonts w:ascii="Arial" w:hAnsi="Arial" w:cs="Arial"/>
-          <w:sz w:val="18"/>
-        </w:rPr>
-        <w:t>GitHub</w:t>
-      </w:r>
-      <w:proofErr w:type="spellEnd"/>
-      <w:r>
-        <w:rPr>
-          <w:rStyle w:val="Strong"/>
-          <w:rFonts w:ascii="Arial" w:hAnsi="Arial" w:cs="Arial"/>
-          <w:sz w:val="18"/>
-        </w:rPr>
-        <w:t xml:space="preserve"> Actions</w:t>
-      </w:r>
-      <w:r>
-        <w:rPr>
-          <w:rFonts w:ascii="Arial" w:hAnsi="Arial" w:cs="Arial"/>
-          <w:sz w:val="18"/>
-        </w:rPr>
-        <w:t xml:space="preserve"> and </w:t>
-      </w:r>
-      <w:r>
-        <w:rPr>
-          <w:rStyle w:val="Strong"/>
-          <w:rFonts w:ascii="Arial" w:hAnsi="Arial" w:cs="Arial"/>
-          <w:sz w:val="18"/>
-        </w:rPr>
-        <w:t>Jenkins</w:t>
-      </w:r>
-      <w:r>
-        <w:rPr>
-          <w:rFonts w:ascii="Arial" w:hAnsi="Arial" w:cs="Arial"/>
-          <w:sz w:val="18"/>
-        </w:rPr>
-        <w:t>, adding smoke tests, rollback hooks, and deployment gates based on error-budget signals.</w:t>
+        <w:t xml:space="preserve">Partnered with product and ops to translate vague “make it faster” requests into measurable </w:t>
+      </w:r>
+      <w:r>
+        <w:rPr>
+          <w:rStyle w:val="Strong"/>
+          <w:rFonts w:ascii="Arial" w:hAnsi="Arial" w:cs="Arial"/>
+          <w:sz w:val="18"/>
+        </w:rPr>
+        <w:t>SLO-driven</w:t>
+      </w:r>
+      <w:r>
+        <w:rPr>
+          <w:rFonts w:ascii="Arial" w:hAnsi="Arial" w:cs="Arial"/>
+          <w:sz w:val="18"/>
+        </w:rPr>
+        <w:t xml:space="preserve"> targets, aligning roadmap work with capacity thresholds.</w:t>
       </w:r>
     </w:p>
     <w:p>
@@ -2851,18 +2807,20 @@
         <w:pStyle w:val="NormalWeb"/>
         <w:numPr>
           <w:ilvl w:val="0"/>
-          <w:numId w:val="5"/>
+          <w:numId w:val="18"/>
         </w:numPr>
         <w:jc w:val="both"/>
         <w:rPr>
           <w:rFonts w:ascii="Arial" w:hAnsi="Arial" w:cs="Arial"/>
           <w:sz w:val="18"/>
-        </w:rPr>
-      </w:pPr>
-      <w:r>
-        <w:rPr>
-          <w:rFonts w:ascii="Arial" w:hAnsi="Arial" w:cs="Arial"/>
-          <w:sz w:val="18"/>
+          <w:szCs w:val="18"/>
+        </w:rPr>
+      </w:pPr>
+      <w:r>
+        <w:rPr>
+          <w:rFonts w:ascii="Arial" w:hAnsi="Arial" w:cs="Arial"/>
+          <w:sz w:val="18"/>
+          <w:szCs w:val="18"/>
         </w:rPr>
         <w:t xml:space="preserve">Built </w:t>
       </w:r>
@@ -2871,15 +2829,35 @@
           <w:rStyle w:val="Strong"/>
           <w:rFonts w:ascii="Arial" w:hAnsi="Arial" w:cs="Arial"/>
           <w:sz w:val="18"/>
-        </w:rPr>
-        <w:t>Python</w:t>
-      </w:r>
-      <w:r>
-        <w:rPr>
-          <w:rFonts w:ascii="Arial" w:hAnsi="Arial" w:cs="Arial"/>
-          <w:sz w:val="18"/>
-        </w:rPr>
-        <w:t xml:space="preserve"> services to transform raw operational data into training-ready tables, ensuring consistent feature definitions and reproducible datasets.</w:t>
+          <w:szCs w:val="18"/>
+        </w:rPr>
+        <w:t>Spring Boot</w:t>
+      </w:r>
+      <w:r>
+        <w:rPr>
+          <w:rFonts w:ascii="Arial" w:hAnsi="Arial" w:cs="Arial"/>
+          <w:sz w:val="18"/>
+          <w:szCs w:val="18"/>
+        </w:rPr>
+        <w:t xml:space="preserve"> services that transformed raw operational events into durable domain records with explicit validation and </w:t>
+      </w:r>
+      <w:proofErr w:type="spellStart"/>
+      <w:r>
+        <w:rPr>
+          <w:rFonts w:ascii="Arial" w:hAnsi="Arial" w:cs="Arial"/>
+          <w:sz w:val="18"/>
+          <w:szCs w:val="18"/>
+        </w:rPr>
+        <w:t>deduplication</w:t>
+      </w:r>
+      <w:proofErr w:type="spellEnd"/>
+      <w:r>
+        <w:rPr>
+          <w:rFonts w:ascii="Arial" w:hAnsi="Arial" w:cs="Arial"/>
+          <w:sz w:val="18"/>
+          <w:szCs w:val="18"/>
+        </w:rPr>
+        <w:t xml:space="preserve"> rules.</w:t>
       </w:r>
     </w:p>
     <w:p>
@@ -2887,20 +2865,39 @@
         <w:pStyle w:val="NormalWeb"/>
         <w:numPr>
           <w:ilvl w:val="0"/>
-          <w:numId w:val="5"/>
+          <w:numId w:val="18"/>
         </w:numPr>
         <w:jc w:val="both"/>
         <w:rPr>
           <w:rFonts w:ascii="Arial" w:hAnsi="Arial" w:cs="Arial"/>
           <w:sz w:val="18"/>
-        </w:rPr>
-      </w:pPr>
-      <w:r>
-        <w:rPr>
-          <w:rFonts w:ascii="Arial" w:hAnsi="Arial" w:cs="Arial"/>
-          <w:sz w:val="18"/>
-        </w:rPr>
-        <w:t>Implemented repeatable preprocessing pipelines with deterministic handling of missing values and categorical encoding, reducing “it worked yesterday” model drift.</w:t>
+          <w:szCs w:val="18"/>
+        </w:rPr>
+      </w:pPr>
+      <w:r>
+        <w:rPr>
+          <w:rFonts w:ascii="Arial" w:hAnsi="Arial" w:cs="Arial"/>
+          <w:sz w:val="18"/>
+          <w:szCs w:val="18"/>
+        </w:rPr>
+        <w:t xml:space="preserve">Implemented </w:t>
+      </w:r>
+      <w:r>
+        <w:rPr>
+          <w:rStyle w:val="Strong"/>
+          <w:rFonts w:ascii="Arial" w:hAnsi="Arial" w:cs="Arial"/>
+          <w:sz w:val="18"/>
+          <w:szCs w:val="18"/>
+        </w:rPr>
+        <w:t>REST</w:t>
+      </w:r>
+      <w:r>
+        <w:rPr>
+          <w:rFonts w:ascii="Arial" w:hAnsi="Arial" w:cs="Arial"/>
+          <w:sz w:val="18"/>
+          <w:szCs w:val="18"/>
+        </w:rPr>
+        <w:t xml:space="preserve"> endpoints with consistent HTTP semantics and stable payload shapes, reducing client defects caused by ambiguous behaviors.</w:t>
       </w:r>
     </w:p>
     <w:p>
@@ -2908,20 +2905,40 @@
         <w:pStyle w:val="NormalWeb"/>
         <w:numPr>
           <w:ilvl w:val="0"/>
-          <w:numId w:val="5"/>
+          <w:numId w:val="18"/>
         </w:numPr>
         <w:jc w:val="both"/>
         <w:rPr>
           <w:rFonts w:ascii="Arial" w:hAnsi="Arial" w:cs="Arial"/>
           <w:sz w:val="18"/>
-        </w:rPr>
-      </w:pPr>
-      <w:r>
-        <w:rPr>
-          <w:rFonts w:ascii="Arial" w:hAnsi="Arial" w:cs="Arial"/>
-          <w:sz w:val="18"/>
-        </w:rPr>
-        <w:t>Created orchestration scripts that produced versioned artifacts and metrics reports, enabling systematic comparisons across experiments and fast regression detection.</w:t>
+          <w:szCs w:val="18"/>
+        </w:rPr>
+      </w:pPr>
+      <w:r>
+        <w:rPr>
+          <w:rFonts w:ascii="Arial" w:hAnsi="Arial" w:cs="Arial"/>
+          <w:sz w:val="18"/>
+          <w:szCs w:val="18"/>
+        </w:rPr>
+        <w:t xml:space="preserve">Designed a resilient background processing pipeline using queue-based workflows and </w:t>
+      </w:r>
+      <w:proofErr w:type="spellStart"/>
+      <w:r>
+        <w:rPr>
+          <w:rFonts w:ascii="Arial" w:hAnsi="Arial" w:cs="Arial"/>
+          <w:sz w:val="18"/>
+          <w:szCs w:val="18"/>
+        </w:rPr>
+        <w:t>resumable</w:t>
+      </w:r>
+      <w:proofErr w:type="spellEnd"/>
+      <w:r>
+        <w:rPr>
+          <w:rFonts w:ascii="Arial" w:hAnsi="Arial" w:cs="Arial"/>
+          <w:sz w:val="18"/>
+          <w:szCs w:val="18"/>
+        </w:rPr>
+        <w:t xml:space="preserve"> execution to survive transient infrastructure failures.</w:t>
       </w:r>
     </w:p>
     <w:p>
@@ -2929,20 +2946,22 @@
         <w:pStyle w:val="NormalWeb"/>
         <w:numPr>
           <w:ilvl w:val="0"/>
-          <w:numId w:val="5"/>
+          <w:numId w:val="18"/>
         </w:numPr>
         <w:jc w:val="both"/>
         <w:rPr>
           <w:rFonts w:ascii="Arial" w:hAnsi="Arial" w:cs="Arial"/>
           <w:sz w:val="18"/>
-        </w:rPr>
-      </w:pPr>
-      <w:r>
-        <w:rPr>
-          <w:rFonts w:ascii="Arial" w:hAnsi="Arial" w:cs="Arial"/>
-          <w:sz w:val="18"/>
-        </w:rPr>
-        <w:t xml:space="preserve">Delivered batch inference jobs that scored large datasets overnight, writing results into </w:t>
+          <w:szCs w:val="18"/>
+        </w:rPr>
+      </w:pPr>
+      <w:r>
+        <w:rPr>
+          <w:rFonts w:ascii="Arial" w:hAnsi="Arial" w:cs="Arial"/>
+          <w:sz w:val="18"/>
+          <w:szCs w:val="18"/>
+        </w:rPr>
+        <w:t xml:space="preserve">Added migration discipline and index audits across </w:t>
       </w:r>
       <w:proofErr w:type="spellStart"/>
       <w:r>
@@ -2950,6 +2969,7 @@
           <w:rStyle w:val="Strong"/>
           <w:rFonts w:ascii="Arial" w:hAnsi="Arial" w:cs="Arial"/>
           <w:sz w:val="18"/>
+          <w:szCs w:val="18"/>
         </w:rPr>
         <w:t>PostgreSQL</w:t>
       </w:r>
@@ -2958,8 +2978,26 @@
         <w:rPr>
           <w:rFonts w:ascii="Arial" w:hAnsi="Arial" w:cs="Arial"/>
           <w:sz w:val="18"/>
-        </w:rPr>
-        <w:t xml:space="preserve"> with reconciliation checks and auditable outputs.</w:t>
+          <w:szCs w:val="18"/>
+        </w:rPr>
+        <w:t xml:space="preserve"> and </w:t>
+      </w:r>
+      <w:r>
+        <w:rPr>
+          <w:rStyle w:val="Strong"/>
+          <w:rFonts w:ascii="Arial" w:hAnsi="Arial" w:cs="Arial"/>
+          <w:sz w:val="18"/>
+          <w:szCs w:val="18"/>
+        </w:rPr>
+        <w:t>MySQL</w:t>
+      </w:r>
+      <w:r>
+        <w:rPr>
+          <w:rFonts w:ascii="Arial" w:hAnsi="Arial" w:cs="Arial"/>
+          <w:sz w:val="18"/>
+          <w:szCs w:val="18"/>
+        </w:rPr>
+        <w:t>, preventing deploy-time schema surprises and reducing peak-hour slow queries.</w:t>
       </w:r>
     </w:p>
     <w:p>
@@ -2967,35 +3005,22 @@
         <w:pStyle w:val="NormalWeb"/>
         <w:numPr>
           <w:ilvl w:val="0"/>
-          <w:numId w:val="5"/>
+          <w:numId w:val="18"/>
         </w:numPr>
         <w:jc w:val="both"/>
         <w:rPr>
           <w:rFonts w:ascii="Arial" w:hAnsi="Arial" w:cs="Arial"/>
           <w:sz w:val="18"/>
-        </w:rPr>
-      </w:pPr>
-      <w:r>
-        <w:rPr>
-          <w:rFonts w:ascii="Arial" w:hAnsi="Arial" w:cs="Arial"/>
-          <w:sz w:val="18"/>
-        </w:rPr>
-        <w:t xml:space="preserve">Shipped </w:t>
-      </w:r>
-      <w:r>
-        <w:rPr>
-          <w:rStyle w:val="Strong"/>
-          <w:rFonts w:ascii="Arial" w:hAnsi="Arial" w:cs="Arial"/>
-          <w:sz w:val="18"/>
-        </w:rPr>
-        <w:t>Node.js</w:t>
-      </w:r>
-      <w:r>
-        <w:rPr>
-          <w:rFonts w:ascii="Arial" w:hAnsi="Arial" w:cs="Arial"/>
-          <w:sz w:val="18"/>
-        </w:rPr>
-        <w:t xml:space="preserve"> prediction APIs with clear SLAs, adding circuit breakers, backpressure, and retry controls to degrade gracefully during dependency slowdowns.</w:t>
+          <w:szCs w:val="18"/>
+        </w:rPr>
+      </w:pPr>
+      <w:r>
+        <w:rPr>
+          <w:rFonts w:ascii="Arial" w:hAnsi="Arial" w:cs="Arial"/>
+          <w:sz w:val="18"/>
+          <w:szCs w:val="18"/>
+        </w:rPr>
+        <w:t>Integrated third-party systems via adapter layers, isolating vendor quirks so upgrades did not ripple breaking changes through internal services.</w:t>
       </w:r>
     </w:p>
     <w:p>
@@ -3003,37 +3028,56 @@
         <w:pStyle w:val="NormalWeb"/>
         <w:numPr>
           <w:ilvl w:val="0"/>
-          <w:numId w:val="5"/>
+          <w:numId w:val="18"/>
         </w:numPr>
         <w:jc w:val="both"/>
         <w:rPr>
           <w:rFonts w:ascii="Arial" w:hAnsi="Arial" w:cs="Arial"/>
           <w:sz w:val="18"/>
-        </w:rPr>
-      </w:pPr>
-      <w:r>
-        <w:rPr>
-          <w:rFonts w:ascii="Arial" w:hAnsi="Arial" w:cs="Arial"/>
-          <w:sz w:val="18"/>
-        </w:rPr>
-        <w:t xml:space="preserve">Containerized deployments with </w:t>
-      </w:r>
-      <w:proofErr w:type="spellStart"/>
-      <w:r>
-        <w:rPr>
-          <w:rStyle w:val="Strong"/>
-          <w:rFonts w:ascii="Arial" w:hAnsi="Arial" w:cs="Arial"/>
-          <w:sz w:val="18"/>
-        </w:rPr>
-        <w:t>Docker</w:t>
-      </w:r>
-      <w:proofErr w:type="spellEnd"/>
-      <w:r>
-        <w:rPr>
-          <w:rFonts w:ascii="Arial" w:hAnsi="Arial" w:cs="Arial"/>
-          <w:sz w:val="18"/>
-        </w:rPr>
-        <w:t xml:space="preserve"> and standardized runtime configuration, improving local reproducibility of production failures and reducing onboarding friction.</w:t>
+          <w:szCs w:val="18"/>
+        </w:rPr>
+      </w:pPr>
+      <w:r>
+        <w:rPr>
+          <w:rFonts w:ascii="Arial" w:hAnsi="Arial" w:cs="Arial"/>
+          <w:sz w:val="18"/>
+          <w:szCs w:val="18"/>
+        </w:rPr>
+        <w:t xml:space="preserve">Hardened access control with token-based authorization using </w:t>
+      </w:r>
+      <w:r>
+        <w:rPr>
+          <w:rStyle w:val="Strong"/>
+          <w:rFonts w:ascii="Arial" w:hAnsi="Arial" w:cs="Arial"/>
+          <w:sz w:val="18"/>
+          <w:szCs w:val="18"/>
+        </w:rPr>
+        <w:t>OAuth2</w:t>
+      </w:r>
+      <w:r>
+        <w:rPr>
+          <w:rFonts w:ascii="Arial" w:hAnsi="Arial" w:cs="Arial"/>
+          <w:sz w:val="18"/>
+          <w:szCs w:val="18"/>
+        </w:rPr>
+        <w:t xml:space="preserve"> / </w:t>
+      </w:r>
+      <w:r>
+        <w:rPr>
+          <w:rStyle w:val="Strong"/>
+          <w:rFonts w:ascii="Arial" w:hAnsi="Arial" w:cs="Arial"/>
+          <w:sz w:val="18"/>
+          <w:szCs w:val="18"/>
+        </w:rPr>
+        <w:t>JWT</w:t>
+      </w:r>
+      <w:r>
+        <w:rPr>
+          <w:rFonts w:ascii="Arial" w:hAnsi="Arial" w:cs="Arial"/>
+          <w:sz w:val="18"/>
+          <w:szCs w:val="18"/>
+        </w:rPr>
+        <w:t xml:space="preserve"> patterns and role checks enforced in code paths.</w:t>
       </w:r>
     </w:p>
     <w:p>
@@ -3041,36 +3085,22 @@
         <w:pStyle w:val="NormalWeb"/>
         <w:numPr>
           <w:ilvl w:val="0"/>
-          <w:numId w:val="5"/>
+          <w:numId w:val="18"/>
         </w:numPr>
         <w:jc w:val="both"/>
         <w:rPr>
           <w:rFonts w:ascii="Arial" w:hAnsi="Arial" w:cs="Arial"/>
           <w:sz w:val="18"/>
-        </w:rPr>
-      </w:pPr>
-      <w:r>
-        <w:rPr>
-          <w:rFonts w:ascii="Arial" w:hAnsi="Arial" w:cs="Arial"/>
-          <w:sz w:val="18"/>
-        </w:rPr>
-        <w:t xml:space="preserve">Improved </w:t>
-      </w:r>
-      <w:proofErr w:type="spellStart"/>
-      <w:r>
-        <w:rPr>
-          <w:rFonts w:ascii="Arial" w:hAnsi="Arial" w:cs="Arial"/>
-          <w:sz w:val="18"/>
-        </w:rPr>
-        <w:t>observability</w:t>
-      </w:r>
-      <w:proofErr w:type="spellEnd"/>
-      <w:r>
-        <w:rPr>
-          <w:rFonts w:ascii="Arial" w:hAnsi="Arial" w:cs="Arial"/>
-          <w:sz w:val="18"/>
-        </w:rPr>
-        <w:t xml:space="preserve"> with structured logging, correlation IDs, and trace-friendly request metadata, accelerating incident triage and root-cause isolation.</w:t>
+          <w:szCs w:val="18"/>
+        </w:rPr>
+      </w:pPr>
+      <w:r>
+        <w:rPr>
+          <w:rFonts w:ascii="Arial" w:hAnsi="Arial" w:cs="Arial"/>
+          <w:sz w:val="18"/>
+          <w:szCs w:val="18"/>
+        </w:rPr>
+        <w:t>Built contract-focused integration tests and end-to-end validations to detect payload drift early and protect revenue-critical partner flows.</w:t>
       </w:r>
     </w:p>
     <w:p>
@@ -3078,36 +3108,22 @@
         <w:pStyle w:val="NormalWeb"/>
         <w:numPr>
           <w:ilvl w:val="0"/>
-          <w:numId w:val="5"/>
+          <w:numId w:val="18"/>
         </w:numPr>
         <w:jc w:val="both"/>
         <w:rPr>
           <w:rFonts w:ascii="Arial" w:hAnsi="Arial" w:cs="Arial"/>
           <w:sz w:val="18"/>
-        </w:rPr>
-      </w:pPr>
-      <w:r>
-        <w:rPr>
-          <w:rFonts w:ascii="Arial" w:hAnsi="Arial" w:cs="Arial"/>
-          <w:sz w:val="18"/>
-        </w:rPr>
-        <w:t xml:space="preserve">Tuned alerts around user-impact SLOs, pairing each page with dashboards and </w:t>
-      </w:r>
-      <w:proofErr w:type="spellStart"/>
-      <w:r>
-        <w:rPr>
-          <w:rFonts w:ascii="Arial" w:hAnsi="Arial" w:cs="Arial"/>
-          <w:sz w:val="18"/>
-        </w:rPr>
-        <w:t>runbooks</w:t>
-      </w:r>
-      <w:proofErr w:type="spellEnd"/>
-      <w:r>
-        <w:rPr>
-          <w:rFonts w:ascii="Arial" w:hAnsi="Arial" w:cs="Arial"/>
-          <w:sz w:val="18"/>
-        </w:rPr>
-        <w:t xml:space="preserve"> to reduce noise and shorten mean time to recovery.</w:t>
+          <w:szCs w:val="18"/>
+        </w:rPr>
+      </w:pPr>
+      <w:r>
+        <w:rPr>
+          <w:rFonts w:ascii="Arial" w:hAnsi="Arial" w:cs="Arial"/>
+          <w:sz w:val="18"/>
+          <w:szCs w:val="18"/>
+        </w:rPr>
+        <w:t>Centralized error handling with stable error codes and human-readable messages, reducing support escalations and speeding up incident triage.</w:t>
       </w:r>
     </w:p>
     <w:p>
@@ -3115,20 +3131,22 @@
         <w:pStyle w:val="NormalWeb"/>
         <w:numPr>
           <w:ilvl w:val="0"/>
-          <w:numId w:val="5"/>
+          <w:numId w:val="18"/>
         </w:numPr>
         <w:jc w:val="both"/>
         <w:rPr>
           <w:rFonts w:ascii="Arial" w:hAnsi="Arial" w:cs="Arial"/>
           <w:sz w:val="18"/>
-        </w:rPr>
-      </w:pPr>
-      <w:r>
-        <w:rPr>
-          <w:rFonts w:ascii="Arial" w:hAnsi="Arial" w:cs="Arial"/>
-          <w:sz w:val="18"/>
-        </w:rPr>
-        <w:t>Optimized data access with indexing and query rewrites, avoiding full scans that inflated batch windows and threatened downstream SLAs.</w:t>
+          <w:szCs w:val="18"/>
+        </w:rPr>
+      </w:pPr>
+      <w:r>
+        <w:rPr>
+          <w:rFonts w:ascii="Arial" w:hAnsi="Arial" w:cs="Arial"/>
+          <w:sz w:val="18"/>
+          <w:szCs w:val="18"/>
+        </w:rPr>
+        <w:t>Delivered operational visibility with backlog-depth dashboards and worker health signals, enabling proactive scaling before SLAs were impacted.</w:t>
       </w:r>
     </w:p>
     <w:p>
@@ -3136,20 +3154,22 @@
         <w:pStyle w:val="NormalWeb"/>
         <w:numPr>
           <w:ilvl w:val="0"/>
-          <w:numId w:val="5"/>
+          <w:numId w:val="18"/>
         </w:numPr>
         <w:jc w:val="both"/>
         <w:rPr>
           <w:rFonts w:ascii="Arial" w:hAnsi="Arial" w:cs="Arial"/>
           <w:sz w:val="18"/>
-        </w:rPr>
-      </w:pPr>
-      <w:r>
-        <w:rPr>
-          <w:rFonts w:ascii="Arial" w:hAnsi="Arial" w:cs="Arial"/>
-          <w:sz w:val="18"/>
-        </w:rPr>
-        <w:t>Built integration and regression tests for end-to-end scoring flows, enforcing schema compatibility and deterministic preprocessing across releases.</w:t>
+          <w:szCs w:val="18"/>
+        </w:rPr>
+      </w:pPr>
+      <w:r>
+        <w:rPr>
+          <w:rFonts w:ascii="Arial" w:hAnsi="Arial" w:cs="Arial"/>
+          <w:sz w:val="18"/>
+          <w:szCs w:val="18"/>
+        </w:rPr>
+        <w:t>Implemented safe rollout practices using feature flags and gradual exposure, separating deploy risk from business activation risk.</w:t>
       </w:r>
     </w:p>
     <w:p>
@@ -3157,134 +3177,76 @@
         <w:pStyle w:val="NormalWeb"/>
         <w:numPr>
           <w:ilvl w:val="0"/>
-          <w:numId w:val="5"/>
+          <w:numId w:val="18"/>
         </w:numPr>
         <w:jc w:val="both"/>
         <w:rPr>
           <w:rFonts w:ascii="Arial" w:hAnsi="Arial" w:cs="Arial"/>
           <w:sz w:val="18"/>
-        </w:rPr>
-      </w:pPr>
-      <w:r>
-        <w:rPr>
-          <w:rFonts w:ascii="Arial" w:hAnsi="Arial" w:cs="Arial"/>
-          <w:sz w:val="18"/>
-        </w:rPr>
-        <w:t xml:space="preserve">Contributed to UI delivery in </w:t>
-      </w:r>
-      <w:r>
-        <w:rPr>
-          <w:rStyle w:val="Strong"/>
-          <w:rFonts w:ascii="Arial" w:hAnsi="Arial" w:cs="Arial"/>
-          <w:sz w:val="18"/>
-        </w:rPr>
-        <w:t>React</w:t>
-      </w:r>
-      <w:r>
-        <w:rPr>
-          <w:rFonts w:ascii="Arial" w:hAnsi="Arial" w:cs="Arial"/>
-          <w:sz w:val="18"/>
-        </w:rPr>
-        <w:t>, implementing safe UX fallbacks when predictions were missing and keeping critical flows usable during partial refresh cycles.</w:t>
-      </w:r>
-    </w:p>
-    <w:p>
-      <w:pPr>
-        <w:pStyle w:val="NormalWeb"/>
-        <w:numPr>
-          <w:ilvl w:val="0"/>
-          <w:numId w:val="5"/>
-        </w:numPr>
-        <w:jc w:val="both"/>
-        <w:rPr>
-          <w:rFonts w:ascii="Arial" w:hAnsi="Arial" w:cs="Arial"/>
-          <w:sz w:val="18"/>
-        </w:rPr>
-      </w:pPr>
-      <w:r>
-        <w:rPr>
-          <w:rFonts w:ascii="Arial" w:hAnsi="Arial" w:cs="Arial"/>
-          <w:sz w:val="18"/>
-        </w:rPr>
-        <w:t xml:space="preserve">Integrated </w:t>
+          <w:szCs w:val="18"/>
+        </w:rPr>
+      </w:pPr>
+      <w:r>
+        <w:rPr>
+          <w:rFonts w:ascii="Arial" w:hAnsi="Arial" w:cs="Arial"/>
+          <w:sz w:val="18"/>
+          <w:szCs w:val="18"/>
+        </w:rPr>
+        <w:t xml:space="preserve">Supported event-driven integration needs via </w:t>
+      </w:r>
+      <w:r>
+        <w:rPr>
+          <w:rStyle w:val="Strong"/>
+          <w:rFonts w:ascii="Arial" w:hAnsi="Arial" w:cs="Arial"/>
+          <w:sz w:val="18"/>
+          <w:szCs w:val="18"/>
+        </w:rPr>
+        <w:t>Kafka</w:t>
+      </w:r>
+      <w:r>
+        <w:rPr>
+          <w:rFonts w:ascii="Arial" w:hAnsi="Arial" w:cs="Arial"/>
+          <w:sz w:val="18"/>
+          <w:szCs w:val="18"/>
+        </w:rPr>
+        <w:t xml:space="preserve"> and </w:t>
       </w:r>
       <w:proofErr w:type="spellStart"/>
       <w:r>
         <w:rPr>
-          <w:rFonts w:ascii="Arial" w:hAnsi="Arial" w:cs="Arial"/>
-          <w:sz w:val="18"/>
-        </w:rPr>
-        <w:t>async</w:t>
+          <w:rStyle w:val="Strong"/>
+          <w:rFonts w:ascii="Arial" w:hAnsi="Arial" w:cs="Arial"/>
+          <w:sz w:val="18"/>
+          <w:szCs w:val="18"/>
+        </w:rPr>
+        <w:t>RabbitMQ</w:t>
       </w:r>
       <w:proofErr w:type="spellEnd"/>
       <w:r>
         <w:rPr>
           <w:rFonts w:ascii="Arial" w:hAnsi="Arial" w:cs="Arial"/>
           <w:sz w:val="18"/>
-        </w:rPr>
-        <w:t xml:space="preserve"> workflows with </w:t>
-      </w:r>
-      <w:r>
-        <w:rPr>
-          <w:rStyle w:val="Strong"/>
-          <w:rFonts w:ascii="Arial" w:hAnsi="Arial" w:cs="Arial"/>
-          <w:sz w:val="18"/>
-        </w:rPr>
-        <w:t>Kafka/</w:t>
-      </w:r>
-      <w:proofErr w:type="spellStart"/>
-      <w:r>
-        <w:rPr>
-          <w:rStyle w:val="Strong"/>
-          <w:rFonts w:ascii="Arial" w:hAnsi="Arial" w:cs="Arial"/>
-          <w:sz w:val="18"/>
-        </w:rPr>
-        <w:t>RabbitMQ</w:t>
-      </w:r>
-      <w:proofErr w:type="spellEnd"/>
-      <w:r>
-        <w:rPr>
-          <w:rFonts w:ascii="Arial" w:hAnsi="Arial" w:cs="Arial"/>
-          <w:sz w:val="18"/>
-        </w:rPr>
-        <w:t xml:space="preserve"> patterns to decouple scoring requests from long-running execution and prevent API timeouts.</w:t>
-      </w:r>
-    </w:p>
-    <w:p>
-      <w:pPr>
-        <w:pStyle w:val="NormalWeb"/>
-        <w:numPr>
-          <w:ilvl w:val="0"/>
-          <w:numId w:val="5"/>
-        </w:numPr>
-        <w:jc w:val="both"/>
-        <w:rPr>
-          <w:sz w:val="22"/>
-        </w:rPr>
-      </w:pPr>
-      <w:r>
-        <w:rPr>
-          <w:rFonts w:ascii="Arial" w:hAnsi="Arial" w:cs="Arial"/>
-          <w:sz w:val="18"/>
-        </w:rPr>
-        <w:t xml:space="preserve">Supported cloud portability efforts by aligning services to </w:t>
-      </w:r>
-      <w:proofErr w:type="spellStart"/>
-      <w:r>
-        <w:rPr>
-          <w:rStyle w:val="Strong"/>
-          <w:rFonts w:ascii="Arial" w:hAnsi="Arial" w:cs="Arial"/>
-          <w:sz w:val="18"/>
-        </w:rPr>
-        <w:t>Kubernetes</w:t>
-      </w:r>
-      <w:proofErr w:type="spellEnd"/>
-      <w:r>
-        <w:rPr>
-          <w:rFonts w:ascii="Arial" w:hAnsi="Arial" w:cs="Arial"/>
-          <w:sz w:val="18"/>
-        </w:rPr>
-        <w:t>-friendly runtime patterns and deployment manifests used across multiple environments.</w:t>
+          <w:szCs w:val="18"/>
+        </w:rPr>
+        <w:t xml:space="preserve"> </w:t>
+      </w:r>
+      <w:proofErr w:type="gramStart"/>
+      <w:r>
+        <w:rPr>
+          <w:rFonts w:ascii="Arial" w:hAnsi="Arial" w:cs="Arial"/>
+          <w:sz w:val="18"/>
+          <w:szCs w:val="18"/>
+        </w:rPr>
+        <w:t>patterns, using retries</w:t>
+      </w:r>
+      <w:proofErr w:type="gramEnd"/>
+      <w:r>
+        <w:rPr>
+          <w:rFonts w:ascii="Arial" w:hAnsi="Arial" w:cs="Arial"/>
+          <w:sz w:val="18"/>
+          <w:szCs w:val="18"/>
+        </w:rPr>
+        <w:t xml:space="preserve"> and DLQs to prevent poisoned queues.</w:t>
       </w:r>
     </w:p>
     <w:tbl>
@@ -3391,20 +3353,18 @@
         <w:pStyle w:val="NormalWeb"/>
         <w:numPr>
           <w:ilvl w:val="0"/>
-          <w:numId w:val="9"/>
+          <w:numId w:val="20"/>
         </w:numPr>
         <w:jc w:val="both"/>
         <w:rPr>
           <w:rFonts w:ascii="Arial" w:hAnsi="Arial" w:cs="Arial"/>
           <w:sz w:val="18"/>
-          <w:szCs w:val="18"/>
-        </w:rPr>
-      </w:pPr>
-      <w:r>
-        <w:rPr>
-          <w:rFonts w:ascii="Arial" w:hAnsi="Arial" w:cs="Arial"/>
-          <w:sz w:val="18"/>
-          <w:szCs w:val="18"/>
+        </w:rPr>
+      </w:pPr>
+      <w:r>
+        <w:rPr>
+          <w:rFonts w:ascii="Arial" w:hAnsi="Arial" w:cs="Arial"/>
+          <w:sz w:val="18"/>
         </w:rPr>
         <w:t xml:space="preserve">Developed </w:t>
       </w:r>
@@ -3413,17 +3373,25 @@
           <w:rStyle w:val="Strong"/>
           <w:rFonts w:ascii="Arial" w:hAnsi="Arial" w:cs="Arial"/>
           <w:sz w:val="18"/>
-          <w:szCs w:val="18"/>
-        </w:rPr>
-        <w:t>Python</w:t>
-      </w:r>
-      <w:r>
-        <w:rPr>
-          <w:rFonts w:ascii="Arial" w:hAnsi="Arial" w:cs="Arial"/>
-          <w:sz w:val="18"/>
-          <w:szCs w:val="18"/>
-        </w:rPr>
-        <w:t xml:space="preserve"> ETL jobs that normalized multi-source event data, enforcing consistent identifiers and timestamps to keep downstream systems aligned.</w:t>
+        </w:rPr>
+        <w:t xml:space="preserve">Java / </w:t>
+      </w:r>
+      <w:proofErr w:type="gramStart"/>
+      <w:r>
+        <w:rPr>
+          <w:rStyle w:val="Strong"/>
+          <w:rFonts w:ascii="Arial" w:hAnsi="Arial" w:cs="Arial"/>
+          <w:sz w:val="18"/>
+        </w:rPr>
+        <w:t>Spring</w:t>
+      </w:r>
+      <w:proofErr w:type="gramEnd"/>
+      <w:r>
+        <w:rPr>
+          <w:rFonts w:ascii="Arial" w:hAnsi="Arial" w:cs="Arial"/>
+          <w:sz w:val="18"/>
+        </w:rPr>
+        <w:t xml:space="preserve"> backend services that unified multiple upstream data sources behind consistent APIs to reduce integration fragility.</w:t>
       </w:r>
     </w:p>
     <w:p>
@@ -3431,50 +3399,35 @@
         <w:pStyle w:val="NormalWeb"/>
         <w:numPr>
           <w:ilvl w:val="0"/>
-          <w:numId w:val="9"/>
+          <w:numId w:val="20"/>
         </w:numPr>
         <w:jc w:val="both"/>
         <w:rPr>
           <w:rFonts w:ascii="Arial" w:hAnsi="Arial" w:cs="Arial"/>
           <w:sz w:val="18"/>
-          <w:szCs w:val="18"/>
-        </w:rPr>
-      </w:pPr>
-      <w:r>
-        <w:rPr>
-          <w:rFonts w:ascii="Arial" w:hAnsi="Arial" w:cs="Arial"/>
-          <w:sz w:val="18"/>
-          <w:szCs w:val="18"/>
-        </w:rPr>
-        <w:t xml:space="preserve">Built predictive scoring prototypes with </w:t>
-      </w:r>
-      <w:proofErr w:type="spellStart"/>
-      <w:r>
-        <w:rPr>
-          <w:rStyle w:val="Strong"/>
-          <w:rFonts w:ascii="Arial" w:hAnsi="Arial" w:cs="Arial"/>
-          <w:sz w:val="18"/>
-          <w:szCs w:val="18"/>
-        </w:rPr>
-        <w:t>scikit</w:t>
-      </w:r>
-      <w:proofErr w:type="spellEnd"/>
-      <w:r>
-        <w:rPr>
-          <w:rStyle w:val="Strong"/>
-          <w:rFonts w:ascii="Arial" w:hAnsi="Arial" w:cs="Arial"/>
-          <w:sz w:val="18"/>
-          <w:szCs w:val="18"/>
-        </w:rPr>
-        <w:t>-learn</w:t>
-      </w:r>
-      <w:r>
-        <w:rPr>
-          <w:rFonts w:ascii="Arial" w:hAnsi="Arial" w:cs="Arial"/>
-          <w:sz w:val="18"/>
-          <w:szCs w:val="18"/>
-        </w:rPr>
-        <w:t xml:space="preserve"> and packaged preprocessing/evaluation into repeatable scripts for reviewable, reproducible results.</w:t>
+        </w:rPr>
+      </w:pPr>
+      <w:r>
+        <w:rPr>
+          <w:rFonts w:ascii="Arial" w:hAnsi="Arial" w:cs="Arial"/>
+          <w:sz w:val="18"/>
+        </w:rPr>
+        <w:t xml:space="preserve">Built </w:t>
+      </w:r>
+      <w:r>
+        <w:rPr>
+          <w:rStyle w:val="Strong"/>
+          <w:rFonts w:ascii="Arial" w:hAnsi="Arial" w:cs="Arial"/>
+          <w:sz w:val="18"/>
+        </w:rPr>
+        <w:t>REST</w:t>
+      </w:r>
+      <w:r>
+        <w:rPr>
+          <w:rFonts w:ascii="Arial" w:hAnsi="Arial" w:cs="Arial"/>
+          <w:sz w:val="18"/>
+        </w:rPr>
+        <w:t xml:space="preserve"> endpoints with strict input validation and pagination guardrails to keep data-heavy calls safe and predictable.</w:t>
       </w:r>
     </w:p>
     <w:p>
@@ -3482,39 +3435,35 @@
         <w:pStyle w:val="NormalWeb"/>
         <w:numPr>
           <w:ilvl w:val="0"/>
-          <w:numId w:val="9"/>
+          <w:numId w:val="20"/>
         </w:numPr>
         <w:jc w:val="both"/>
         <w:rPr>
           <w:rFonts w:ascii="Arial" w:hAnsi="Arial" w:cs="Arial"/>
           <w:sz w:val="18"/>
-          <w:szCs w:val="18"/>
-        </w:rPr>
-      </w:pPr>
-      <w:r>
-        <w:rPr>
-          <w:rFonts w:ascii="Arial" w:hAnsi="Arial" w:cs="Arial"/>
-          <w:sz w:val="18"/>
-          <w:szCs w:val="18"/>
-        </w:rPr>
-        <w:t xml:space="preserve">Implemented </w:t>
-      </w:r>
-      <w:r>
-        <w:rPr>
-          <w:rStyle w:val="Strong"/>
-          <w:rFonts w:ascii="Arial" w:hAnsi="Arial" w:cs="Arial"/>
-          <w:sz w:val="18"/>
-          <w:szCs w:val="18"/>
-        </w:rPr>
-        <w:t>REST</w:t>
-      </w:r>
-      <w:r>
-        <w:rPr>
-          <w:rFonts w:ascii="Arial" w:hAnsi="Arial" w:cs="Arial"/>
-          <w:sz w:val="18"/>
-          <w:szCs w:val="18"/>
-        </w:rPr>
-        <w:t xml:space="preserve"> endpoints to serve computed scores to internal tools, adding robust validation and error handling to prevent corrupted writes.</w:t>
+        </w:rPr>
+      </w:pPr>
+      <w:r>
+        <w:rPr>
+          <w:rFonts w:ascii="Arial" w:hAnsi="Arial" w:cs="Arial"/>
+          <w:sz w:val="18"/>
+        </w:rPr>
+        <w:t xml:space="preserve">Implemented data access via </w:t>
+      </w:r>
+      <w:r>
+        <w:rPr>
+          <w:rStyle w:val="Strong"/>
+          <w:rFonts w:ascii="Arial" w:hAnsi="Arial" w:cs="Arial"/>
+          <w:sz w:val="18"/>
+        </w:rPr>
+        <w:t>JDBC</w:t>
+      </w:r>
+      <w:r>
+        <w:rPr>
+          <w:rFonts w:ascii="Arial" w:hAnsi="Arial" w:cs="Arial"/>
+          <w:sz w:val="18"/>
+        </w:rPr>
+        <w:t xml:space="preserve"> and ORM patterns with clear transaction boundaries to prevent partial writes during reconciliation workflows.</w:t>
       </w:r>
     </w:p>
     <w:p>
@@ -3522,22 +3471,20 @@
         <w:pStyle w:val="NormalWeb"/>
         <w:numPr>
           <w:ilvl w:val="0"/>
-          <w:numId w:val="9"/>
+          <w:numId w:val="20"/>
         </w:numPr>
         <w:jc w:val="both"/>
         <w:rPr>
           <w:rFonts w:ascii="Arial" w:hAnsi="Arial" w:cs="Arial"/>
           <w:sz w:val="18"/>
-          <w:szCs w:val="18"/>
-        </w:rPr>
-      </w:pPr>
-      <w:r>
-        <w:rPr>
-          <w:rFonts w:ascii="Arial" w:hAnsi="Arial" w:cs="Arial"/>
-          <w:sz w:val="18"/>
-          <w:szCs w:val="18"/>
-        </w:rPr>
-        <w:t>Improved background processing reliability using queue-based patterns and worker retries, preventing partial writes and duplicate records during transient failures.</w:t>
+        </w:rPr>
+      </w:pPr>
+      <w:r>
+        <w:rPr>
+          <w:rFonts w:ascii="Arial" w:hAnsi="Arial" w:cs="Arial"/>
+          <w:sz w:val="18"/>
+        </w:rPr>
+        <w:t>Delivered scheduled processing jobs with retries and alerting, replacing manual spreadsheet checks with automated summaries stakeholders trusted.</w:t>
       </w:r>
     </w:p>
     <w:p>
@@ -3545,22 +3492,20 @@
         <w:pStyle w:val="NormalWeb"/>
         <w:numPr>
           <w:ilvl w:val="0"/>
-          <w:numId w:val="9"/>
+          <w:numId w:val="20"/>
         </w:numPr>
         <w:jc w:val="both"/>
         <w:rPr>
           <w:rFonts w:ascii="Arial" w:hAnsi="Arial" w:cs="Arial"/>
           <w:sz w:val="18"/>
-          <w:szCs w:val="18"/>
-        </w:rPr>
-      </w:pPr>
-      <w:r>
-        <w:rPr>
-          <w:rFonts w:ascii="Arial" w:hAnsi="Arial" w:cs="Arial"/>
-          <w:sz w:val="18"/>
-          <w:szCs w:val="18"/>
-        </w:rPr>
-        <w:t>Tuned relational performance through schema improvements, indexing strategies, and pagination patterns to keep reporting screens responsive at scale.</w:t>
+        </w:rPr>
+      </w:pPr>
+      <w:r>
+        <w:rPr>
+          <w:rFonts w:ascii="Arial" w:hAnsi="Arial" w:cs="Arial"/>
+          <w:sz w:val="18"/>
+        </w:rPr>
+        <w:t>Improved performance by identifying hot queries and adding targeted indexes, reducing report generation time without serving stale results.</w:t>
       </w:r>
     </w:p>
     <w:p>
@@ -3568,41 +3513,35 @@
         <w:pStyle w:val="NormalWeb"/>
         <w:numPr>
           <w:ilvl w:val="0"/>
-          <w:numId w:val="9"/>
+          <w:numId w:val="20"/>
         </w:numPr>
         <w:jc w:val="both"/>
         <w:rPr>
           <w:rFonts w:ascii="Arial" w:hAnsi="Arial" w:cs="Arial"/>
           <w:sz w:val="18"/>
-          <w:szCs w:val="18"/>
-        </w:rPr>
-      </w:pPr>
-      <w:r>
-        <w:rPr>
-          <w:rFonts w:ascii="Arial" w:hAnsi="Arial" w:cs="Arial"/>
-          <w:sz w:val="18"/>
-          <w:szCs w:val="18"/>
+        </w:rPr>
+      </w:pPr>
+      <w:r>
+        <w:rPr>
+          <w:rFonts w:ascii="Arial" w:hAnsi="Arial" w:cs="Arial"/>
+          <w:sz w:val="18"/>
         </w:rPr>
         <w:t xml:space="preserve">Added </w:t>
       </w:r>
-      <w:proofErr w:type="spellStart"/>
-      <w:r>
-        <w:rPr>
-          <w:rStyle w:val="Strong"/>
-          <w:rFonts w:ascii="Arial" w:hAnsi="Arial" w:cs="Arial"/>
-          <w:sz w:val="18"/>
-          <w:szCs w:val="18"/>
-        </w:rPr>
-        <w:t>Redis</w:t>
-      </w:r>
-      <w:proofErr w:type="spellEnd"/>
-      <w:r>
-        <w:rPr>
-          <w:rFonts w:ascii="Arial" w:hAnsi="Arial" w:cs="Arial"/>
-          <w:sz w:val="18"/>
-          <w:szCs w:val="18"/>
-        </w:rPr>
-        <w:t>-style caching and rate-limit counters to protect the database during spikes and stabilize batch windows.</w:t>
+      <w:r>
+        <w:rPr>
+          <w:rStyle w:val="Strong"/>
+          <w:rFonts w:ascii="Arial" w:hAnsi="Arial" w:cs="Arial"/>
+          <w:sz w:val="18"/>
+        </w:rPr>
+        <w:t>structured logging</w:t>
+      </w:r>
+      <w:r>
+        <w:rPr>
+          <w:rFonts w:ascii="Arial" w:hAnsi="Arial" w:cs="Arial"/>
+          <w:sz w:val="18"/>
+        </w:rPr>
+        <w:t xml:space="preserve"> and correlation identifiers across request lifecycles to accelerate incident triage and post-release monitoring.</w:t>
       </w:r>
     </w:p>
     <w:p>
@@ -3610,39 +3549,20 @@
         <w:pStyle w:val="NormalWeb"/>
         <w:numPr>
           <w:ilvl w:val="0"/>
-          <w:numId w:val="9"/>
+          <w:numId w:val="20"/>
         </w:numPr>
         <w:jc w:val="both"/>
         <w:rPr>
           <w:rFonts w:ascii="Arial" w:hAnsi="Arial" w:cs="Arial"/>
           <w:sz w:val="18"/>
-          <w:szCs w:val="18"/>
-        </w:rPr>
-      </w:pPr>
-      <w:r>
-        <w:rPr>
-          <w:rFonts w:ascii="Arial" w:hAnsi="Arial" w:cs="Arial"/>
-          <w:sz w:val="18"/>
-          <w:szCs w:val="18"/>
-        </w:rPr>
-        <w:t xml:space="preserve">Shipped </w:t>
-      </w:r>
-      <w:r>
-        <w:rPr>
-          <w:rStyle w:val="Strong"/>
-          <w:rFonts w:ascii="Arial" w:hAnsi="Arial" w:cs="Arial"/>
-          <w:sz w:val="18"/>
-          <w:szCs w:val="18"/>
-        </w:rPr>
-        <w:t>React</w:t>
-      </w:r>
-      <w:r>
-        <w:rPr>
-          <w:rFonts w:ascii="Arial" w:hAnsi="Arial" w:cs="Arial"/>
-          <w:sz w:val="18"/>
-          <w:szCs w:val="18"/>
-        </w:rPr>
-        <w:t xml:space="preserve"> UI enhancements that surfaced data-quality anomalies and pipeline status, reducing support tickets and manual investigations.</w:t>
+        </w:rPr>
+      </w:pPr>
+      <w:r>
+        <w:rPr>
+          <w:rFonts w:ascii="Arial" w:hAnsi="Arial" w:cs="Arial"/>
+          <w:sz w:val="18"/>
+        </w:rPr>
+        <w:t>Implemented robust CSV/JSON ingestion with schema checks and quarantining, preventing malformed inputs from poisoning downstream tables.</w:t>
       </w:r>
     </w:p>
     <w:p>
@@ -3650,22 +3570,37 @@
         <w:pStyle w:val="NormalWeb"/>
         <w:numPr>
           <w:ilvl w:val="0"/>
-          <w:numId w:val="9"/>
+          <w:numId w:val="20"/>
         </w:numPr>
         <w:jc w:val="both"/>
         <w:rPr>
           <w:rFonts w:ascii="Arial" w:hAnsi="Arial" w:cs="Arial"/>
           <w:sz w:val="18"/>
-          <w:szCs w:val="18"/>
-        </w:rPr>
-      </w:pPr>
-      <w:r>
-        <w:rPr>
-          <w:rFonts w:ascii="Arial" w:hAnsi="Arial" w:cs="Arial"/>
-          <w:sz w:val="18"/>
-          <w:szCs w:val="18"/>
-        </w:rPr>
-        <w:t>Instrumented services with structured logs and baseline metrics, enabling debugging without risky “direct DB poking” during production incidents.</w:t>
+        </w:rPr>
+      </w:pPr>
+      <w:r>
+        <w:rPr>
+          <w:rFonts w:ascii="Arial" w:hAnsi="Arial" w:cs="Arial"/>
+          <w:sz w:val="18"/>
+        </w:rPr>
+        <w:t xml:space="preserve">Supported data platform evolution by integrating </w:t>
+      </w:r>
+      <w:proofErr w:type="spellStart"/>
+      <w:r>
+        <w:rPr>
+          <w:rStyle w:val="Strong"/>
+          <w:rFonts w:ascii="Arial" w:hAnsi="Arial" w:cs="Arial"/>
+          <w:sz w:val="18"/>
+        </w:rPr>
+        <w:t>MongoDB</w:t>
+      </w:r>
+      <w:proofErr w:type="spellEnd"/>
+      <w:r>
+        <w:rPr>
+          <w:rFonts w:ascii="Arial" w:hAnsi="Arial" w:cs="Arial"/>
+          <w:sz w:val="18"/>
+        </w:rPr>
+        <w:t xml:space="preserve"> for flexible document storage alongside relational stores where appropriate.</w:t>
       </w:r>
     </w:p>
     <w:p>
@@ -3673,96 +3608,20 @@
         <w:pStyle w:val="NormalWeb"/>
         <w:numPr>
           <w:ilvl w:val="0"/>
-          <w:numId w:val="9"/>
+          <w:numId w:val="20"/>
         </w:numPr>
         <w:jc w:val="both"/>
         <w:rPr>
           <w:rFonts w:ascii="Arial" w:hAnsi="Arial" w:cs="Arial"/>
           <w:sz w:val="18"/>
-          <w:szCs w:val="18"/>
-        </w:rPr>
-      </w:pPr>
-      <w:r>
-        <w:rPr>
-          <w:rFonts w:ascii="Arial" w:hAnsi="Arial" w:cs="Arial"/>
-          <w:sz w:val="18"/>
-          <w:szCs w:val="18"/>
-        </w:rPr>
-        <w:t>Collaborated with stakeholders to codify business rules for feature calculations, capturing edge cases in tests to avoid silent KPI changes.</w:t>
-      </w:r>
-    </w:p>
-    <w:p>
-      <w:pPr>
-        <w:pStyle w:val="NormalWeb"/>
-        <w:numPr>
-          <w:ilvl w:val="0"/>
-          <w:numId w:val="9"/>
-        </w:numPr>
-        <w:jc w:val="both"/>
-        <w:rPr>
-          <w:rFonts w:ascii="Arial" w:hAnsi="Arial" w:cs="Arial"/>
-          <w:sz w:val="18"/>
-          <w:szCs w:val="18"/>
-        </w:rPr>
-      </w:pPr>
-      <w:r>
-        <w:rPr>
-          <w:rFonts w:ascii="Arial" w:hAnsi="Arial" w:cs="Arial"/>
-          <w:sz w:val="18"/>
-          <w:szCs w:val="18"/>
-        </w:rPr>
-        <w:t>Introduced CI discipline with unit/integration checks and consistent build steps, raising release confidence and reducing emergency rollbacks.</w:t>
-      </w:r>
-    </w:p>
-    <w:p>
-      <w:pPr>
-        <w:pStyle w:val="NormalWeb"/>
-        <w:numPr>
-          <w:ilvl w:val="0"/>
-          <w:numId w:val="9"/>
-        </w:numPr>
-        <w:jc w:val="both"/>
-        <w:rPr>
-          <w:rFonts w:ascii="Arial" w:hAnsi="Arial" w:cs="Arial"/>
-          <w:sz w:val="18"/>
-          <w:szCs w:val="18"/>
-        </w:rPr>
-      </w:pPr>
-      <w:r>
-        <w:rPr>
-          <w:rFonts w:ascii="Arial" w:hAnsi="Arial" w:cs="Arial"/>
-          <w:sz w:val="18"/>
-          <w:szCs w:val="18"/>
-        </w:rPr>
-        <w:t xml:space="preserve">Supported search and retrieval workflows using </w:t>
-      </w:r>
-      <w:proofErr w:type="spellStart"/>
-      <w:r>
-        <w:rPr>
-          <w:rStyle w:val="Strong"/>
-          <w:rFonts w:ascii="Arial" w:hAnsi="Arial" w:cs="Arial"/>
-          <w:sz w:val="18"/>
-          <w:szCs w:val="18"/>
-        </w:rPr>
-        <w:t>Elasticsearch</w:t>
-      </w:r>
-      <w:proofErr w:type="spellEnd"/>
-      <w:r>
-        <w:rPr>
-          <w:rStyle w:val="Strong"/>
-          <w:rFonts w:ascii="Arial" w:hAnsi="Arial" w:cs="Arial"/>
-          <w:sz w:val="18"/>
-          <w:szCs w:val="18"/>
-        </w:rPr>
-        <w:t>/OpenSearch</w:t>
-      </w:r>
-      <w:r>
-        <w:rPr>
-          <w:rFonts w:ascii="Arial" w:hAnsi="Arial" w:cs="Arial"/>
-          <w:sz w:val="18"/>
-          <w:szCs w:val="18"/>
-        </w:rPr>
-        <w:t xml:space="preserve"> patterns to improve discoverability of historical events and pipeline artifacts.</w:t>
+        </w:rPr>
+      </w:pPr>
+      <w:r>
+        <w:rPr>
+          <w:rFonts w:ascii="Arial" w:hAnsi="Arial" w:cs="Arial"/>
+          <w:sz w:val="18"/>
+        </w:rPr>
+        <w:t>Assisted operational workflows by creating lightweight internal tools that surfaced pipeline status and data-quality signals.</w:t>
       </w:r>
     </w:p>
     <w:tbl>
@@ -3856,18 +3715,20 @@
         <w:pStyle w:val="NormalWeb"/>
         <w:numPr>
           <w:ilvl w:val="0"/>
-          <w:numId w:val="10"/>
+          <w:numId w:val="22"/>
         </w:numPr>
         <w:jc w:val="both"/>
         <w:rPr>
           <w:rFonts w:ascii="Arial" w:hAnsi="Arial" w:cs="Arial"/>
           <w:sz w:val="18"/>
-        </w:rPr>
-      </w:pPr>
-      <w:r>
-        <w:rPr>
-          <w:rFonts w:ascii="Arial" w:hAnsi="Arial" w:cs="Arial"/>
-          <w:sz w:val="18"/>
+          <w:szCs w:val="18"/>
+        </w:rPr>
+      </w:pPr>
+      <w:r>
+        <w:rPr>
+          <w:rFonts w:ascii="Arial" w:hAnsi="Arial" w:cs="Arial"/>
+          <w:sz w:val="18"/>
+          <w:szCs w:val="18"/>
         </w:rPr>
         <w:t xml:space="preserve">Delivered </w:t>
       </w:r>
@@ -3876,15 +3737,17 @@
           <w:rStyle w:val="Strong"/>
           <w:rFonts w:ascii="Arial" w:hAnsi="Arial" w:cs="Arial"/>
           <w:sz w:val="18"/>
-        </w:rPr>
-        <w:t>Python</w:t>
-      </w:r>
-      <w:r>
-        <w:rPr>
-          <w:rFonts w:ascii="Arial" w:hAnsi="Arial" w:cs="Arial"/>
-          <w:sz w:val="18"/>
-        </w:rPr>
-        <w:t xml:space="preserve"> scripts to clean and reconcile messy datasets, adding repeatable validation checks to reduce manual spreadsheet firefighting.</w:t>
+          <w:szCs w:val="18"/>
+        </w:rPr>
+        <w:t>Java</w:t>
+      </w:r>
+      <w:r>
+        <w:rPr>
+          <w:rFonts w:ascii="Arial" w:hAnsi="Arial" w:cs="Arial"/>
+          <w:sz w:val="18"/>
+          <w:szCs w:val="18"/>
+        </w:rPr>
+        <w:t xml:space="preserve"> backend features for internal tools with reliable request handling and clear service boundaries for safe iteration.</w:t>
       </w:r>
     </w:p>
     <w:p>
@@ -3892,45 +3755,22 @@
         <w:pStyle w:val="NormalWeb"/>
         <w:numPr>
           <w:ilvl w:val="0"/>
-          <w:numId w:val="10"/>
+          <w:numId w:val="22"/>
         </w:numPr>
         <w:jc w:val="both"/>
         <w:rPr>
           <w:rFonts w:ascii="Arial" w:hAnsi="Arial" w:cs="Arial"/>
           <w:sz w:val="18"/>
-        </w:rPr>
-      </w:pPr>
-      <w:r>
-        <w:rPr>
-          <w:rFonts w:ascii="Arial" w:hAnsi="Arial" w:cs="Arial"/>
-          <w:sz w:val="18"/>
-        </w:rPr>
-        <w:t xml:space="preserve">Built basic statistical analysis and early </w:t>
-      </w:r>
-      <w:proofErr w:type="spellStart"/>
-      <w:r>
-        <w:rPr>
-          <w:rStyle w:val="Strong"/>
-          <w:rFonts w:ascii="Arial" w:hAnsi="Arial" w:cs="Arial"/>
-          <w:sz w:val="18"/>
-        </w:rPr>
-        <w:t>scikit</w:t>
-      </w:r>
-      <w:proofErr w:type="spellEnd"/>
-      <w:r>
-        <w:rPr>
-          <w:rStyle w:val="Strong"/>
-          <w:rFonts w:ascii="Arial" w:hAnsi="Arial" w:cs="Arial"/>
-          <w:sz w:val="18"/>
-        </w:rPr>
-        <w:t>-learn</w:t>
-      </w:r>
-      <w:r>
-        <w:rPr>
-          <w:rFonts w:ascii="Arial" w:hAnsi="Arial" w:cs="Arial"/>
-          <w:sz w:val="18"/>
-        </w:rPr>
-        <w:t xml:space="preserve"> experiments to test product hypotheses, packaging results with clear assumptions for stakeholder alignment.</w:t>
+          <w:szCs w:val="18"/>
+        </w:rPr>
+      </w:pPr>
+      <w:r>
+        <w:rPr>
+          <w:rFonts w:ascii="Arial" w:hAnsi="Arial" w:cs="Arial"/>
+          <w:sz w:val="18"/>
+          <w:szCs w:val="18"/>
+        </w:rPr>
+        <w:t>Implemented REST-style controllers with predictable validation and error responses, reducing client guesswork and support time.</w:t>
       </w:r>
     </w:p>
     <w:p>
@@ -3938,35 +3778,22 @@
         <w:pStyle w:val="NormalWeb"/>
         <w:numPr>
           <w:ilvl w:val="0"/>
-          <w:numId w:val="10"/>
+          <w:numId w:val="22"/>
         </w:numPr>
         <w:jc w:val="both"/>
         <w:rPr>
           <w:rFonts w:ascii="Arial" w:hAnsi="Arial" w:cs="Arial"/>
           <w:sz w:val="18"/>
-        </w:rPr>
-      </w:pPr>
-      <w:r>
-        <w:rPr>
-          <w:rFonts w:ascii="Arial" w:hAnsi="Arial" w:cs="Arial"/>
-          <w:sz w:val="18"/>
-        </w:rPr>
-        <w:t xml:space="preserve">Implemented </w:t>
-      </w:r>
-      <w:r>
-        <w:rPr>
-          <w:rStyle w:val="Strong"/>
-          <w:rFonts w:ascii="Arial" w:hAnsi="Arial" w:cs="Arial"/>
-          <w:sz w:val="18"/>
-        </w:rPr>
-        <w:t>JavaScript</w:t>
-      </w:r>
-      <w:r>
-        <w:rPr>
-          <w:rFonts w:ascii="Arial" w:hAnsi="Arial" w:cs="Arial"/>
-          <w:sz w:val="18"/>
-        </w:rPr>
-        <w:t xml:space="preserve"> web features and bug fixes, reducing user-facing errors by reproducing issues locally and adding targeted regression tests.</w:t>
+          <w:szCs w:val="18"/>
+        </w:rPr>
+      </w:pPr>
+      <w:r>
+        <w:rPr>
+          <w:rFonts w:ascii="Arial" w:hAnsi="Arial" w:cs="Arial"/>
+          <w:sz w:val="18"/>
+          <w:szCs w:val="18"/>
+        </w:rPr>
+        <w:t>Built data access logic with disciplined transaction handling, reducing inconsistencies that previously required manual cleanup.</w:t>
       </w:r>
     </w:p>
     <w:p>
@@ -3974,20 +3801,39 @@
         <w:pStyle w:val="NormalWeb"/>
         <w:numPr>
           <w:ilvl w:val="0"/>
-          <w:numId w:val="10"/>
+          <w:numId w:val="22"/>
         </w:numPr>
         <w:jc w:val="both"/>
         <w:rPr>
           <w:rFonts w:ascii="Arial" w:hAnsi="Arial" w:cs="Arial"/>
           <w:sz w:val="18"/>
-        </w:rPr>
-      </w:pPr>
-      <w:r>
-        <w:rPr>
-          <w:rFonts w:ascii="Arial" w:hAnsi="Arial" w:cs="Arial"/>
-          <w:sz w:val="18"/>
-        </w:rPr>
-        <w:t>Created internal automation for data pulls and report generation, improving turnaround time for customer requests with consistent, repeatable outputs.</w:t>
+          <w:szCs w:val="18"/>
+        </w:rPr>
+      </w:pPr>
+      <w:r>
+        <w:rPr>
+          <w:rFonts w:ascii="Arial" w:hAnsi="Arial" w:cs="Arial"/>
+          <w:sz w:val="18"/>
+          <w:szCs w:val="18"/>
+        </w:rPr>
+        <w:t xml:space="preserve">Standardized build hygiene using </w:t>
+      </w:r>
+      <w:r>
+        <w:rPr>
+          <w:rStyle w:val="Strong"/>
+          <w:rFonts w:ascii="Arial" w:hAnsi="Arial" w:cs="Arial"/>
+          <w:sz w:val="18"/>
+          <w:szCs w:val="18"/>
+        </w:rPr>
+        <w:t>Maven</w:t>
+      </w:r>
+      <w:r>
+        <w:rPr>
+          <w:rFonts w:ascii="Arial" w:hAnsi="Arial" w:cs="Arial"/>
+          <w:sz w:val="18"/>
+          <w:szCs w:val="18"/>
+        </w:rPr>
+        <w:t xml:space="preserve"> conventions to eliminate environment-specific failures during local development and CI.</w:t>
       </w:r>
     </w:p>
     <w:p>
@@ -3995,20 +3841,22 @@
         <w:pStyle w:val="NormalWeb"/>
         <w:numPr>
           <w:ilvl w:val="0"/>
-          <w:numId w:val="10"/>
+          <w:numId w:val="22"/>
         </w:numPr>
         <w:jc w:val="both"/>
         <w:rPr>
           <w:rFonts w:ascii="Arial" w:hAnsi="Arial" w:cs="Arial"/>
           <w:sz w:val="18"/>
-        </w:rPr>
-      </w:pPr>
-      <w:r>
-        <w:rPr>
-          <w:rFonts w:ascii="Arial" w:hAnsi="Arial" w:cs="Arial"/>
-          <w:sz w:val="18"/>
-        </w:rPr>
-        <w:t>Collaborated with senior engineers during incident triage, learning disciplined debugging via logs, code-path tracing, and verified root-cause analysis.</w:t>
+          <w:szCs w:val="18"/>
+        </w:rPr>
+      </w:pPr>
+      <w:r>
+        <w:rPr>
+          <w:rFonts w:ascii="Arial" w:hAnsi="Arial" w:cs="Arial"/>
+          <w:sz w:val="18"/>
+          <w:szCs w:val="18"/>
+        </w:rPr>
+        <w:t>Added targeted unit tests around failure-prone business rules to catch regressions early and reduce production surprises.</w:t>
       </w:r>
     </w:p>
     <w:p>
@@ -4016,20 +3864,22 @@
         <w:pStyle w:val="NormalWeb"/>
         <w:numPr>
           <w:ilvl w:val="0"/>
-          <w:numId w:val="10"/>
+          <w:numId w:val="22"/>
         </w:numPr>
         <w:jc w:val="both"/>
         <w:rPr>
           <w:rFonts w:ascii="Arial" w:hAnsi="Arial" w:cs="Arial"/>
           <w:sz w:val="18"/>
-        </w:rPr>
-      </w:pPr>
-      <w:r>
-        <w:rPr>
-          <w:rFonts w:ascii="Arial" w:hAnsi="Arial" w:cs="Arial"/>
-          <w:sz w:val="18"/>
-        </w:rPr>
-        <w:t>Refactored duplicated logic into shared utilities, improving maintainability and accelerating onboarding for new contributors.</w:t>
+          <w:szCs w:val="18"/>
+        </w:rPr>
+      </w:pPr>
+      <w:r>
+        <w:rPr>
+          <w:rFonts w:ascii="Arial" w:hAnsi="Arial" w:cs="Arial"/>
+          <w:sz w:val="18"/>
+          <w:szCs w:val="18"/>
+        </w:rPr>
+        <w:t>Partnered with senior engineers to troubleshoot performance issues using logs and query inspection, learning bottleneck isolation in practice.</w:t>
       </w:r>
     </w:p>
     <w:p>
@@ -4037,20 +3887,40 @@
         <w:pStyle w:val="NormalWeb"/>
         <w:numPr>
           <w:ilvl w:val="0"/>
-          <w:numId w:val="10"/>
+          <w:numId w:val="22"/>
         </w:numPr>
         <w:jc w:val="both"/>
         <w:rPr>
           <w:rFonts w:ascii="Arial" w:hAnsi="Arial" w:cs="Arial"/>
           <w:sz w:val="18"/>
-        </w:rPr>
-      </w:pPr>
-      <w:r>
-        <w:rPr>
-          <w:rFonts w:ascii="Arial" w:hAnsi="Arial" w:cs="Arial"/>
-          <w:sz w:val="18"/>
-        </w:rPr>
-        <w:t>Documented release and backfill procedures, making operational work safer and reducing reliance on tribal knowledge.</w:t>
+          <w:szCs w:val="18"/>
+        </w:rPr>
+      </w:pPr>
+      <w:r>
+        <w:rPr>
+          <w:rFonts w:ascii="Arial" w:hAnsi="Arial" w:cs="Arial"/>
+          <w:sz w:val="18"/>
+          <w:szCs w:val="18"/>
+        </w:rPr>
+        <w:t xml:space="preserve">Documented operational workflows and failure modes in lightweight </w:t>
+      </w:r>
+      <w:proofErr w:type="spellStart"/>
+      <w:r>
+        <w:rPr>
+          <w:rFonts w:ascii="Arial" w:hAnsi="Arial" w:cs="Arial"/>
+          <w:sz w:val="18"/>
+          <w:szCs w:val="18"/>
+        </w:rPr>
+        <w:t>runbooks</w:t>
+      </w:r>
+      <w:proofErr w:type="spellEnd"/>
+      <w:r>
+        <w:rPr>
+          <w:rFonts w:ascii="Arial" w:hAnsi="Arial" w:cs="Arial"/>
+          <w:sz w:val="18"/>
+          <w:szCs w:val="18"/>
+        </w:rPr>
+        <w:t xml:space="preserve"> to improve handoffs during support rotations.</w:t>
       </w:r>
     </w:p>
     <w:p>
@@ -4058,38 +3928,22 @@
         <w:pStyle w:val="NormalWeb"/>
         <w:numPr>
           <w:ilvl w:val="0"/>
-          <w:numId w:val="10"/>
+          <w:numId w:val="22"/>
         </w:numPr>
         <w:jc w:val="both"/>
         <w:rPr>
           <w:rFonts w:ascii="Arial" w:hAnsi="Arial" w:cs="Arial"/>
           <w:sz w:val="18"/>
-        </w:rPr>
-      </w:pPr>
-      <w:r>
-        <w:rPr>
-          <w:rFonts w:ascii="Arial" w:hAnsi="Arial" w:cs="Arial"/>
-          <w:sz w:val="18"/>
-        </w:rPr>
-        <w:lastRenderedPageBreak/>
-        <w:t xml:space="preserve">Supported early containerized workflows with </w:t>
-      </w:r>
-      <w:proofErr w:type="spellStart"/>
-      <w:r>
-        <w:rPr>
-          <w:rStyle w:val="Strong"/>
-          <w:rFonts w:ascii="Arial" w:hAnsi="Arial" w:cs="Arial"/>
-          <w:sz w:val="18"/>
-        </w:rPr>
-        <w:t>Docker</w:t>
-      </w:r>
-      <w:proofErr w:type="spellEnd"/>
-      <w:r>
-        <w:rPr>
-          <w:rFonts w:ascii="Arial" w:hAnsi="Arial" w:cs="Arial"/>
-          <w:sz w:val="18"/>
-        </w:rPr>
-        <w:t>-style environment consistency to minimize “works on my machine” failures across the team.</w:t>
+          <w:szCs w:val="18"/>
+        </w:rPr>
+      </w:pPr>
+      <w:r>
+        <w:rPr>
+          <w:rFonts w:ascii="Arial" w:hAnsi="Arial" w:cs="Arial"/>
+          <w:sz w:val="18"/>
+          <w:szCs w:val="18"/>
+        </w:rPr>
+        <w:t>Supported early deployment automation practices and environment consistency improvements to reduce “works on my machine” drift.</w:t>
       </w:r>
     </w:p>
     <w:p>
@@ -4097,20 +3951,22 @@
         <w:pStyle w:val="NormalWeb"/>
         <w:numPr>
           <w:ilvl w:val="0"/>
-          <w:numId w:val="10"/>
+          <w:numId w:val="22"/>
         </w:numPr>
         <w:jc w:val="both"/>
         <w:rPr>
           <w:rFonts w:ascii="Arial" w:hAnsi="Arial" w:cs="Arial"/>
           <w:sz w:val="18"/>
-        </w:rPr>
-      </w:pPr>
-      <w:r>
-        <w:rPr>
-          <w:rFonts w:ascii="Arial" w:hAnsi="Arial" w:cs="Arial"/>
-          <w:sz w:val="18"/>
-        </w:rPr>
-        <w:t>Applied least-privilege access patterns and input validation to reduce risk in internal tools handling sensitive operational datasets.</w:t>
+          <w:szCs w:val="18"/>
+        </w:rPr>
+      </w:pPr>
+      <w:r>
+        <w:rPr>
+          <w:rFonts w:ascii="Arial" w:hAnsi="Arial" w:cs="Arial"/>
+          <w:sz w:val="18"/>
+          <w:szCs w:val="18"/>
+        </w:rPr>
+        <w:t>Contributed to data export/reporting utilities backed by SQL tuning and indexing fundamentals for stable performance.</w:t>
       </w:r>
     </w:p>
     <w:p>
@@ -4120,6 +3976,16 @@
         </w:pBdr>
         <w:spacing w:before="120" w:after="80"/>
       </w:pPr>
+      <w:r>
+        <w:rPr>
+          <w:b/>
+          <w:bCs/>
+          <w:color w:val="111111"/>
+          <w:sz w:val="21"/>
+          <w:szCs w:val="21"/>
+        </w:rPr>
+        <w:t xml:space="preserve"> </w:t>
+      </w:r>
       <w:r>
         <w:rPr>
           <w:b/>
@@ -4224,35 +4090,55 @@
           <w:ilvl w:val="0"/>
           <w:numId w:val="12"/>
         </w:numPr>
-      </w:pPr>
-      <w:r>
+        <w:jc w:val="both"/>
+        <w:rPr>
+          <w:rFonts w:ascii="Arial" w:hAnsi="Arial" w:cs="Arial"/>
+        </w:rPr>
+      </w:pPr>
+      <w:r>
+        <w:rPr>
+          <w:rFonts w:ascii="Arial" w:hAnsi="Arial" w:cs="Arial"/>
+        </w:rPr>
+        <w:lastRenderedPageBreak/>
         <w:t xml:space="preserve">Completed a rigorous CS curriculum emphasizing </w:t>
       </w:r>
       <w:r>
         <w:rPr>
           <w:rStyle w:val="Strong"/>
+          <w:rFonts w:ascii="Arial" w:hAnsi="Arial" w:cs="Arial"/>
         </w:rPr>
         <w:t>systems</w:t>
       </w:r>
       <w:r>
+        <w:rPr>
+          <w:rFonts w:ascii="Arial" w:hAnsi="Arial" w:cs="Arial"/>
+        </w:rPr>
         <w:t xml:space="preserve">, </w:t>
       </w:r>
       <w:r>
         <w:rPr>
           <w:rStyle w:val="Strong"/>
+          <w:rFonts w:ascii="Arial" w:hAnsi="Arial" w:cs="Arial"/>
         </w:rPr>
         <w:t>databases</w:t>
       </w:r>
       <w:r>
+        <w:rPr>
+          <w:rFonts w:ascii="Arial" w:hAnsi="Arial" w:cs="Arial"/>
+        </w:rPr>
         <w:t xml:space="preserve">, and </w:t>
       </w:r>
       <w:r>
         <w:rPr>
           <w:rStyle w:val="Strong"/>
+          <w:rFonts w:ascii="Arial" w:hAnsi="Arial" w:cs="Arial"/>
         </w:rPr>
         <w:t>software engineering</w:t>
       </w:r>
       <w:r>
+        <w:rPr>
+          <w:rFonts w:ascii="Arial" w:hAnsi="Arial" w:cs="Arial"/>
+        </w:rPr>
         <w:t>, with hands-on project work that strengthened practical delivery and debugging fundamentals.</w:t>
       </w:r>
     </w:p>
@@ -4281,8 +4167,8 @@
         <w:rPr>
           <w:rFonts w:ascii="Arial" w:hAnsi="Arial" w:cs="Arial"/>
           <w:color w:val="auto"/>
-          <w:sz w:val="18"/>
-          <w:szCs w:val="18"/>
+          <w:sz w:val="20"/>
+          <w:szCs w:val="20"/>
         </w:rPr>
       </w:pPr>
       <w:r>
@@ -4291,10 +4177,10 @@
           <w:rFonts w:ascii="Arial" w:hAnsi="Arial" w:cs="Arial"/>
           <w:bCs w:val="0"/>
           <w:color w:val="auto"/>
-          <w:sz w:val="18"/>
-          <w:szCs w:val="18"/>
-        </w:rPr>
-        <w:t>Event-Driven ML Scoring Platform (Batch + Online Inference)</w:t>
+          <w:sz w:val="20"/>
+          <w:szCs w:val="20"/>
+        </w:rPr>
+        <w:t>Event-Driven Order &amp; Workflow Orchestrator</w:t>
       </w:r>
     </w:p>
     <w:p>
@@ -4302,76 +4188,92 @@
         <w:pStyle w:val="NormalWeb"/>
         <w:numPr>
           <w:ilvl w:val="0"/>
-          <w:numId w:val="14"/>
+          <w:numId w:val="27"/>
         </w:numPr>
-        <w:spacing w:before="0" w:beforeAutospacing="0" w:after="0" w:afterAutospacing="0"/>
         <w:jc w:val="both"/>
         <w:rPr>
           <w:rFonts w:ascii="Arial" w:hAnsi="Arial" w:cs="Arial"/>
-          <w:sz w:val="18"/>
-          <w:szCs w:val="18"/>
-        </w:rPr>
-      </w:pPr>
-      <w:r>
-        <w:rPr>
-          <w:rFonts w:ascii="Arial" w:hAnsi="Arial" w:cs="Arial"/>
-          <w:sz w:val="18"/>
-          <w:szCs w:val="18"/>
-        </w:rPr>
-        <w:t xml:space="preserve">Built a </w:t>
-      </w:r>
-      <w:r>
-        <w:rPr>
-          <w:rStyle w:val="Strong"/>
-          <w:rFonts w:ascii="Arial" w:hAnsi="Arial" w:cs="Arial"/>
-          <w:sz w:val="18"/>
-          <w:szCs w:val="18"/>
-        </w:rPr>
-        <w:t>queue-first</w:t>
-      </w:r>
-      <w:r>
-        <w:rPr>
-          <w:rFonts w:ascii="Arial" w:hAnsi="Arial" w:cs="Arial"/>
-          <w:sz w:val="18"/>
-          <w:szCs w:val="18"/>
-        </w:rPr>
-        <w:t xml:space="preserve"> scoring architecture using </w:t>
-      </w:r>
-      <w:r>
-        <w:rPr>
-          <w:rStyle w:val="Strong"/>
-          <w:rFonts w:ascii="Arial" w:hAnsi="Arial" w:cs="Arial"/>
-          <w:sz w:val="18"/>
-          <w:szCs w:val="18"/>
+          <w:sz w:val="20"/>
+          <w:szCs w:val="20"/>
+        </w:rPr>
+      </w:pPr>
+      <w:r>
+        <w:rPr>
+          <w:rFonts w:ascii="Arial" w:hAnsi="Arial" w:cs="Arial"/>
+          <w:sz w:val="20"/>
+          <w:szCs w:val="20"/>
+        </w:rPr>
+        <w:t xml:space="preserve">Built a reusable orchestration pattern for long-running workflows using </w:t>
+      </w:r>
+      <w:r>
+        <w:rPr>
+          <w:rStyle w:val="Strong"/>
+          <w:rFonts w:ascii="Arial" w:hAnsi="Arial" w:cs="Arial"/>
+          <w:sz w:val="20"/>
+          <w:szCs w:val="20"/>
+        </w:rPr>
+        <w:t>Kafka</w:t>
+      </w:r>
+      <w:r>
+        <w:rPr>
+          <w:rFonts w:ascii="Arial" w:hAnsi="Arial" w:cs="Arial"/>
+          <w:sz w:val="20"/>
+          <w:szCs w:val="20"/>
+        </w:rPr>
+        <w:t xml:space="preserve"> for domain events and </w:t>
+      </w:r>
+      <w:r>
+        <w:rPr>
+          <w:rStyle w:val="Strong"/>
+          <w:rFonts w:ascii="Arial" w:hAnsi="Arial" w:cs="Arial"/>
+          <w:sz w:val="20"/>
+          <w:szCs w:val="20"/>
         </w:rPr>
         <w:t>AWS SQS/SNS</w:t>
       </w:r>
       <w:r>
         <w:rPr>
           <w:rFonts w:ascii="Arial" w:hAnsi="Arial" w:cs="Arial"/>
-          <w:sz w:val="18"/>
-          <w:szCs w:val="18"/>
-        </w:rPr>
-        <w:t xml:space="preserve"> and </w:t>
+          <w:sz w:val="20"/>
+          <w:szCs w:val="20"/>
+        </w:rPr>
+        <w:t xml:space="preserve"> for fan-out execution, with </w:t>
       </w:r>
       <w:proofErr w:type="spellStart"/>
       <w:r>
         <w:rPr>
           <w:rStyle w:val="Strong"/>
           <w:rFonts w:ascii="Arial" w:hAnsi="Arial" w:cs="Arial"/>
-          <w:sz w:val="18"/>
-          <w:szCs w:val="18"/>
-        </w:rPr>
-        <w:t>EventBridge</w:t>
+          <w:sz w:val="20"/>
+          <w:szCs w:val="20"/>
+        </w:rPr>
+        <w:t>idempotency</w:t>
       </w:r>
       <w:proofErr w:type="spellEnd"/>
       <w:r>
         <w:rPr>
           <w:rFonts w:ascii="Arial" w:hAnsi="Arial" w:cs="Arial"/>
-          <w:sz w:val="18"/>
-          <w:szCs w:val="18"/>
-        </w:rPr>
-        <w:t>, enabling reliable orchestration of batch scoring and near-real-time inference without API timeouts.</w:t>
+          <w:sz w:val="20"/>
+          <w:szCs w:val="20"/>
+        </w:rPr>
+        <w:t xml:space="preserve"> keys, retries, and </w:t>
+      </w:r>
+      <w:r>
+        <w:rPr>
+          <w:rStyle w:val="Strong"/>
+          <w:rFonts w:ascii="Arial" w:hAnsi="Arial" w:cs="Arial"/>
+          <w:sz w:val="20"/>
+          <w:szCs w:val="20"/>
+        </w:rPr>
+        <w:t>DLQ</w:t>
+      </w:r>
+      <w:r>
+        <w:rPr>
+          <w:rFonts w:ascii="Arial" w:hAnsi="Arial" w:cs="Arial"/>
+          <w:sz w:val="20"/>
+          <w:szCs w:val="20"/>
+        </w:rPr>
+        <w:t>-based recovery.</w:t>
       </w:r>
     </w:p>
     <w:p>
@@ -4379,91 +4281,41 @@
         <w:pStyle w:val="NormalWeb"/>
         <w:numPr>
           <w:ilvl w:val="0"/>
-          <w:numId w:val="14"/>
+          <w:numId w:val="27"/>
         </w:numPr>
-        <w:spacing w:before="0" w:beforeAutospacing="0" w:after="0" w:afterAutospacing="0"/>
         <w:jc w:val="both"/>
         <w:rPr>
           <w:rFonts w:ascii="Arial" w:hAnsi="Arial" w:cs="Arial"/>
-          <w:sz w:val="18"/>
-          <w:szCs w:val="18"/>
-        </w:rPr>
-      </w:pPr>
-      <w:r>
-        <w:rPr>
-          <w:rFonts w:ascii="Arial" w:hAnsi="Arial" w:cs="Arial"/>
-          <w:sz w:val="18"/>
-          <w:szCs w:val="18"/>
-        </w:rPr>
-        <w:t xml:space="preserve">Implemented an inference surface via </w:t>
-      </w:r>
-      <w:r>
-        <w:rPr>
-          <w:rStyle w:val="Strong"/>
-          <w:rFonts w:ascii="Arial" w:hAnsi="Arial" w:cs="Arial"/>
-          <w:sz w:val="18"/>
-          <w:szCs w:val="18"/>
-        </w:rPr>
-        <w:t>API Gateway</w:t>
-      </w:r>
-      <w:r>
-        <w:rPr>
-          <w:rFonts w:ascii="Arial" w:hAnsi="Arial" w:cs="Arial"/>
-          <w:sz w:val="18"/>
-          <w:szCs w:val="18"/>
-        </w:rPr>
-        <w:t xml:space="preserve"> with a </w:t>
-      </w:r>
-      <w:r>
-        <w:rPr>
-          <w:rStyle w:val="Strong"/>
-          <w:rFonts w:ascii="Arial" w:hAnsi="Arial" w:cs="Arial"/>
-          <w:sz w:val="18"/>
-          <w:szCs w:val="18"/>
-        </w:rPr>
-        <w:t>Node.js/Python</w:t>
-      </w:r>
-      <w:r>
-        <w:rPr>
-          <w:rFonts w:ascii="Arial" w:hAnsi="Arial" w:cs="Arial"/>
-          <w:sz w:val="18"/>
-          <w:szCs w:val="18"/>
-        </w:rPr>
-        <w:t xml:space="preserve"> service layer, enforcing </w:t>
-      </w:r>
-      <w:r>
-        <w:rPr>
-          <w:rStyle w:val="Strong"/>
-          <w:rFonts w:ascii="Arial" w:hAnsi="Arial" w:cs="Arial"/>
-          <w:sz w:val="18"/>
-          <w:szCs w:val="18"/>
-        </w:rPr>
-        <w:t>contracted payloads</w:t>
-      </w:r>
-      <w:r>
-        <w:rPr>
-          <w:rFonts w:ascii="Arial" w:hAnsi="Arial" w:cs="Arial"/>
-          <w:sz w:val="18"/>
-          <w:szCs w:val="18"/>
-        </w:rPr>
-        <w:t xml:space="preserve">, deterministic preprocessing, and </w:t>
-      </w:r>
-      <w:r>
-        <w:rPr>
-          <w:rStyle w:val="Strong"/>
-          <w:rFonts w:ascii="Arial" w:hAnsi="Arial" w:cs="Arial"/>
-          <w:sz w:val="18"/>
-          <w:szCs w:val="18"/>
-        </w:rPr>
-        <w:t>idempotent</w:t>
-      </w:r>
-      <w:r>
-        <w:rPr>
-          <w:rFonts w:ascii="Arial" w:hAnsi="Arial" w:cs="Arial"/>
-          <w:sz w:val="18"/>
-          <w:szCs w:val="18"/>
-        </w:rPr>
-        <w:t xml:space="preserve"> retries.</w:t>
+          <w:sz w:val="20"/>
+          <w:szCs w:val="20"/>
+        </w:rPr>
+      </w:pPr>
+      <w:r>
+        <w:rPr>
+          <w:rFonts w:ascii="Arial" w:hAnsi="Arial" w:cs="Arial"/>
+          <w:sz w:val="20"/>
+          <w:szCs w:val="20"/>
+        </w:rPr>
+        <w:t xml:space="preserve">Implemented a consistency-safe persistence approach using </w:t>
+      </w:r>
+      <w:proofErr w:type="spellStart"/>
+      <w:r>
+        <w:rPr>
+          <w:rStyle w:val="Strong"/>
+          <w:rFonts w:ascii="Arial" w:hAnsi="Arial" w:cs="Arial"/>
+          <w:sz w:val="20"/>
+          <w:szCs w:val="20"/>
+        </w:rPr>
+        <w:t>PostgreSQL</w:t>
+      </w:r>
+      <w:proofErr w:type="spellEnd"/>
+      <w:r>
+        <w:rPr>
+          <w:rFonts w:ascii="Arial" w:hAnsi="Arial" w:cs="Arial"/>
+          <w:sz w:val="20"/>
+          <w:szCs w:val="20"/>
+        </w:rPr>
+        <w:t xml:space="preserve"> plus an outbox-style publishing flow, improving reliability during partial failures and deploy cycles.</w:t>
       </w:r>
     </w:p>
     <w:p>
@@ -4471,81 +4323,59 @@
         <w:pStyle w:val="NormalWeb"/>
         <w:numPr>
           <w:ilvl w:val="0"/>
-          <w:numId w:val="14"/>
+          <w:numId w:val="27"/>
         </w:numPr>
-        <w:spacing w:before="0" w:beforeAutospacing="0" w:after="0" w:afterAutospacing="0"/>
         <w:jc w:val="both"/>
         <w:rPr>
-          <w:rFonts w:ascii="Arial" w:hAnsi="Arial" w:cs="Arial"/>
-          <w:sz w:val="18"/>
-          <w:szCs w:val="18"/>
-        </w:rPr>
-      </w:pPr>
-      <w:r>
-        <w:rPr>
-          <w:rFonts w:ascii="Arial" w:hAnsi="Arial" w:cs="Arial"/>
-          <w:sz w:val="18"/>
-          <w:szCs w:val="18"/>
-        </w:rPr>
-        <w:t xml:space="preserve">Stored features and outputs in </w:t>
-      </w:r>
+          <w:rStyle w:val="relative"/>
+          <w:rFonts w:ascii="Arial" w:hAnsi="Arial" w:cs="Arial"/>
+          <w:sz w:val="20"/>
+          <w:szCs w:val="20"/>
+        </w:rPr>
+      </w:pPr>
+      <w:r>
+        <w:rPr>
+          <w:rFonts w:ascii="Arial" w:hAnsi="Arial" w:cs="Arial"/>
+          <w:sz w:val="20"/>
+          <w:szCs w:val="20"/>
+        </w:rPr>
+        <w:t xml:space="preserve">Added operational controls with backlog-depth metrics, safe replay procedures, and rate limits to protect downstream services during spikes. </w:t>
+      </w:r>
+    </w:p>
+    <w:p>
+      <w:pPr>
+        <w:pStyle w:val="Heading3"/>
+        <w:jc w:val="both"/>
+        <w:rPr>
+          <w:rFonts w:ascii="Arial" w:hAnsi="Arial" w:cs="Arial"/>
+          <w:color w:val="auto"/>
+          <w:sz w:val="20"/>
+          <w:szCs w:val="20"/>
+        </w:rPr>
+      </w:pPr>
       <w:proofErr w:type="spellStart"/>
       <w:r>
         <w:rPr>
           <w:rStyle w:val="Strong"/>
           <w:rFonts w:ascii="Arial" w:hAnsi="Arial" w:cs="Arial"/>
-          <w:sz w:val="18"/>
-          <w:szCs w:val="18"/>
-        </w:rPr>
-        <w:t>PostgreSQL</w:t>
+          <w:bCs w:val="0"/>
+          <w:color w:val="auto"/>
+          <w:sz w:val="20"/>
+          <w:szCs w:val="20"/>
+        </w:rPr>
+        <w:t>Observability</w:t>
       </w:r>
       <w:proofErr w:type="spellEnd"/>
       <w:r>
         <w:rPr>
-          <w:rFonts w:ascii="Arial" w:hAnsi="Arial" w:cs="Arial"/>
-          <w:sz w:val="18"/>
-          <w:szCs w:val="18"/>
-        </w:rPr>
-        <w:t xml:space="preserve"> with tuned indexes and reconciliation jobs, while adding </w:t>
-      </w:r>
-      <w:proofErr w:type="spellStart"/>
-      <w:r>
-        <w:rPr>
-          <w:rStyle w:val="Strong"/>
-          <w:rFonts w:ascii="Arial" w:hAnsi="Arial" w:cs="Arial"/>
-          <w:sz w:val="18"/>
-          <w:szCs w:val="18"/>
-        </w:rPr>
-        <w:t>Redis</w:t>
-      </w:r>
-      <w:proofErr w:type="spellEnd"/>
-      <w:r>
-        <w:rPr>
-          <w:rStyle w:val="Strong"/>
-          <w:rFonts w:ascii="Arial" w:hAnsi="Arial" w:cs="Arial"/>
-          <w:sz w:val="18"/>
-          <w:szCs w:val="18"/>
-        </w:rPr>
-        <w:t>/</w:t>
-      </w:r>
-      <w:proofErr w:type="spellStart"/>
-      <w:r>
-        <w:rPr>
-          <w:rStyle w:val="Strong"/>
-          <w:rFonts w:ascii="Arial" w:hAnsi="Arial" w:cs="Arial"/>
-          <w:sz w:val="18"/>
-          <w:szCs w:val="18"/>
-        </w:rPr>
-        <w:t>ElastiCache</w:t>
-      </w:r>
-      <w:proofErr w:type="spellEnd"/>
-      <w:r>
-        <w:rPr>
-          <w:rFonts w:ascii="Arial" w:hAnsi="Arial" w:cs="Arial"/>
-          <w:sz w:val="18"/>
-          <w:szCs w:val="18"/>
-        </w:rPr>
-        <w:t xml:space="preserve"> caching to protect hot read paths.</w:t>
+          <w:rStyle w:val="Strong"/>
+          <w:rFonts w:ascii="Arial" w:hAnsi="Arial" w:cs="Arial"/>
+          <w:bCs w:val="0"/>
+          <w:color w:val="auto"/>
+          <w:sz w:val="20"/>
+          <w:szCs w:val="20"/>
+        </w:rPr>
+        <w:t xml:space="preserve"> Baseline for Distributed Services</w:t>
       </w:r>
     </w:p>
     <w:p>
@@ -4553,117 +4383,79 @@
         <w:pStyle w:val="NormalWeb"/>
         <w:numPr>
           <w:ilvl w:val="0"/>
-          <w:numId w:val="14"/>
+          <w:numId w:val="26"/>
         </w:numPr>
-        <w:spacing w:before="0" w:beforeAutospacing="0" w:after="0" w:afterAutospacing="0"/>
         <w:jc w:val="both"/>
         <w:rPr>
           <w:rFonts w:ascii="Arial" w:hAnsi="Arial" w:cs="Arial"/>
-          <w:sz w:val="18"/>
-          <w:szCs w:val="18"/>
-        </w:rPr>
-      </w:pPr>
-      <w:r>
-        <w:rPr>
-          <w:rFonts w:ascii="Arial" w:hAnsi="Arial" w:cs="Arial"/>
-          <w:sz w:val="18"/>
-          <w:szCs w:val="18"/>
-        </w:rPr>
-        <w:t xml:space="preserve">Added end-to-end </w:t>
+          <w:sz w:val="20"/>
+          <w:szCs w:val="20"/>
+        </w:rPr>
+      </w:pPr>
+      <w:r>
+        <w:rPr>
+          <w:rFonts w:ascii="Arial" w:hAnsi="Arial" w:cs="Arial"/>
+          <w:sz w:val="20"/>
+          <w:szCs w:val="20"/>
+        </w:rPr>
+        <w:t xml:space="preserve">Implemented end-to-end request correlation with </w:t>
       </w:r>
       <w:proofErr w:type="spellStart"/>
       <w:r>
         <w:rPr>
-          <w:rFonts w:ascii="Arial" w:hAnsi="Arial" w:cs="Arial"/>
-          <w:sz w:val="18"/>
-          <w:szCs w:val="18"/>
-        </w:rPr>
-        <w:t>observability</w:t>
+          <w:rStyle w:val="Strong"/>
+          <w:rFonts w:ascii="Arial" w:hAnsi="Arial" w:cs="Arial"/>
+          <w:sz w:val="20"/>
+          <w:szCs w:val="20"/>
+        </w:rPr>
+        <w:t>OpenTelemetry</w:t>
       </w:r>
       <w:proofErr w:type="spellEnd"/>
       <w:r>
         <w:rPr>
           <w:rFonts w:ascii="Arial" w:hAnsi="Arial" w:cs="Arial"/>
-          <w:sz w:val="18"/>
-          <w:szCs w:val="18"/>
-        </w:rPr>
-        <w:t xml:space="preserve"> with </w:t>
+          <w:sz w:val="20"/>
+          <w:szCs w:val="20"/>
+        </w:rPr>
+        <w:t xml:space="preserve"> traces, metrics, and logs, exporting to </w:t>
       </w:r>
       <w:proofErr w:type="spellStart"/>
       <w:r>
         <w:rPr>
           <w:rStyle w:val="Strong"/>
           <w:rFonts w:ascii="Arial" w:hAnsi="Arial" w:cs="Arial"/>
-          <w:sz w:val="18"/>
-          <w:szCs w:val="18"/>
-        </w:rPr>
-        <w:t>OpenTelemetry</w:t>
+          <w:sz w:val="20"/>
+          <w:szCs w:val="20"/>
+        </w:rPr>
+        <w:t>Datadog</w:t>
       </w:r>
       <w:proofErr w:type="spellEnd"/>
       <w:r>
         <w:rPr>
           <w:rFonts w:ascii="Arial" w:hAnsi="Arial" w:cs="Arial"/>
-          <w:sz w:val="18"/>
-          <w:szCs w:val="18"/>
-        </w:rPr>
-        <w:t xml:space="preserve"> exporting to </w:t>
+          <w:sz w:val="20"/>
+          <w:szCs w:val="20"/>
+        </w:rPr>
+        <w:t xml:space="preserve"> and </w:t>
       </w:r>
       <w:proofErr w:type="spellStart"/>
       <w:r>
         <w:rPr>
           <w:rStyle w:val="Strong"/>
           <w:rFonts w:ascii="Arial" w:hAnsi="Arial" w:cs="Arial"/>
-          <w:sz w:val="18"/>
-          <w:szCs w:val="18"/>
-        </w:rPr>
-        <w:t>Datadog</w:t>
+          <w:sz w:val="20"/>
+          <w:szCs w:val="20"/>
+        </w:rPr>
+        <w:t>Grafana</w:t>
       </w:r>
       <w:proofErr w:type="spellEnd"/>
       <w:r>
         <w:rPr>
           <w:rFonts w:ascii="Arial" w:hAnsi="Arial" w:cs="Arial"/>
-          <w:sz w:val="18"/>
-          <w:szCs w:val="18"/>
-        </w:rPr>
-        <w:t xml:space="preserve">, plus dashboards in </w:t>
-      </w:r>
-      <w:proofErr w:type="spellStart"/>
-      <w:r>
-        <w:rPr>
-          <w:rStyle w:val="Strong"/>
-          <w:rFonts w:ascii="Arial" w:hAnsi="Arial" w:cs="Arial"/>
-          <w:sz w:val="18"/>
-          <w:szCs w:val="18"/>
-        </w:rPr>
-        <w:t>Grafana</w:t>
-      </w:r>
-      <w:proofErr w:type="spellEnd"/>
-      <w:r>
-        <w:rPr>
-          <w:rFonts w:ascii="Arial" w:hAnsi="Arial" w:cs="Arial"/>
-          <w:sz w:val="18"/>
-          <w:szCs w:val="18"/>
-        </w:rPr>
-        <w:t xml:space="preserve"> and operational signals in </w:t>
-      </w:r>
-      <w:proofErr w:type="spellStart"/>
-      <w:r>
-        <w:rPr>
-          <w:rStyle w:val="Strong"/>
-          <w:rFonts w:ascii="Arial" w:hAnsi="Arial" w:cs="Arial"/>
-          <w:sz w:val="18"/>
-          <w:szCs w:val="18"/>
-        </w:rPr>
-        <w:t>CloudWatch</w:t>
-      </w:r>
-      <w:proofErr w:type="spellEnd"/>
-      <w:r>
-        <w:rPr>
-          <w:rFonts w:ascii="Arial" w:hAnsi="Arial" w:cs="Arial"/>
-          <w:sz w:val="18"/>
-          <w:szCs w:val="18"/>
-        </w:rPr>
-        <w:t xml:space="preserve"> for actionable on-call.</w:t>
+          <w:sz w:val="20"/>
+          <w:szCs w:val="20"/>
+        </w:rPr>
+        <w:t xml:space="preserve"> dashboards with actionable alert thresholds.</w:t>
       </w:r>
     </w:p>
     <w:p>
@@ -4671,98 +4463,99 @@
         <w:pStyle w:val="NormalWeb"/>
         <w:numPr>
           <w:ilvl w:val="0"/>
-          <w:numId w:val="14"/>
+          <w:numId w:val="26"/>
         </w:numPr>
-        <w:spacing w:before="0" w:beforeAutospacing="0" w:after="0" w:afterAutospacing="0"/>
         <w:jc w:val="both"/>
         <w:rPr>
           <w:rFonts w:ascii="Arial" w:hAnsi="Arial" w:cs="Arial"/>
-          <w:sz w:val="18"/>
-          <w:szCs w:val="18"/>
-        </w:rPr>
-      </w:pPr>
-      <w:r>
-        <w:rPr>
-          <w:rFonts w:ascii="Arial" w:hAnsi="Arial" w:cs="Arial"/>
-          <w:sz w:val="18"/>
-          <w:szCs w:val="18"/>
-        </w:rPr>
-        <w:t xml:space="preserve">Established delivery automation using </w:t>
+          <w:sz w:val="20"/>
+          <w:szCs w:val="20"/>
+        </w:rPr>
+      </w:pPr>
+      <w:r>
+        <w:rPr>
+          <w:rFonts w:ascii="Arial" w:hAnsi="Arial" w:cs="Arial"/>
+          <w:sz w:val="20"/>
+          <w:szCs w:val="20"/>
+        </w:rPr>
+        <w:t xml:space="preserve">Standardized </w:t>
+      </w:r>
+      <w:r>
+        <w:rPr>
+          <w:rStyle w:val="Strong"/>
+          <w:rFonts w:ascii="Arial" w:hAnsi="Arial" w:cs="Arial"/>
+          <w:sz w:val="20"/>
+          <w:szCs w:val="20"/>
+        </w:rPr>
+        <w:t>structured logging</w:t>
+      </w:r>
+      <w:r>
+        <w:rPr>
+          <w:rFonts w:ascii="Arial" w:hAnsi="Arial" w:cs="Arial"/>
+          <w:sz w:val="20"/>
+          <w:szCs w:val="20"/>
+        </w:rPr>
+        <w:t xml:space="preserve"> fields (service, tenant, request, user, retry, downstream) and added </w:t>
       </w:r>
       <w:proofErr w:type="spellStart"/>
       <w:r>
         <w:rPr>
-          <w:rStyle w:val="Strong"/>
-          <w:rFonts w:ascii="Arial" w:hAnsi="Arial" w:cs="Arial"/>
-          <w:sz w:val="18"/>
-          <w:szCs w:val="18"/>
-        </w:rPr>
-        <w:t>Terraform</w:t>
+          <w:rFonts w:ascii="Arial" w:hAnsi="Arial" w:cs="Arial"/>
+          <w:sz w:val="20"/>
+          <w:szCs w:val="20"/>
+        </w:rPr>
+        <w:t>runbook</w:t>
       </w:r>
       <w:proofErr w:type="spellEnd"/>
       <w:r>
         <w:rPr>
-          <w:rStyle w:val="Strong"/>
-          <w:rFonts w:ascii="Arial" w:hAnsi="Arial" w:cs="Arial"/>
-          <w:sz w:val="18"/>
-          <w:szCs w:val="18"/>
-        </w:rPr>
-        <w:t>/</w:t>
+          <w:rFonts w:ascii="Arial" w:hAnsi="Arial" w:cs="Arial"/>
+          <w:sz w:val="20"/>
+          <w:szCs w:val="20"/>
+        </w:rPr>
+        <w:t xml:space="preserve">-linked alerts in </w:t>
       </w:r>
       <w:proofErr w:type="spellStart"/>
       <w:r>
         <w:rPr>
           <w:rStyle w:val="Strong"/>
           <w:rFonts w:ascii="Arial" w:hAnsi="Arial" w:cs="Arial"/>
-          <w:sz w:val="18"/>
-          <w:szCs w:val="18"/>
-        </w:rPr>
-        <w:t>CloudFormation</w:t>
+          <w:sz w:val="20"/>
+          <w:szCs w:val="20"/>
+        </w:rPr>
+        <w:t>CloudWatch</w:t>
       </w:r>
       <w:proofErr w:type="spellEnd"/>
       <w:r>
         <w:rPr>
           <w:rFonts w:ascii="Arial" w:hAnsi="Arial" w:cs="Arial"/>
-          <w:sz w:val="18"/>
-          <w:szCs w:val="18"/>
-        </w:rPr>
-        <w:t xml:space="preserve"> for infrastructure and CI/CD via </w:t>
-      </w:r>
-      <w:proofErr w:type="spellStart"/>
-      <w:r>
-        <w:rPr>
-          <w:rStyle w:val="Strong"/>
-          <w:rFonts w:ascii="Arial" w:hAnsi="Arial" w:cs="Arial"/>
-          <w:sz w:val="18"/>
-          <w:szCs w:val="18"/>
-        </w:rPr>
-        <w:t>GitHub</w:t>
-      </w:r>
-      <w:proofErr w:type="spellEnd"/>
-      <w:r>
-        <w:rPr>
-          <w:rStyle w:val="Strong"/>
-          <w:rFonts w:ascii="Arial" w:hAnsi="Arial" w:cs="Arial"/>
-          <w:sz w:val="18"/>
-          <w:szCs w:val="18"/>
-        </w:rPr>
-        <w:t xml:space="preserve"> Actions/Jenkins</w:t>
-      </w:r>
-      <w:r>
-        <w:rPr>
-          <w:rFonts w:ascii="Arial" w:hAnsi="Arial" w:cs="Arial"/>
-          <w:sz w:val="18"/>
-          <w:szCs w:val="18"/>
-        </w:rPr>
-        <w:t>, with rollback hooks and deployment gates tied to error budgets.</w:t>
+          <w:sz w:val="20"/>
+          <w:szCs w:val="20"/>
+        </w:rPr>
+        <w:t xml:space="preserve"> to reduce </w:t>
+      </w:r>
+      <w:r>
+        <w:rPr>
+          <w:rStyle w:val="Strong"/>
+          <w:rFonts w:ascii="Arial" w:hAnsi="Arial" w:cs="Arial"/>
+          <w:sz w:val="20"/>
+          <w:szCs w:val="20"/>
+        </w:rPr>
+        <w:t>MTTR</w:t>
+      </w:r>
+      <w:r>
+        <w:rPr>
+          <w:rFonts w:ascii="Arial" w:hAnsi="Arial" w:cs="Arial"/>
+          <w:sz w:val="20"/>
+          <w:szCs w:val="20"/>
+        </w:rPr>
+        <w:t xml:space="preserve"> during incidents. </w:t>
       </w:r>
     </w:p>
     <w:p>
       <w:pPr>
         <w:spacing w:after="80"/>
       </w:pPr>
-      <w:bookmarkStart w:id="0" w:name="_GoBack"/>
-      <w:bookmarkEnd w:id="0"/>
     </w:p>
     <w:sectPr>
       <w:pgSz w:w="11906" w:h="16838"/>
@@ -4777,6 +4570,345 @@
 <file path=word/numbering.xml><?xml version="1.0" encoding="utf-8"?>
 <w:numbering xmlns:wpc="http://schemas.microsoft.com/office/word/2010/wordprocessingCanvas" xmlns:mc="http://schemas.openxmlformats.org/markup-compatibility/2006" xmlns:o="urn:schemas-microsoft-com:office:office" xmlns:r="http://schemas.openxmlformats.org/officeDocument/2006/relationships" xmlns:m="http://schemas.openxmlformats.org/officeDocument/2006/math" xmlns:v="urn:schemas-microsoft-com:vml" xmlns:wp14="http://schemas.microsoft.com/office/word/2010/wordprocessingDrawing" xmlns:wp="http://schemas.openxmlformats.org/drawingml/2006/wordprocessingDrawing" xmlns:w10="urn:schemas-microsoft-com:office:word" xmlns:w="http://schemas.openxmlformats.org/wordprocessingml/2006/main" xmlns:w14="http://schemas.microsoft.com/office/word/2010/wordml" xmlns:wpg="http://schemas.microsoft.com/office/word/2010/wordprocessingGroup" xmlns:wpi="http://schemas.microsoft.com/office/word/2010/wordprocessingInk" xmlns:wne="http://schemas.microsoft.com/office/word/2006/wordml" xmlns:wps="http://schemas.microsoft.com/office/word/2010/wordprocessingShape" mc:Ignorable="w14 wp14">
   <w:abstractNum w:abstractNumId="0">
+    <w:nsid w:val="0488005B"/>
+    <w:multiLevelType w:val="hybridMultilevel"/>
+    <w:tmpl w:val="A1966E84"/>
+    <w:lvl w:ilvl="0" w:tplc="0409000B">
+      <w:start w:val="1"/>
+      <w:numFmt w:val="bullet"/>
+      <w:lvlText w:val=""/>
+      <w:lvlJc w:val="left"/>
+      <w:pPr>
+        <w:ind w:left="360" w:hanging="360"/>
+      </w:pPr>
+      <w:rPr>
+        <w:rFonts w:ascii="Wingdings" w:hAnsi="Wingdings" w:hint="default"/>
+      </w:rPr>
+    </w:lvl>
+    <w:lvl w:ilvl="1" w:tplc="04090003" w:tentative="1">
+      <w:start w:val="1"/>
+      <w:numFmt w:val="bullet"/>
+      <w:lvlText w:val="o"/>
+      <w:lvlJc w:val="left"/>
+      <w:pPr>
+        <w:ind w:left="1080" w:hanging="360"/>
+      </w:pPr>
+      <w:rPr>
+        <w:rFonts w:ascii="Courier New" w:hAnsi="Courier New" w:cs="Courier New" w:hint="default"/>
+      </w:rPr>
+    </w:lvl>
+    <w:lvl w:ilvl="2" w:tplc="04090005" w:tentative="1">
+      <w:start w:val="1"/>
+      <w:numFmt w:val="bullet"/>
+      <w:lvlText w:val=""/>
+      <w:lvlJc w:val="left"/>
+      <w:pPr>
+        <w:ind w:left="1800" w:hanging="360"/>
+      </w:pPr>
+      <w:rPr>
+        <w:rFonts w:ascii="Wingdings" w:hAnsi="Wingdings" w:hint="default"/>
+      </w:rPr>
+    </w:lvl>
+    <w:lvl w:ilvl="3" w:tplc="04090001" w:tentative="1">
+      <w:start w:val="1"/>
+      <w:numFmt w:val="bullet"/>
+      <w:lvlText w:val=""/>
+      <w:lvlJc w:val="left"/>
+      <w:pPr>
+        <w:ind w:left="2520" w:hanging="360"/>
+      </w:pPr>
+      <w:rPr>
+        <w:rFonts w:ascii="Symbol" w:hAnsi="Symbol" w:hint="default"/>
+      </w:rPr>
+    </w:lvl>
+    <w:lvl w:ilvl="4" w:tplc="04090003" w:tentative="1">
+      <w:start w:val="1"/>
+      <w:numFmt w:val="bullet"/>
+      <w:lvlText w:val="o"/>
+      <w:lvlJc w:val="left"/>
+      <w:pPr>
+        <w:ind w:left="3240" w:hanging="360"/>
+      </w:pPr>
+      <w:rPr>
+        <w:rFonts w:ascii="Courier New" w:hAnsi="Courier New" w:cs="Courier New" w:hint="default"/>
+      </w:rPr>
+    </w:lvl>
+    <w:lvl w:ilvl="5" w:tplc="04090005" w:tentative="1">
+      <w:start w:val="1"/>
+      <w:numFmt w:val="bullet"/>
+      <w:lvlText w:val=""/>
+      <w:lvlJc w:val="left"/>
+      <w:pPr>
+        <w:ind w:left="3960" w:hanging="360"/>
+      </w:pPr>
+      <w:rPr>
+        <w:rFonts w:ascii="Wingdings" w:hAnsi="Wingdings" w:hint="default"/>
+      </w:rPr>
+    </w:lvl>
+    <w:lvl w:ilvl="6" w:tplc="04090001" w:tentative="1">
+      <w:start w:val="1"/>
+      <w:numFmt w:val="bullet"/>
+      <w:lvlText w:val=""/>
+      <w:lvlJc w:val="left"/>
+      <w:pPr>
+        <w:ind w:left="4680" w:hanging="360"/>
+      </w:pPr>
+      <w:rPr>
+        <w:rFonts w:ascii="Symbol" w:hAnsi="Symbol" w:hint="default"/>
+      </w:rPr>
+    </w:lvl>
+    <w:lvl w:ilvl="7" w:tplc="04090003" w:tentative="1">
+      <w:start w:val="1"/>
+      <w:numFmt w:val="bullet"/>
+      <w:lvlText w:val="o"/>
+      <w:lvlJc w:val="left"/>
+      <w:pPr>
+        <w:ind w:left="5400" w:hanging="360"/>
+      </w:pPr>
+      <w:rPr>
+        <w:rFonts w:ascii="Courier New" w:hAnsi="Courier New" w:cs="Courier New" w:hint="default"/>
+      </w:rPr>
+    </w:lvl>
+    <w:lvl w:ilvl="8" w:tplc="04090005" w:tentative="1">
+      <w:start w:val="1"/>
+      <w:numFmt w:val="bullet"/>
+      <w:lvlText w:val=""/>
+      <w:lvlJc w:val="left"/>
+      <w:pPr>
+        <w:ind w:left="6120" w:hanging="360"/>
+      </w:pPr>
+      <w:rPr>
+        <w:rFonts w:ascii="Wingdings" w:hAnsi="Wingdings" w:hint="default"/>
+      </w:rPr>
+    </w:lvl>
+  </w:abstractNum>
+  <w:abstractNum w:abstractNumId="1">
+    <w:nsid w:val="07CB3776"/>
+    <w:multiLevelType w:val="hybridMultilevel"/>
+    <w:tmpl w:val="BE0A3014"/>
+    <w:lvl w:ilvl="0" w:tplc="0409000B">
+      <w:start w:val="1"/>
+      <w:numFmt w:val="bullet"/>
+      <w:lvlText w:val=""/>
+      <w:lvlJc w:val="left"/>
+      <w:pPr>
+        <w:ind w:left="720" w:hanging="360"/>
+      </w:pPr>
+      <w:rPr>
+        <w:rFonts w:ascii="Wingdings" w:hAnsi="Wingdings" w:hint="default"/>
+      </w:rPr>
+    </w:lvl>
+    <w:lvl w:ilvl="1" w:tplc="04090003" w:tentative="1">
+      <w:start w:val="1"/>
+      <w:numFmt w:val="bullet"/>
+      <w:lvlText w:val="o"/>
+      <w:lvlJc w:val="left"/>
+      <w:pPr>
+        <w:ind w:left="1440" w:hanging="360"/>
+      </w:pPr>
+      <w:rPr>
+        <w:rFonts w:ascii="Courier New" w:hAnsi="Courier New" w:cs="Courier New" w:hint="default"/>
+      </w:rPr>
+    </w:lvl>
+    <w:lvl w:ilvl="2" w:tplc="04090005" w:tentative="1">
+      <w:start w:val="1"/>
+      <w:numFmt w:val="bullet"/>
+      <w:lvlText w:val=""/>
+      <w:lvlJc w:val="left"/>
+      <w:pPr>
+        <w:ind w:left="2160" w:hanging="360"/>
+      </w:pPr>
+      <w:rPr>
+        <w:rFonts w:ascii="Wingdings" w:hAnsi="Wingdings" w:hint="default"/>
+      </w:rPr>
+    </w:lvl>
+    <w:lvl w:ilvl="3" w:tplc="04090001" w:tentative="1">
+      <w:start w:val="1"/>
+      <w:numFmt w:val="bullet"/>
+      <w:lvlText w:val=""/>
+      <w:lvlJc w:val="left"/>
+      <w:pPr>
+        <w:ind w:left="2880" w:hanging="360"/>
+      </w:pPr>
+      <w:rPr>
+        <w:rFonts w:ascii="Symbol" w:hAnsi="Symbol" w:hint="default"/>
+      </w:rPr>
+    </w:lvl>
+    <w:lvl w:ilvl="4" w:tplc="04090003" w:tentative="1">
+      <w:start w:val="1"/>
+      <w:numFmt w:val="bullet"/>
+      <w:lvlText w:val="o"/>
+      <w:lvlJc w:val="left"/>
+      <w:pPr>
+        <w:ind w:left="3600" w:hanging="360"/>
+      </w:pPr>
+      <w:rPr>
+        <w:rFonts w:ascii="Courier New" w:hAnsi="Courier New" w:cs="Courier New" w:hint="default"/>
+      </w:rPr>
+    </w:lvl>
+    <w:lvl w:ilvl="5" w:tplc="04090005" w:tentative="1">
+      <w:start w:val="1"/>
+      <w:numFmt w:val="bullet"/>
+      <w:lvlText w:val=""/>
+      <w:lvlJc w:val="left"/>
+      <w:pPr>
+        <w:ind w:left="4320" w:hanging="360"/>
+      </w:pPr>
+      <w:rPr>
+        <w:rFonts w:ascii="Wingdings" w:hAnsi="Wingdings" w:hint="default"/>
+      </w:rPr>
+    </w:lvl>
+    <w:lvl w:ilvl="6" w:tplc="04090001" w:tentative="1">
+      <w:start w:val="1"/>
+      <w:numFmt w:val="bullet"/>
+      <w:lvlText w:val=""/>
+      <w:lvlJc w:val="left"/>
+      <w:pPr>
+        <w:ind w:left="5040" w:hanging="360"/>
+      </w:pPr>
+      <w:rPr>
+        <w:rFonts w:ascii="Symbol" w:hAnsi="Symbol" w:hint="default"/>
+      </w:rPr>
+    </w:lvl>
+    <w:lvl w:ilvl="7" w:tplc="04090003" w:tentative="1">
+      <w:start w:val="1"/>
+      <w:numFmt w:val="bullet"/>
+      <w:lvlText w:val="o"/>
+      <w:lvlJc w:val="left"/>
+      <w:pPr>
+        <w:ind w:left="5760" w:hanging="360"/>
+      </w:pPr>
+      <w:rPr>
+        <w:rFonts w:ascii="Courier New" w:hAnsi="Courier New" w:cs="Courier New" w:hint="default"/>
+      </w:rPr>
+    </w:lvl>
+    <w:lvl w:ilvl="8" w:tplc="04090005" w:tentative="1">
+      <w:start w:val="1"/>
+      <w:numFmt w:val="bullet"/>
+      <w:lvlText w:val=""/>
+      <w:lvlJc w:val="left"/>
+      <w:pPr>
+        <w:ind w:left="6480" w:hanging="360"/>
+      </w:pPr>
+      <w:rPr>
+        <w:rFonts w:ascii="Wingdings" w:hAnsi="Wingdings" w:hint="default"/>
+      </w:rPr>
+    </w:lvl>
+  </w:abstractNum>
+  <w:abstractNum w:abstractNumId="2">
+    <w:nsid w:val="0AF15E16"/>
+    <w:multiLevelType w:val="hybridMultilevel"/>
+    <w:tmpl w:val="843C7F22"/>
+    <w:lvl w:ilvl="0" w:tplc="0409000B">
+      <w:start w:val="1"/>
+      <w:numFmt w:val="bullet"/>
+      <w:lvlText w:val=""/>
+      <w:lvlJc w:val="left"/>
+      <w:pPr>
+        <w:ind w:left="360" w:hanging="360"/>
+      </w:pPr>
+      <w:rPr>
+        <w:rFonts w:ascii="Wingdings" w:hAnsi="Wingdings" w:hint="default"/>
+      </w:rPr>
+    </w:lvl>
+    <w:lvl w:ilvl="1" w:tplc="04090003" w:tentative="1">
+      <w:start w:val="1"/>
+      <w:numFmt w:val="bullet"/>
+      <w:lvlText w:val="o"/>
+      <w:lvlJc w:val="left"/>
+      <w:pPr>
+        <w:ind w:left="1080" w:hanging="360"/>
+      </w:pPr>
+      <w:rPr>
+        <w:rFonts w:ascii="Courier New" w:hAnsi="Courier New" w:cs="Courier New" w:hint="default"/>
+      </w:rPr>
+    </w:lvl>
+    <w:lvl w:ilvl="2" w:tplc="04090005" w:tentative="1">
+      <w:start w:val="1"/>
+      <w:numFmt w:val="bullet"/>
+      <w:lvlText w:val=""/>
+      <w:lvlJc w:val="left"/>
+      <w:pPr>
+        <w:ind w:left="1800" w:hanging="360"/>
+      </w:pPr>
+      <w:rPr>
+        <w:rFonts w:ascii="Wingdings" w:hAnsi="Wingdings" w:hint="default"/>
+      </w:rPr>
+    </w:lvl>
+    <w:lvl w:ilvl="3" w:tplc="04090001" w:tentative="1">
+      <w:start w:val="1"/>
+      <w:numFmt w:val="bullet"/>
+      <w:lvlText w:val=""/>
+      <w:lvlJc w:val="left"/>
+      <w:pPr>
+        <w:ind w:left="2520" w:hanging="360"/>
+      </w:pPr>
+      <w:rPr>
+        <w:rFonts w:ascii="Symbol" w:hAnsi="Symbol" w:hint="default"/>
+      </w:rPr>
+    </w:lvl>
+    <w:lvl w:ilvl="4" w:tplc="04090003" w:tentative="1">
+      <w:start w:val="1"/>
+      <w:numFmt w:val="bullet"/>
+      <w:lvlText w:val="o"/>
+      <w:lvlJc w:val="left"/>
+      <w:pPr>
+        <w:ind w:left="3240" w:hanging="360"/>
+      </w:pPr>
+      <w:rPr>
+        <w:rFonts w:ascii="Courier New" w:hAnsi="Courier New" w:cs="Courier New" w:hint="default"/>
+      </w:rPr>
+    </w:lvl>
+    <w:lvl w:ilvl="5" w:tplc="04090005" w:tentative="1">
+      <w:start w:val="1"/>
+      <w:numFmt w:val="bullet"/>
+      <w:lvlText w:val=""/>
+      <w:lvlJc w:val="left"/>
+      <w:pPr>
+        <w:ind w:left="3960" w:hanging="360"/>
+      </w:pPr>
+      <w:rPr>
+        <w:rFonts w:ascii="Wingdings" w:hAnsi="Wingdings" w:hint="default"/>
+      </w:rPr>
+    </w:lvl>
+    <w:lvl w:ilvl="6" w:tplc="04090001" w:tentative="1">
+      <w:start w:val="1"/>
+      <w:numFmt w:val="bullet"/>
+      <w:lvlText w:val=""/>
+      <w:lvlJc w:val="left"/>
+      <w:pPr>
+        <w:ind w:left="4680" w:hanging="360"/>
+      </w:pPr>
+      <w:rPr>
+        <w:rFonts w:ascii="Symbol" w:hAnsi="Symbol" w:hint="default"/>
+      </w:rPr>
+    </w:lvl>
+    <w:lvl w:ilvl="7" w:tplc="04090003" w:tentative="1">
+      <w:start w:val="1"/>
+      <w:numFmt w:val="bullet"/>
+      <w:lvlText w:val="o"/>
+      <w:lvlJc w:val="left"/>
+      <w:pPr>
+        <w:ind w:left="5400" w:hanging="360"/>
+      </w:pPr>
+      <w:rPr>
+        <w:rFonts w:ascii="Courier New" w:hAnsi="Courier New" w:cs="Courier New" w:hint="default"/>
+      </w:rPr>
+    </w:lvl>
+    <w:lvl w:ilvl="8" w:tplc="04090005" w:tentative="1">
+      <w:start w:val="1"/>
+      <w:numFmt w:val="bullet"/>
+      <w:lvlText w:val=""/>
+      <w:lvlJc w:val="left"/>
+      <w:pPr>
+        <w:ind w:left="6120" w:hanging="360"/>
+      </w:pPr>
+      <w:rPr>
+        <w:rFonts w:ascii="Wingdings" w:hAnsi="Wingdings" w:hint="default"/>
+      </w:rPr>
+    </w:lvl>
+  </w:abstractNum>
+  <w:abstractNum w:abstractNumId="3">
     <w:nsid w:val="0EDD69EE"/>
     <w:multiLevelType w:val="hybridMultilevel"/>
     <w:tmpl w:val="3F74AC88"/>
@@ -4862,7 +4994,120 @@
       </w:pPr>
     </w:lvl>
   </w:abstractNum>
-  <w:abstractNum w:abstractNumId="1">
+  <w:abstractNum w:abstractNumId="4">
+    <w:nsid w:val="165C0186"/>
+    <w:multiLevelType w:val="hybridMultilevel"/>
+    <w:tmpl w:val="531CEF7C"/>
+    <w:lvl w:ilvl="0" w:tplc="0409000B">
+      <w:start w:val="1"/>
+      <w:numFmt w:val="bullet"/>
+      <w:lvlText w:val=""/>
+      <w:lvlJc w:val="left"/>
+      <w:pPr>
+        <w:ind w:left="360" w:hanging="360"/>
+      </w:pPr>
+      <w:rPr>
+        <w:rFonts w:ascii="Wingdings" w:hAnsi="Wingdings" w:hint="default"/>
+      </w:rPr>
+    </w:lvl>
+    <w:lvl w:ilvl="1" w:tplc="04090003" w:tentative="1">
+      <w:start w:val="1"/>
+      <w:numFmt w:val="bullet"/>
+      <w:lvlText w:val="o"/>
+      <w:lvlJc w:val="left"/>
+      <w:pPr>
+        <w:ind w:left="1080" w:hanging="360"/>
+      </w:pPr>
+      <w:rPr>
+        <w:rFonts w:ascii="Courier New" w:hAnsi="Courier New" w:cs="Courier New" w:hint="default"/>
+      </w:rPr>
+    </w:lvl>
+    <w:lvl w:ilvl="2" w:tplc="04090005" w:tentative="1">
+      <w:start w:val="1"/>
+      <w:numFmt w:val="bullet"/>
+      <w:lvlText w:val=""/>
+      <w:lvlJc w:val="left"/>
+      <w:pPr>
+        <w:ind w:left="1800" w:hanging="360"/>
+      </w:pPr>
+      <w:rPr>
+        <w:rFonts w:ascii="Wingdings" w:hAnsi="Wingdings" w:hint="default"/>
+      </w:rPr>
+    </w:lvl>
+    <w:lvl w:ilvl="3" w:tplc="04090001" w:tentative="1">
+      <w:start w:val="1"/>
+      <w:numFmt w:val="bullet"/>
+      <w:lvlText w:val=""/>
+      <w:lvlJc w:val="left"/>
+      <w:pPr>
+        <w:ind w:left="2520" w:hanging="360"/>
+      </w:pPr>
+      <w:rPr>
+        <w:rFonts w:ascii="Symbol" w:hAnsi="Symbol" w:hint="default"/>
+      </w:rPr>
+    </w:lvl>
+    <w:lvl w:ilvl="4" w:tplc="04090003" w:tentative="1">
+      <w:start w:val="1"/>
+      <w:numFmt w:val="bullet"/>
+      <w:lvlText w:val="o"/>
+      <w:lvlJc w:val="left"/>
+      <w:pPr>
+        <w:ind w:left="3240" w:hanging="360"/>
+      </w:pPr>
+      <w:rPr>
+        <w:rFonts w:ascii="Courier New" w:hAnsi="Courier New" w:cs="Courier New" w:hint="default"/>
+      </w:rPr>
+    </w:lvl>
+    <w:lvl w:ilvl="5" w:tplc="04090005" w:tentative="1">
+      <w:start w:val="1"/>
+      <w:numFmt w:val="bullet"/>
+      <w:lvlText w:val=""/>
+      <w:lvlJc w:val="left"/>
+      <w:pPr>
+        <w:ind w:left="3960" w:hanging="360"/>
+      </w:pPr>
+      <w:rPr>
+        <w:rFonts w:ascii="Wingdings" w:hAnsi="Wingdings" w:hint="default"/>
+      </w:rPr>
+    </w:lvl>
+    <w:lvl w:ilvl="6" w:tplc="04090001" w:tentative="1">
+      <w:start w:val="1"/>
+      <w:numFmt w:val="bullet"/>
+      <w:lvlText w:val=""/>
+      <w:lvlJc w:val="left"/>
+      <w:pPr>
+        <w:ind w:left="4680" w:hanging="360"/>
+      </w:pPr>
+      <w:rPr>
+        <w:rFonts w:ascii="Symbol" w:hAnsi="Symbol" w:hint="default"/>
+      </w:rPr>
+    </w:lvl>
+    <w:lvl w:ilvl="7" w:tplc="04090003" w:tentative="1">
+      <w:start w:val="1"/>
+      <w:numFmt w:val="bullet"/>
+      <w:lvlText w:val="o"/>
+      <w:lvlJc w:val="left"/>
+      <w:pPr>
+        <w:ind w:left="5400" w:hanging="360"/>
+      </w:pPr>
+      <w:rPr>
+        <w:rFonts w:ascii="Courier New" w:hAnsi="Courier New" w:cs="Courier New" w:hint="default"/>
+      </w:rPr>
+    </w:lvl>
+    <w:lvl w:ilvl="8" w:tplc="04090005" w:tentative="1">
+      <w:start w:val="1"/>
+      <w:numFmt w:val="bullet"/>
+      <w:lvlText w:val=""/>
+      <w:lvlJc w:val="left"/>
+      <w:pPr>
+        <w:ind w:left="6120" w:hanging="360"/>
+      </w:pPr>
+      <w:rPr>
+        <w:rFonts w:ascii="Wingdings" w:hAnsi="Wingdings" w:hint="default"/>
+      </w:rPr>
+    </w:lvl>
+  </w:abstractNum>
+  <w:abstractNum w:abstractNumId="5">
     <w:nsid w:val="213179E1"/>
     <w:multiLevelType w:val="hybridMultilevel"/>
     <w:tmpl w:val="DD361F60"/>
@@ -4975,7 +5220,7 @@
       </w:rPr>
     </w:lvl>
   </w:abstractNum>
-  <w:abstractNum w:abstractNumId="2">
+  <w:abstractNum w:abstractNumId="6">
     <w:nsid w:val="28476AA8"/>
     <w:multiLevelType w:val="hybridMultilevel"/>
     <w:tmpl w:val="02AA8C88"/>
@@ -5088,7 +5333,120 @@
       </w:rPr>
     </w:lvl>
   </w:abstractNum>
-  <w:abstractNum w:abstractNumId="3">
+  <w:abstractNum w:abstractNumId="7">
+    <w:nsid w:val="2C8C25A1"/>
+    <w:multiLevelType w:val="hybridMultilevel"/>
+    <w:tmpl w:val="8FC64C8E"/>
+    <w:lvl w:ilvl="0" w:tplc="0409000B">
+      <w:start w:val="1"/>
+      <w:numFmt w:val="bullet"/>
+      <w:lvlText w:val=""/>
+      <w:lvlJc w:val="left"/>
+      <w:pPr>
+        <w:ind w:left="360" w:hanging="360"/>
+      </w:pPr>
+      <w:rPr>
+        <w:rFonts w:ascii="Wingdings" w:hAnsi="Wingdings" w:hint="default"/>
+      </w:rPr>
+    </w:lvl>
+    <w:lvl w:ilvl="1" w:tplc="04090003" w:tentative="1">
+      <w:start w:val="1"/>
+      <w:numFmt w:val="bullet"/>
+      <w:lvlText w:val="o"/>
+      <w:lvlJc w:val="left"/>
+      <w:pPr>
+        <w:ind w:left="1080" w:hanging="360"/>
+      </w:pPr>
+      <w:rPr>
+        <w:rFonts w:ascii="Courier New" w:hAnsi="Courier New" w:cs="Courier New" w:hint="default"/>
+      </w:rPr>
+    </w:lvl>
+    <w:lvl w:ilvl="2" w:tplc="04090005" w:tentative="1">
+      <w:start w:val="1"/>
+      <w:numFmt w:val="bullet"/>
+      <w:lvlText w:val=""/>
+      <w:lvlJc w:val="left"/>
+      <w:pPr>
+        <w:ind w:left="1800" w:hanging="360"/>
+      </w:pPr>
+      <w:rPr>
+        <w:rFonts w:ascii="Wingdings" w:hAnsi="Wingdings" w:hint="default"/>
+      </w:rPr>
+    </w:lvl>
+    <w:lvl w:ilvl="3" w:tplc="04090001" w:tentative="1">
+      <w:start w:val="1"/>
+      <w:numFmt w:val="bullet"/>
+      <w:lvlText w:val=""/>
+      <w:lvlJc w:val="left"/>
+      <w:pPr>
+        <w:ind w:left="2520" w:hanging="360"/>
+      </w:pPr>
+      <w:rPr>
+        <w:rFonts w:ascii="Symbol" w:hAnsi="Symbol" w:hint="default"/>
+      </w:rPr>
+    </w:lvl>
+    <w:lvl w:ilvl="4" w:tplc="04090003" w:tentative="1">
+      <w:start w:val="1"/>
+      <w:numFmt w:val="bullet"/>
+      <w:lvlText w:val="o"/>
+      <w:lvlJc w:val="left"/>
+      <w:pPr>
+        <w:ind w:left="3240" w:hanging="360"/>
+      </w:pPr>
+      <w:rPr>
+        <w:rFonts w:ascii="Courier New" w:hAnsi="Courier New" w:cs="Courier New" w:hint="default"/>
+      </w:rPr>
+    </w:lvl>
+    <w:lvl w:ilvl="5" w:tplc="04090005" w:tentative="1">
+      <w:start w:val="1"/>
+      <w:numFmt w:val="bullet"/>
+      <w:lvlText w:val=""/>
+      <w:lvlJc w:val="left"/>
+      <w:pPr>
+        <w:ind w:left="3960" w:hanging="360"/>
+      </w:pPr>
+      <w:rPr>
+        <w:rFonts w:ascii="Wingdings" w:hAnsi="Wingdings" w:hint="default"/>
+      </w:rPr>
+    </w:lvl>
+    <w:lvl w:ilvl="6" w:tplc="04090001" w:tentative="1">
+      <w:start w:val="1"/>
+      <w:numFmt w:val="bullet"/>
+      <w:lvlText w:val=""/>
+      <w:lvlJc w:val="left"/>
+      <w:pPr>
+        <w:ind w:left="4680" w:hanging="360"/>
+      </w:pPr>
+      <w:rPr>
+        <w:rFonts w:ascii="Symbol" w:hAnsi="Symbol" w:hint="default"/>
+      </w:rPr>
+    </w:lvl>
+    <w:lvl w:ilvl="7" w:tplc="04090003" w:tentative="1">
+      <w:start w:val="1"/>
+      <w:numFmt w:val="bullet"/>
+      <w:lvlText w:val="o"/>
+      <w:lvlJc w:val="left"/>
+      <w:pPr>
+        <w:ind w:left="5400" w:hanging="360"/>
+      </w:pPr>
+      <w:rPr>
+        <w:rFonts w:ascii="Courier New" w:hAnsi="Courier New" w:cs="Courier New" w:hint="default"/>
+      </w:rPr>
+    </w:lvl>
+    <w:lvl w:ilvl="8" w:tplc="04090005" w:tentative="1">
+      <w:start w:val="1"/>
+      <w:numFmt w:val="bullet"/>
+      <w:lvlText w:val=""/>
+      <w:lvlJc w:val="left"/>
+      <w:pPr>
+        <w:ind w:left="6120" w:hanging="360"/>
+      </w:pPr>
+      <w:rPr>
+        <w:rFonts w:ascii="Wingdings" w:hAnsi="Wingdings" w:hint="default"/>
+      </w:rPr>
+    </w:lvl>
+  </w:abstractNum>
+  <w:abstractNum w:abstractNumId="8">
     <w:nsid w:val="329A035A"/>
     <w:multiLevelType w:val="multilevel"/>
     <w:tmpl w:val="7BC827BA"/>
@@ -5237,7 +5595,156 @@
       </w:rPr>
     </w:lvl>
   </w:abstractNum>
-  <w:abstractNum w:abstractNumId="4">
+  <w:abstractNum w:abstractNumId="9">
+    <w:nsid w:val="33050CB6"/>
+    <w:multiLevelType w:val="multilevel"/>
+    <w:tmpl w:val="B780410C"/>
+    <w:lvl w:ilvl="0">
+      <w:start w:val="1"/>
+      <w:numFmt w:val="bullet"/>
+      <w:lvlText w:val=""/>
+      <w:lvlJc w:val="left"/>
+      <w:pPr>
+        <w:tabs>
+          <w:tab w:val="num" w:pos="360"/>
+        </w:tabs>
+        <w:ind w:left="360" w:hanging="360"/>
+      </w:pPr>
+      <w:rPr>
+        <w:rFonts w:ascii="Wingdings" w:hAnsi="Wingdings" w:hint="default"/>
+        <w:sz w:val="20"/>
+      </w:rPr>
+    </w:lvl>
+    <w:lvl w:ilvl="1" w:tentative="1">
+      <w:start w:val="1"/>
+      <w:numFmt w:val="bullet"/>
+      <w:lvlText w:val="o"/>
+      <w:lvlJc w:val="left"/>
+      <w:pPr>
+        <w:tabs>
+          <w:tab w:val="num" w:pos="1080"/>
+        </w:tabs>
+        <w:ind w:left="1080" w:hanging="360"/>
+      </w:pPr>
+      <w:rPr>
+        <w:rFonts w:ascii="Courier New" w:hAnsi="Courier New" w:hint="default"/>
+        <w:sz w:val="20"/>
+      </w:rPr>
+    </w:lvl>
+    <w:lvl w:ilvl="2" w:tentative="1">
+      <w:start w:val="1"/>
+      <w:numFmt w:val="bullet"/>
+      <w:lvlText w:val=""/>
+      <w:lvlJc w:val="left"/>
+      <w:pPr>
+        <w:tabs>
+          <w:tab w:val="num" w:pos="1800"/>
+        </w:tabs>
+        <w:ind w:left="1800" w:hanging="360"/>
+      </w:pPr>
+      <w:rPr>
+        <w:rFonts w:ascii="Wingdings" w:hAnsi="Wingdings" w:hint="default"/>
+        <w:sz w:val="20"/>
+      </w:rPr>
+    </w:lvl>
+    <w:lvl w:ilvl="3" w:tentative="1">
+      <w:start w:val="1"/>
+      <w:numFmt w:val="bullet"/>
+      <w:lvlText w:val=""/>
+      <w:lvlJc w:val="left"/>
+      <w:pPr>
+        <w:tabs>
+          <w:tab w:val="num" w:pos="2520"/>
+        </w:tabs>
+        <w:ind w:left="2520" w:hanging="360"/>
+      </w:pPr>
+      <w:rPr>
+        <w:rFonts w:ascii="Wingdings" w:hAnsi="Wingdings" w:hint="default"/>
+        <w:sz w:val="20"/>
+      </w:rPr>
+    </w:lvl>
+    <w:lvl w:ilvl="4" w:tentative="1">
+      <w:start w:val="1"/>
+      <w:numFmt w:val="bullet"/>
+      <w:lvlText w:val=""/>
+      <w:lvlJc w:val="left"/>
+      <w:pPr>
+        <w:tabs>
+          <w:tab w:val="num" w:pos="3240"/>
+        </w:tabs>
+        <w:ind w:left="3240" w:hanging="360"/>
+      </w:pPr>
+      <w:rPr>
+        <w:rFonts w:ascii="Wingdings" w:hAnsi="Wingdings" w:hint="default"/>
+        <w:sz w:val="20"/>
+      </w:rPr>
+    </w:lvl>
+    <w:lvl w:ilvl="5" w:tentative="1">
+      <w:start w:val="1"/>
+      <w:numFmt w:val="bullet"/>
+      <w:lvlText w:val=""/>
+      <w:lvlJc w:val="left"/>
+      <w:pPr>
+        <w:tabs>
+          <w:tab w:val="num" w:pos="3960"/>
+        </w:tabs>
+        <w:ind w:left="3960" w:hanging="360"/>
+      </w:pPr>
+      <w:rPr>
+        <w:rFonts w:ascii="Wingdings" w:hAnsi="Wingdings" w:hint="default"/>
+        <w:sz w:val="20"/>
+      </w:rPr>
+    </w:lvl>
+    <w:lvl w:ilvl="6" w:tentative="1">
+      <w:start w:val="1"/>
+      <w:numFmt w:val="bullet"/>
+      <w:lvlText w:val=""/>
+      <w:lvlJc w:val="left"/>
+      <w:pPr>
+        <w:tabs>
+          <w:tab w:val="num" w:pos="4680"/>
+        </w:tabs>
+        <w:ind w:left="4680" w:hanging="360"/>
+      </w:pPr>
+      <w:rPr>
+        <w:rFonts w:ascii="Wingdings" w:hAnsi="Wingdings" w:hint="default"/>
+        <w:sz w:val="20"/>
+      </w:rPr>
+    </w:lvl>
+    <w:lvl w:ilvl="7" w:tentative="1">
+      <w:start w:val="1"/>
+      <w:numFmt w:val="bullet"/>
+      <w:lvlText w:val=""/>
+      <w:lvlJc w:val="left"/>
+      <w:pPr>
+        <w:tabs>
+          <w:tab w:val="num" w:pos="5400"/>
+        </w:tabs>
+        <w:ind w:left="5400" w:hanging="360"/>
+      </w:pPr>
+      <w:rPr>
+        <w:rFonts w:ascii="Wingdings" w:hAnsi="Wingdings" w:hint="default"/>
+        <w:sz w:val="20"/>
+      </w:rPr>
+    </w:lvl>
+    <w:lvl w:ilvl="8" w:tentative="1">
+      <w:start w:val="1"/>
+      <w:numFmt w:val="bullet"/>
+      <w:lvlText w:val=""/>
+      <w:lvlJc w:val="left"/>
+      <w:pPr>
+        <w:tabs>
+          <w:tab w:val="num" w:pos="6120"/>
+        </w:tabs>
+        <w:ind w:left="6120" w:hanging="360"/>
+      </w:pPr>
+      <w:rPr>
+        <w:rFonts w:ascii="Wingdings" w:hAnsi="Wingdings" w:hint="default"/>
+        <w:sz w:val="20"/>
+      </w:rPr>
+    </w:lvl>
+  </w:abstractNum>
+  <w:abstractNum w:abstractNumId="10">
     <w:nsid w:val="363433E1"/>
     <w:multiLevelType w:val="hybridMultilevel"/>
     <w:tmpl w:val="D3DE75E6"/>
@@ -5350,7 +5857,7 @@
       </w:rPr>
     </w:lvl>
   </w:abstractNum>
-  <w:abstractNum w:abstractNumId="5">
+  <w:abstractNum w:abstractNumId="11">
     <w:nsid w:val="385F502B"/>
     <w:multiLevelType w:val="multilevel"/>
     <w:tmpl w:val="86D8B49A"/>
@@ -5499,7 +6006,7 @@
       </w:rPr>
     </w:lvl>
   </w:abstractNum>
-  <w:abstractNum w:abstractNumId="6">
+  <w:abstractNum w:abstractNumId="12">
     <w:nsid w:val="41923D52"/>
     <w:multiLevelType w:val="hybridMultilevel"/>
     <w:tmpl w:val="17A683D2"/>
@@ -5611,7 +6118,7 @@
       </w:rPr>
     </w:lvl>
   </w:abstractNum>
-  <w:abstractNum w:abstractNumId="7">
+  <w:abstractNum w:abstractNumId="13">
     <w:nsid w:val="41F0484A"/>
     <w:multiLevelType w:val="hybridMultilevel"/>
     <w:tmpl w:val="B0B0DC5E"/>
@@ -5723,7 +6230,119 @@
       </w:rPr>
     </w:lvl>
   </w:abstractNum>
-  <w:abstractNum w:abstractNumId="8">
+  <w:abstractNum w:abstractNumId="14">
+    <w:nsid w:val="521B17FB"/>
+    <w:multiLevelType w:val="hybridMultilevel"/>
+    <w:tmpl w:val="9A62126E"/>
+    <w:lvl w:ilvl="0" w:tplc="E8B4E57E">
+      <w:numFmt w:val="bullet"/>
+      <w:lvlText w:val=""/>
+      <w:lvlJc w:val="left"/>
+      <w:pPr>
+        <w:ind w:left="720" w:hanging="360"/>
+      </w:pPr>
+      <w:rPr>
+        <w:rFonts w:ascii="Symbol" w:eastAsia="Times New Roman" w:hAnsi="Symbol" w:cs="Times New Roman" w:hint="default"/>
+      </w:rPr>
+    </w:lvl>
+    <w:lvl w:ilvl="1" w:tplc="04090003" w:tentative="1">
+      <w:start w:val="1"/>
+      <w:numFmt w:val="bullet"/>
+      <w:lvlText w:val="o"/>
+      <w:lvlJc w:val="left"/>
+      <w:pPr>
+        <w:ind w:left="1440" w:hanging="360"/>
+      </w:pPr>
+      <w:rPr>
+        <w:rFonts w:ascii="Courier New" w:hAnsi="Courier New" w:cs="Courier New" w:hint="default"/>
+      </w:rPr>
+    </w:lvl>
+    <w:lvl w:ilvl="2" w:tplc="04090005" w:tentative="1">
+      <w:start w:val="1"/>
+      <w:numFmt w:val="bullet"/>
+      <w:lvlText w:val=""/>
+      <w:lvlJc w:val="left"/>
+      <w:pPr>
+        <w:ind w:left="2160" w:hanging="360"/>
+      </w:pPr>
+      <w:rPr>
+        <w:rFonts w:ascii="Wingdings" w:hAnsi="Wingdings" w:hint="default"/>
+      </w:rPr>
+    </w:lvl>
+    <w:lvl w:ilvl="3" w:tplc="04090001" w:tentative="1">
+      <w:start w:val="1"/>
+      <w:numFmt w:val="bullet"/>
+      <w:lvlText w:val=""/>
+      <w:lvlJc w:val="left"/>
+      <w:pPr>
+        <w:ind w:left="2880" w:hanging="360"/>
+      </w:pPr>
+      <w:rPr>
+        <w:rFonts w:ascii="Symbol" w:hAnsi="Symbol" w:hint="default"/>
+      </w:rPr>
+    </w:lvl>
+    <w:lvl w:ilvl="4" w:tplc="04090003" w:tentative="1">
+      <w:start w:val="1"/>
+      <w:numFmt w:val="bullet"/>
+      <w:lvlText w:val="o"/>
+      <w:lvlJc w:val="left"/>
+      <w:pPr>
+        <w:ind w:left="3600" w:hanging="360"/>
+      </w:pPr>
+      <w:rPr>
+        <w:rFonts w:ascii="Courier New" w:hAnsi="Courier New" w:cs="Courier New" w:hint="default"/>
+      </w:rPr>
+    </w:lvl>
+    <w:lvl w:ilvl="5" w:tplc="04090005" w:tentative="1">
+      <w:start w:val="1"/>
+      <w:numFmt w:val="bullet"/>
+      <w:lvlText w:val=""/>
+      <w:lvlJc w:val="left"/>
+      <w:pPr>
+        <w:ind w:left="4320" w:hanging="360"/>
+      </w:pPr>
+      <w:rPr>
+        <w:rFonts w:ascii="Wingdings" w:hAnsi="Wingdings" w:hint="default"/>
+      </w:rPr>
+    </w:lvl>
+    <w:lvl w:ilvl="6" w:tplc="04090001" w:tentative="1">
+      <w:start w:val="1"/>
+      <w:numFmt w:val="bullet"/>
+      <w:lvlText w:val=""/>
+      <w:lvlJc w:val="left"/>
+      <w:pPr>
+        <w:ind w:left="5040" w:hanging="360"/>
+      </w:pPr>
+      <w:rPr>
+        <w:rFonts w:ascii="Symbol" w:hAnsi="Symbol" w:hint="default"/>
+      </w:rPr>
+    </w:lvl>
+    <w:lvl w:ilvl="7" w:tplc="04090003" w:tentative="1">
+      <w:start w:val="1"/>
+      <w:numFmt w:val="bullet"/>
+      <w:lvlText w:val="o"/>
+      <w:lvlJc w:val="left"/>
+      <w:pPr>
+        <w:ind w:left="5760" w:hanging="360"/>
+      </w:pPr>
+      <w:rPr>
+        <w:rFonts w:ascii="Courier New" w:hAnsi="Courier New" w:cs="Courier New" w:hint="default"/>
+      </w:rPr>
+    </w:lvl>
+    <w:lvl w:ilvl="8" w:tplc="04090005" w:tentative="1">
+      <w:start w:val="1"/>
+      <w:numFmt w:val="bullet"/>
+      <w:lvlText w:val=""/>
+      <w:lvlJc w:val="left"/>
+      <w:pPr>
+        <w:ind w:left="6480" w:hanging="360"/>
+      </w:pPr>
+      <w:rPr>
+        <w:rFonts w:ascii="Wingdings" w:hAnsi="Wingdings" w:hint="default"/>
+      </w:rPr>
+    </w:lvl>
+  </w:abstractNum>
+  <w:abstractNum w:abstractNumId="15">
     <w:nsid w:val="56177E68"/>
     <w:multiLevelType w:val="hybridMultilevel"/>
     <w:tmpl w:val="C69CC84C"/>
@@ -5835,7 +6454,156 @@
       </w:rPr>
     </w:lvl>
   </w:abstractNum>
-  <w:abstractNum w:abstractNumId="9">
+  <w:abstractNum w:abstractNumId="16">
+    <w:nsid w:val="58D82660"/>
+    <w:multiLevelType w:val="multilevel"/>
+    <w:tmpl w:val="DA021918"/>
+    <w:lvl w:ilvl="0">
+      <w:start w:val="1"/>
+      <w:numFmt w:val="bullet"/>
+      <w:lvlText w:val=""/>
+      <w:lvlJc w:val="left"/>
+      <w:pPr>
+        <w:tabs>
+          <w:tab w:val="num" w:pos="360"/>
+        </w:tabs>
+        <w:ind w:left="360" w:hanging="360"/>
+      </w:pPr>
+      <w:rPr>
+        <w:rFonts w:ascii="Symbol" w:hAnsi="Symbol" w:hint="default"/>
+        <w:sz w:val="20"/>
+      </w:rPr>
+    </w:lvl>
+    <w:lvl w:ilvl="1" w:tentative="1">
+      <w:start w:val="1"/>
+      <w:numFmt w:val="bullet"/>
+      <w:lvlText w:val="o"/>
+      <w:lvlJc w:val="left"/>
+      <w:pPr>
+        <w:tabs>
+          <w:tab w:val="num" w:pos="1080"/>
+        </w:tabs>
+        <w:ind w:left="1080" w:hanging="360"/>
+      </w:pPr>
+      <w:rPr>
+        <w:rFonts w:ascii="Courier New" w:hAnsi="Courier New" w:hint="default"/>
+        <w:sz w:val="20"/>
+      </w:rPr>
+    </w:lvl>
+    <w:lvl w:ilvl="2" w:tentative="1">
+      <w:start w:val="1"/>
+      <w:numFmt w:val="bullet"/>
+      <w:lvlText w:val=""/>
+      <w:lvlJc w:val="left"/>
+      <w:pPr>
+        <w:tabs>
+          <w:tab w:val="num" w:pos="1800"/>
+        </w:tabs>
+        <w:ind w:left="1800" w:hanging="360"/>
+      </w:pPr>
+      <w:rPr>
+        <w:rFonts w:ascii="Wingdings" w:hAnsi="Wingdings" w:hint="default"/>
+        <w:sz w:val="20"/>
+      </w:rPr>
+    </w:lvl>
+    <w:lvl w:ilvl="3" w:tentative="1">
+      <w:start w:val="1"/>
+      <w:numFmt w:val="bullet"/>
+      <w:lvlText w:val=""/>
+      <w:lvlJc w:val="left"/>
+      <w:pPr>
+        <w:tabs>
+          <w:tab w:val="num" w:pos="2520"/>
+        </w:tabs>
+        <w:ind w:left="2520" w:hanging="360"/>
+      </w:pPr>
+      <w:rPr>
+        <w:rFonts w:ascii="Wingdings" w:hAnsi="Wingdings" w:hint="default"/>
+        <w:sz w:val="20"/>
+      </w:rPr>
+    </w:lvl>
+    <w:lvl w:ilvl="4" w:tentative="1">
+      <w:start w:val="1"/>
+      <w:numFmt w:val="bullet"/>
+      <w:lvlText w:val=""/>
+      <w:lvlJc w:val="left"/>
+      <w:pPr>
+        <w:tabs>
+          <w:tab w:val="num" w:pos="3240"/>
+        </w:tabs>
+        <w:ind w:left="3240" w:hanging="360"/>
+      </w:pPr>
+      <w:rPr>
+        <w:rFonts w:ascii="Wingdings" w:hAnsi="Wingdings" w:hint="default"/>
+        <w:sz w:val="20"/>
+      </w:rPr>
+    </w:lvl>
+    <w:lvl w:ilvl="5" w:tentative="1">
+      <w:start w:val="1"/>
+      <w:numFmt w:val="bullet"/>
+      <w:lvlText w:val=""/>
+      <w:lvlJc w:val="left"/>
+      <w:pPr>
+        <w:tabs>
+          <w:tab w:val="num" w:pos="3960"/>
+        </w:tabs>
+        <w:ind w:left="3960" w:hanging="360"/>
+      </w:pPr>
+      <w:rPr>
+        <w:rFonts w:ascii="Wingdings" w:hAnsi="Wingdings" w:hint="default"/>
+        <w:sz w:val="20"/>
+      </w:rPr>
+    </w:lvl>
+    <w:lvl w:ilvl="6" w:tentative="1">
+      <w:start w:val="1"/>
+      <w:numFmt w:val="bullet"/>
+      <w:lvlText w:val=""/>
+      <w:lvlJc w:val="left"/>
+      <w:pPr>
+        <w:tabs>
+          <w:tab w:val="num" w:pos="4680"/>
+        </w:tabs>
+        <w:ind w:left="4680" w:hanging="360"/>
+      </w:pPr>
+      <w:rPr>
+        <w:rFonts w:ascii="Wingdings" w:hAnsi="Wingdings" w:hint="default"/>
+        <w:sz w:val="20"/>
+      </w:rPr>
+    </w:lvl>
+    <w:lvl w:ilvl="7" w:tentative="1">
+      <w:start w:val="1"/>
+      <w:numFmt w:val="bullet"/>
+      <w:lvlText w:val=""/>
+      <w:lvlJc w:val="left"/>
+      <w:pPr>
+        <w:tabs>
+          <w:tab w:val="num" w:pos="5400"/>
+        </w:tabs>
+        <w:ind w:left="5400" w:hanging="360"/>
+      </w:pPr>
+      <w:rPr>
+        <w:rFonts w:ascii="Wingdings" w:hAnsi="Wingdings" w:hint="default"/>
+        <w:sz w:val="20"/>
+      </w:rPr>
+    </w:lvl>
+    <w:lvl w:ilvl="8" w:tentative="1">
+      <w:start w:val="1"/>
+      <w:numFmt w:val="bullet"/>
+      <w:lvlText w:val=""/>
+      <w:lvlJc w:val="left"/>
+      <w:pPr>
+        <w:tabs>
+          <w:tab w:val="num" w:pos="6120"/>
+        </w:tabs>
+        <w:ind w:left="6120" w:hanging="360"/>
+      </w:pPr>
+      <w:rPr>
+        <w:rFonts w:ascii="Wingdings" w:hAnsi="Wingdings" w:hint="default"/>
+        <w:sz w:val="20"/>
+      </w:rPr>
+    </w:lvl>
+  </w:abstractNum>
+  <w:abstractNum w:abstractNumId="17">
     <w:nsid w:val="5AFE01E1"/>
     <w:multiLevelType w:val="hybridMultilevel"/>
     <w:tmpl w:val="66EE24E6"/>
@@ -5948,7 +6716,119 @@
       </w:rPr>
     </w:lvl>
   </w:abstractNum>
-  <w:abstractNum w:abstractNumId="10">
+  <w:abstractNum w:abstractNumId="18">
+    <w:nsid w:val="5C6C6442"/>
+    <w:multiLevelType w:val="hybridMultilevel"/>
+    <w:tmpl w:val="A0E639A8"/>
+    <w:lvl w:ilvl="0" w:tplc="24FA06A0">
+      <w:numFmt w:val="bullet"/>
+      <w:lvlText w:val=""/>
+      <w:lvlJc w:val="left"/>
+      <w:pPr>
+        <w:ind w:left="720" w:hanging="360"/>
+      </w:pPr>
+      <w:rPr>
+        <w:rFonts w:ascii="Arial" w:eastAsia="Times New Roman" w:hAnsi="Arial" w:cs="Arial" w:hint="default"/>
+      </w:rPr>
+    </w:lvl>
+    <w:lvl w:ilvl="1" w:tplc="04090003" w:tentative="1">
+      <w:start w:val="1"/>
+      <w:numFmt w:val="bullet"/>
+      <w:lvlText w:val="o"/>
+      <w:lvlJc w:val="left"/>
+      <w:pPr>
+        <w:ind w:left="1440" w:hanging="360"/>
+      </w:pPr>
+      <w:rPr>
+        <w:rFonts w:ascii="Courier New" w:hAnsi="Courier New" w:cs="Courier New" w:hint="default"/>
+      </w:rPr>
+    </w:lvl>
+    <w:lvl w:ilvl="2" w:tplc="04090005" w:tentative="1">
+      <w:start w:val="1"/>
+      <w:numFmt w:val="bullet"/>
+      <w:lvlText w:val=""/>
+      <w:lvlJc w:val="left"/>
+      <w:pPr>
+        <w:ind w:left="2160" w:hanging="360"/>
+      </w:pPr>
+      <w:rPr>
+        <w:rFonts w:ascii="Wingdings" w:hAnsi="Wingdings" w:hint="default"/>
+      </w:rPr>
+    </w:lvl>
+    <w:lvl w:ilvl="3" w:tplc="04090001" w:tentative="1">
+      <w:start w:val="1"/>
+      <w:numFmt w:val="bullet"/>
+      <w:lvlText w:val=""/>
+      <w:lvlJc w:val="left"/>
+      <w:pPr>
+        <w:ind w:left="2880" w:hanging="360"/>
+      </w:pPr>
+      <w:rPr>
+        <w:rFonts w:ascii="Symbol" w:hAnsi="Symbol" w:hint="default"/>
+      </w:rPr>
+    </w:lvl>
+    <w:lvl w:ilvl="4" w:tplc="04090003" w:tentative="1">
+      <w:start w:val="1"/>
+      <w:numFmt w:val="bullet"/>
+      <w:lvlText w:val="o"/>
+      <w:lvlJc w:val="left"/>
+      <w:pPr>
+        <w:ind w:left="3600" w:hanging="360"/>
+      </w:pPr>
+      <w:rPr>
+        <w:rFonts w:ascii="Courier New" w:hAnsi="Courier New" w:cs="Courier New" w:hint="default"/>
+      </w:rPr>
+    </w:lvl>
+    <w:lvl w:ilvl="5" w:tplc="04090005" w:tentative="1">
+      <w:start w:val="1"/>
+      <w:numFmt w:val="bullet"/>
+      <w:lvlText w:val=""/>
+      <w:lvlJc w:val="left"/>
+      <w:pPr>
+        <w:ind w:left="4320" w:hanging="360"/>
+      </w:pPr>
+      <w:rPr>
+        <w:rFonts w:ascii="Wingdings" w:hAnsi="Wingdings" w:hint="default"/>
+      </w:rPr>
+    </w:lvl>
+    <w:lvl w:ilvl="6" w:tplc="04090001" w:tentative="1">
+      <w:start w:val="1"/>
+      <w:numFmt w:val="bullet"/>
+      <w:lvlText w:val=""/>
+      <w:lvlJc w:val="left"/>
+      <w:pPr>
+        <w:ind w:left="5040" w:hanging="360"/>
+      </w:pPr>
+      <w:rPr>
+        <w:rFonts w:ascii="Symbol" w:hAnsi="Symbol" w:hint="default"/>
+      </w:rPr>
+    </w:lvl>
+    <w:lvl w:ilvl="7" w:tplc="04090003" w:tentative="1">
+      <w:start w:val="1"/>
+      <w:numFmt w:val="bullet"/>
+      <w:lvlText w:val="o"/>
+      <w:lvlJc w:val="left"/>
+      <w:pPr>
+        <w:ind w:left="5760" w:hanging="360"/>
+      </w:pPr>
+      <w:rPr>
+        <w:rFonts w:ascii="Courier New" w:hAnsi="Courier New" w:cs="Courier New" w:hint="default"/>
+      </w:rPr>
+    </w:lvl>
+    <w:lvl w:ilvl="8" w:tplc="04090005" w:tentative="1">
+      <w:start w:val="1"/>
+      <w:numFmt w:val="bullet"/>
+      <w:lvlText w:val=""/>
+      <w:lvlJc w:val="left"/>
+      <w:pPr>
+        <w:ind w:left="6480" w:hanging="360"/>
+      </w:pPr>
+      <w:rPr>
+        <w:rFonts w:ascii="Wingdings" w:hAnsi="Wingdings" w:hint="default"/>
+      </w:rPr>
+    </w:lvl>
+  </w:abstractNum>
+  <w:abstractNum w:abstractNumId="19">
     <w:nsid w:val="5CB42BBF"/>
     <w:multiLevelType w:val="hybridMultilevel"/>
     <w:tmpl w:val="F00A6A48"/>
@@ -6034,7 +6914,7 @@
       </w:pPr>
     </w:lvl>
   </w:abstractNum>
-  <w:abstractNum w:abstractNumId="11">
+  <w:abstractNum w:abstractNumId="20">
     <w:nsid w:val="6E4A517A"/>
     <w:multiLevelType w:val="hybridMultilevel"/>
     <w:tmpl w:val="C9C419AA"/>
@@ -6146,7 +7026,156 @@
       </w:rPr>
     </w:lvl>
   </w:abstractNum>
-  <w:abstractNum w:abstractNumId="12">
+  <w:abstractNum w:abstractNumId="21">
+    <w:nsid w:val="71B03376"/>
+    <w:multiLevelType w:val="multilevel"/>
+    <w:tmpl w:val="EDB832D2"/>
+    <w:lvl w:ilvl="0">
+      <w:start w:val="1"/>
+      <w:numFmt w:val="bullet"/>
+      <w:lvlText w:val=""/>
+      <w:lvlJc w:val="left"/>
+      <w:pPr>
+        <w:tabs>
+          <w:tab w:val="num" w:pos="360"/>
+        </w:tabs>
+        <w:ind w:left="360" w:hanging="360"/>
+      </w:pPr>
+      <w:rPr>
+        <w:rFonts w:ascii="Wingdings" w:hAnsi="Wingdings" w:hint="default"/>
+        <w:sz w:val="20"/>
+      </w:rPr>
+    </w:lvl>
+    <w:lvl w:ilvl="1" w:tentative="1">
+      <w:start w:val="1"/>
+      <w:numFmt w:val="bullet"/>
+      <w:lvlText w:val="o"/>
+      <w:lvlJc w:val="left"/>
+      <w:pPr>
+        <w:tabs>
+          <w:tab w:val="num" w:pos="1080"/>
+        </w:tabs>
+        <w:ind w:left="1080" w:hanging="360"/>
+      </w:pPr>
+      <w:rPr>
+        <w:rFonts w:ascii="Courier New" w:hAnsi="Courier New" w:hint="default"/>
+        <w:sz w:val="20"/>
+      </w:rPr>
+    </w:lvl>
+    <w:lvl w:ilvl="2" w:tentative="1">
+      <w:start w:val="1"/>
+      <w:numFmt w:val="bullet"/>
+      <w:lvlText w:val=""/>
+      <w:lvlJc w:val="left"/>
+      <w:pPr>
+        <w:tabs>
+          <w:tab w:val="num" w:pos="1800"/>
+        </w:tabs>
+        <w:ind w:left="1800" w:hanging="360"/>
+      </w:pPr>
+      <w:rPr>
+        <w:rFonts w:ascii="Wingdings" w:hAnsi="Wingdings" w:hint="default"/>
+        <w:sz w:val="20"/>
+      </w:rPr>
+    </w:lvl>
+    <w:lvl w:ilvl="3" w:tentative="1">
+      <w:start w:val="1"/>
+      <w:numFmt w:val="bullet"/>
+      <w:lvlText w:val=""/>
+      <w:lvlJc w:val="left"/>
+      <w:pPr>
+        <w:tabs>
+          <w:tab w:val="num" w:pos="2520"/>
+        </w:tabs>
+        <w:ind w:left="2520" w:hanging="360"/>
+      </w:pPr>
+      <w:rPr>
+        <w:rFonts w:ascii="Wingdings" w:hAnsi="Wingdings" w:hint="default"/>
+        <w:sz w:val="20"/>
+      </w:rPr>
+    </w:lvl>
+    <w:lvl w:ilvl="4" w:tentative="1">
+      <w:start w:val="1"/>
+      <w:numFmt w:val="bullet"/>
+      <w:lvlText w:val=""/>
+      <w:lvlJc w:val="left"/>
+      <w:pPr>
+        <w:tabs>
+          <w:tab w:val="num" w:pos="3240"/>
+        </w:tabs>
+        <w:ind w:left="3240" w:hanging="360"/>
+      </w:pPr>
+      <w:rPr>
+        <w:rFonts w:ascii="Wingdings" w:hAnsi="Wingdings" w:hint="default"/>
+        <w:sz w:val="20"/>
+      </w:rPr>
+    </w:lvl>
+    <w:lvl w:ilvl="5" w:tentative="1">
+      <w:start w:val="1"/>
+      <w:numFmt w:val="bullet"/>
+      <w:lvlText w:val=""/>
+      <w:lvlJc w:val="left"/>
+      <w:pPr>
+        <w:tabs>
+          <w:tab w:val="num" w:pos="3960"/>
+        </w:tabs>
+        <w:ind w:left="3960" w:hanging="360"/>
+      </w:pPr>
+      <w:rPr>
+        <w:rFonts w:ascii="Wingdings" w:hAnsi="Wingdings" w:hint="default"/>
+        <w:sz w:val="20"/>
+      </w:rPr>
+    </w:lvl>
+    <w:lvl w:ilvl="6" w:tentative="1">
+      <w:start w:val="1"/>
+      <w:numFmt w:val="bullet"/>
+      <w:lvlText w:val=""/>
+      <w:lvlJc w:val="left"/>
+      <w:pPr>
+        <w:tabs>
+          <w:tab w:val="num" w:pos="4680"/>
+        </w:tabs>
+        <w:ind w:left="4680" w:hanging="360"/>
+      </w:pPr>
+      <w:rPr>
+        <w:rFonts w:ascii="Wingdings" w:hAnsi="Wingdings" w:hint="default"/>
+        <w:sz w:val="20"/>
+      </w:rPr>
+    </w:lvl>
+    <w:lvl w:ilvl="7" w:tentative="1">
+      <w:start w:val="1"/>
+      <w:numFmt w:val="bullet"/>
+      <w:lvlText w:val=""/>
+      <w:lvlJc w:val="left"/>
+      <w:pPr>
+        <w:tabs>
+          <w:tab w:val="num" w:pos="5400"/>
+        </w:tabs>
+        <w:ind w:left="5400" w:hanging="360"/>
+      </w:pPr>
+      <w:rPr>
+        <w:rFonts w:ascii="Wingdings" w:hAnsi="Wingdings" w:hint="default"/>
+        <w:sz w:val="20"/>
+      </w:rPr>
+    </w:lvl>
+    <w:lvl w:ilvl="8" w:tentative="1">
+      <w:start w:val="1"/>
+      <w:numFmt w:val="bullet"/>
+      <w:lvlText w:val=""/>
+      <w:lvlJc w:val="left"/>
+      <w:pPr>
+        <w:tabs>
+          <w:tab w:val="num" w:pos="6120"/>
+        </w:tabs>
+        <w:ind w:left="6120" w:hanging="360"/>
+      </w:pPr>
+      <w:rPr>
+        <w:rFonts w:ascii="Wingdings" w:hAnsi="Wingdings" w:hint="default"/>
+        <w:sz w:val="20"/>
+      </w:rPr>
+    </w:lvl>
+  </w:abstractNum>
+  <w:abstractNum w:abstractNumId="22">
     <w:nsid w:val="72DF24DF"/>
     <w:multiLevelType w:val="hybridMultilevel"/>
     <w:tmpl w:val="6408045C"/>
@@ -6235,7 +7264,7 @@
       </w:pPr>
     </w:lvl>
   </w:abstractNum>
-  <w:abstractNum w:abstractNumId="13">
+  <w:abstractNum w:abstractNumId="23">
     <w:nsid w:val="74066528"/>
     <w:multiLevelType w:val="hybridMultilevel"/>
     <w:tmpl w:val="D57EE294"/>
@@ -6348,50 +7377,462 @@
       </w:rPr>
     </w:lvl>
   </w:abstractNum>
+  <w:abstractNum w:abstractNumId="24">
+    <w:nsid w:val="74995D2B"/>
+    <w:multiLevelType w:val="hybridMultilevel"/>
+    <w:tmpl w:val="29B08788"/>
+    <w:lvl w:ilvl="0" w:tplc="EB944D5C">
+      <w:numFmt w:val="bullet"/>
+      <w:lvlText w:val=""/>
+      <w:lvlJc w:val="left"/>
+      <w:pPr>
+        <w:ind w:left="720" w:hanging="360"/>
+      </w:pPr>
+      <w:rPr>
+        <w:rFonts w:ascii="Symbol" w:eastAsia="Times New Roman" w:hAnsi="Symbol" w:cs="Times New Roman" w:hint="default"/>
+      </w:rPr>
+    </w:lvl>
+    <w:lvl w:ilvl="1" w:tplc="04090003" w:tentative="1">
+      <w:start w:val="1"/>
+      <w:numFmt w:val="bullet"/>
+      <w:lvlText w:val="o"/>
+      <w:lvlJc w:val="left"/>
+      <w:pPr>
+        <w:ind w:left="1440" w:hanging="360"/>
+      </w:pPr>
+      <w:rPr>
+        <w:rFonts w:ascii="Courier New" w:hAnsi="Courier New" w:cs="Courier New" w:hint="default"/>
+      </w:rPr>
+    </w:lvl>
+    <w:lvl w:ilvl="2" w:tplc="04090005" w:tentative="1">
+      <w:start w:val="1"/>
+      <w:numFmt w:val="bullet"/>
+      <w:lvlText w:val=""/>
+      <w:lvlJc w:val="left"/>
+      <w:pPr>
+        <w:ind w:left="2160" w:hanging="360"/>
+      </w:pPr>
+      <w:rPr>
+        <w:rFonts w:ascii="Wingdings" w:hAnsi="Wingdings" w:hint="default"/>
+      </w:rPr>
+    </w:lvl>
+    <w:lvl w:ilvl="3" w:tplc="04090001" w:tentative="1">
+      <w:start w:val="1"/>
+      <w:numFmt w:val="bullet"/>
+      <w:lvlText w:val=""/>
+      <w:lvlJc w:val="left"/>
+      <w:pPr>
+        <w:ind w:left="2880" w:hanging="360"/>
+      </w:pPr>
+      <w:rPr>
+        <w:rFonts w:ascii="Symbol" w:hAnsi="Symbol" w:hint="default"/>
+      </w:rPr>
+    </w:lvl>
+    <w:lvl w:ilvl="4" w:tplc="04090003" w:tentative="1">
+      <w:start w:val="1"/>
+      <w:numFmt w:val="bullet"/>
+      <w:lvlText w:val="o"/>
+      <w:lvlJc w:val="left"/>
+      <w:pPr>
+        <w:ind w:left="3600" w:hanging="360"/>
+      </w:pPr>
+      <w:rPr>
+        <w:rFonts w:ascii="Courier New" w:hAnsi="Courier New" w:cs="Courier New" w:hint="default"/>
+      </w:rPr>
+    </w:lvl>
+    <w:lvl w:ilvl="5" w:tplc="04090005" w:tentative="1">
+      <w:start w:val="1"/>
+      <w:numFmt w:val="bullet"/>
+      <w:lvlText w:val=""/>
+      <w:lvlJc w:val="left"/>
+      <w:pPr>
+        <w:ind w:left="4320" w:hanging="360"/>
+      </w:pPr>
+      <w:rPr>
+        <w:rFonts w:ascii="Wingdings" w:hAnsi="Wingdings" w:hint="default"/>
+      </w:rPr>
+    </w:lvl>
+    <w:lvl w:ilvl="6" w:tplc="04090001" w:tentative="1">
+      <w:start w:val="1"/>
+      <w:numFmt w:val="bullet"/>
+      <w:lvlText w:val=""/>
+      <w:lvlJc w:val="left"/>
+      <w:pPr>
+        <w:ind w:left="5040" w:hanging="360"/>
+      </w:pPr>
+      <w:rPr>
+        <w:rFonts w:ascii="Symbol" w:hAnsi="Symbol" w:hint="default"/>
+      </w:rPr>
+    </w:lvl>
+    <w:lvl w:ilvl="7" w:tplc="04090003" w:tentative="1">
+      <w:start w:val="1"/>
+      <w:numFmt w:val="bullet"/>
+      <w:lvlText w:val="o"/>
+      <w:lvlJc w:val="left"/>
+      <w:pPr>
+        <w:ind w:left="5760" w:hanging="360"/>
+      </w:pPr>
+      <w:rPr>
+        <w:rFonts w:ascii="Courier New" w:hAnsi="Courier New" w:cs="Courier New" w:hint="default"/>
+      </w:rPr>
+    </w:lvl>
+    <w:lvl w:ilvl="8" w:tplc="04090005" w:tentative="1">
+      <w:start w:val="1"/>
+      <w:numFmt w:val="bullet"/>
+      <w:lvlText w:val=""/>
+      <w:lvlJc w:val="left"/>
+      <w:pPr>
+        <w:ind w:left="6480" w:hanging="360"/>
+      </w:pPr>
+      <w:rPr>
+        <w:rFonts w:ascii="Wingdings" w:hAnsi="Wingdings" w:hint="default"/>
+      </w:rPr>
+    </w:lvl>
+  </w:abstractNum>
+  <w:abstractNum w:abstractNumId="25">
+    <w:nsid w:val="7A5F62BB"/>
+    <w:multiLevelType w:val="multilevel"/>
+    <w:tmpl w:val="FC88A1AC"/>
+    <w:lvl w:ilvl="0">
+      <w:start w:val="1"/>
+      <w:numFmt w:val="bullet"/>
+      <w:lvlText w:val=""/>
+      <w:lvlJc w:val="left"/>
+      <w:pPr>
+        <w:tabs>
+          <w:tab w:val="num" w:pos="360"/>
+        </w:tabs>
+        <w:ind w:left="360" w:hanging="360"/>
+      </w:pPr>
+      <w:rPr>
+        <w:rFonts w:ascii="Symbol" w:hAnsi="Symbol" w:hint="default"/>
+        <w:sz w:val="20"/>
+      </w:rPr>
+    </w:lvl>
+    <w:lvl w:ilvl="1" w:tentative="1">
+      <w:start w:val="1"/>
+      <w:numFmt w:val="bullet"/>
+      <w:lvlText w:val="o"/>
+      <w:lvlJc w:val="left"/>
+      <w:pPr>
+        <w:tabs>
+          <w:tab w:val="num" w:pos="1080"/>
+        </w:tabs>
+        <w:ind w:left="1080" w:hanging="360"/>
+      </w:pPr>
+      <w:rPr>
+        <w:rFonts w:ascii="Courier New" w:hAnsi="Courier New" w:hint="default"/>
+        <w:sz w:val="20"/>
+      </w:rPr>
+    </w:lvl>
+    <w:lvl w:ilvl="2" w:tentative="1">
+      <w:start w:val="1"/>
+      <w:numFmt w:val="bullet"/>
+      <w:lvlText w:val=""/>
+      <w:lvlJc w:val="left"/>
+      <w:pPr>
+        <w:tabs>
+          <w:tab w:val="num" w:pos="1800"/>
+        </w:tabs>
+        <w:ind w:left="1800" w:hanging="360"/>
+      </w:pPr>
+      <w:rPr>
+        <w:rFonts w:ascii="Wingdings" w:hAnsi="Wingdings" w:hint="default"/>
+        <w:sz w:val="20"/>
+      </w:rPr>
+    </w:lvl>
+    <w:lvl w:ilvl="3" w:tentative="1">
+      <w:start w:val="1"/>
+      <w:numFmt w:val="bullet"/>
+      <w:lvlText w:val=""/>
+      <w:lvlJc w:val="left"/>
+      <w:pPr>
+        <w:tabs>
+          <w:tab w:val="num" w:pos="2520"/>
+        </w:tabs>
+        <w:ind w:left="2520" w:hanging="360"/>
+      </w:pPr>
+      <w:rPr>
+        <w:rFonts w:ascii="Wingdings" w:hAnsi="Wingdings" w:hint="default"/>
+        <w:sz w:val="20"/>
+      </w:rPr>
+    </w:lvl>
+    <w:lvl w:ilvl="4" w:tentative="1">
+      <w:start w:val="1"/>
+      <w:numFmt w:val="bullet"/>
+      <w:lvlText w:val=""/>
+      <w:lvlJc w:val="left"/>
+      <w:pPr>
+        <w:tabs>
+          <w:tab w:val="num" w:pos="3240"/>
+        </w:tabs>
+        <w:ind w:left="3240" w:hanging="360"/>
+      </w:pPr>
+      <w:rPr>
+        <w:rFonts w:ascii="Wingdings" w:hAnsi="Wingdings" w:hint="default"/>
+        <w:sz w:val="20"/>
+      </w:rPr>
+    </w:lvl>
+    <w:lvl w:ilvl="5" w:tentative="1">
+      <w:start w:val="1"/>
+      <w:numFmt w:val="bullet"/>
+      <w:lvlText w:val=""/>
+      <w:lvlJc w:val="left"/>
+      <w:pPr>
+        <w:tabs>
+          <w:tab w:val="num" w:pos="3960"/>
+        </w:tabs>
+        <w:ind w:left="3960" w:hanging="360"/>
+      </w:pPr>
+      <w:rPr>
+        <w:rFonts w:ascii="Wingdings" w:hAnsi="Wingdings" w:hint="default"/>
+        <w:sz w:val="20"/>
+      </w:rPr>
+    </w:lvl>
+    <w:lvl w:ilvl="6" w:tentative="1">
+      <w:start w:val="1"/>
+      <w:numFmt w:val="bullet"/>
+      <w:lvlText w:val=""/>
+      <w:lvlJc w:val="left"/>
+      <w:pPr>
+        <w:tabs>
+          <w:tab w:val="num" w:pos="4680"/>
+        </w:tabs>
+        <w:ind w:left="4680" w:hanging="360"/>
+      </w:pPr>
+      <w:rPr>
+        <w:rFonts w:ascii="Wingdings" w:hAnsi="Wingdings" w:hint="default"/>
+        <w:sz w:val="20"/>
+      </w:rPr>
+    </w:lvl>
+    <w:lvl w:ilvl="7" w:tentative="1">
+      <w:start w:val="1"/>
+      <w:numFmt w:val="bullet"/>
+      <w:lvlText w:val=""/>
+      <w:lvlJc w:val="left"/>
+      <w:pPr>
+        <w:tabs>
+          <w:tab w:val="num" w:pos="5400"/>
+        </w:tabs>
+        <w:ind w:left="5400" w:hanging="360"/>
+      </w:pPr>
+      <w:rPr>
+        <w:rFonts w:ascii="Wingdings" w:hAnsi="Wingdings" w:hint="default"/>
+        <w:sz w:val="20"/>
+      </w:rPr>
+    </w:lvl>
+    <w:lvl w:ilvl="8" w:tentative="1">
+      <w:start w:val="1"/>
+      <w:numFmt w:val="bullet"/>
+      <w:lvlText w:val=""/>
+      <w:lvlJc w:val="left"/>
+      <w:pPr>
+        <w:tabs>
+          <w:tab w:val="num" w:pos="6120"/>
+        </w:tabs>
+        <w:ind w:left="6120" w:hanging="360"/>
+      </w:pPr>
+      <w:rPr>
+        <w:rFonts w:ascii="Wingdings" w:hAnsi="Wingdings" w:hint="default"/>
+        <w:sz w:val="20"/>
+      </w:rPr>
+    </w:lvl>
+  </w:abstractNum>
+  <w:abstractNum w:abstractNumId="26">
+    <w:nsid w:val="7BD26C59"/>
+    <w:multiLevelType w:val="hybridMultilevel"/>
+    <w:tmpl w:val="72EC2968"/>
+    <w:lvl w:ilvl="0" w:tplc="29F64AC8">
+      <w:numFmt w:val="bullet"/>
+      <w:lvlText w:val=""/>
+      <w:lvlJc w:val="left"/>
+      <w:pPr>
+        <w:ind w:left="720" w:hanging="360"/>
+      </w:pPr>
+      <w:rPr>
+        <w:rFonts w:ascii="Symbol" w:eastAsia="Times New Roman" w:hAnsi="Symbol" w:cs="Times New Roman" w:hint="default"/>
+      </w:rPr>
+    </w:lvl>
+    <w:lvl w:ilvl="1" w:tplc="04090003" w:tentative="1">
+      <w:start w:val="1"/>
+      <w:numFmt w:val="bullet"/>
+      <w:lvlText w:val="o"/>
+      <w:lvlJc w:val="left"/>
+      <w:pPr>
+        <w:ind w:left="1440" w:hanging="360"/>
+      </w:pPr>
+      <w:rPr>
+        <w:rFonts w:ascii="Courier New" w:hAnsi="Courier New" w:cs="Courier New" w:hint="default"/>
+      </w:rPr>
+    </w:lvl>
+    <w:lvl w:ilvl="2" w:tplc="04090005" w:tentative="1">
+      <w:start w:val="1"/>
+      <w:numFmt w:val="bullet"/>
+      <w:lvlText w:val=""/>
+      <w:lvlJc w:val="left"/>
+      <w:pPr>
+        <w:ind w:left="2160" w:hanging="360"/>
+      </w:pPr>
+      <w:rPr>
+        <w:rFonts w:ascii="Wingdings" w:hAnsi="Wingdings" w:hint="default"/>
+      </w:rPr>
+    </w:lvl>
+    <w:lvl w:ilvl="3" w:tplc="04090001" w:tentative="1">
+      <w:start w:val="1"/>
+      <w:numFmt w:val="bullet"/>
+      <w:lvlText w:val=""/>
+      <w:lvlJc w:val="left"/>
+      <w:pPr>
+        <w:ind w:left="2880" w:hanging="360"/>
+      </w:pPr>
+      <w:rPr>
+        <w:rFonts w:ascii="Symbol" w:hAnsi="Symbol" w:hint="default"/>
+      </w:rPr>
+    </w:lvl>
+    <w:lvl w:ilvl="4" w:tplc="04090003" w:tentative="1">
+      <w:start w:val="1"/>
+      <w:numFmt w:val="bullet"/>
+      <w:lvlText w:val="o"/>
+      <w:lvlJc w:val="left"/>
+      <w:pPr>
+        <w:ind w:left="3600" w:hanging="360"/>
+      </w:pPr>
+      <w:rPr>
+        <w:rFonts w:ascii="Courier New" w:hAnsi="Courier New" w:cs="Courier New" w:hint="default"/>
+      </w:rPr>
+    </w:lvl>
+    <w:lvl w:ilvl="5" w:tplc="04090005" w:tentative="1">
+      <w:start w:val="1"/>
+      <w:numFmt w:val="bullet"/>
+      <w:lvlText w:val=""/>
+      <w:lvlJc w:val="left"/>
+      <w:pPr>
+        <w:ind w:left="4320" w:hanging="360"/>
+      </w:pPr>
+      <w:rPr>
+        <w:rFonts w:ascii="Wingdings" w:hAnsi="Wingdings" w:hint="default"/>
+      </w:rPr>
+    </w:lvl>
+    <w:lvl w:ilvl="6" w:tplc="04090001" w:tentative="1">
+      <w:start w:val="1"/>
+      <w:numFmt w:val="bullet"/>
+      <w:lvlText w:val=""/>
+      <w:lvlJc w:val="left"/>
+      <w:pPr>
+        <w:ind w:left="5040" w:hanging="360"/>
+      </w:pPr>
+      <w:rPr>
+        <w:rFonts w:ascii="Symbol" w:hAnsi="Symbol" w:hint="default"/>
+      </w:rPr>
+    </w:lvl>
+    <w:lvl w:ilvl="7" w:tplc="04090003" w:tentative="1">
+      <w:start w:val="1"/>
+      <w:numFmt w:val="bullet"/>
+      <w:lvlText w:val="o"/>
+      <w:lvlJc w:val="left"/>
+      <w:pPr>
+        <w:ind w:left="5760" w:hanging="360"/>
+      </w:pPr>
+      <w:rPr>
+        <w:rFonts w:ascii="Courier New" w:hAnsi="Courier New" w:cs="Courier New" w:hint="default"/>
+      </w:rPr>
+    </w:lvl>
+    <w:lvl w:ilvl="8" w:tplc="04090005" w:tentative="1">
+      <w:start w:val="1"/>
+      <w:numFmt w:val="bullet"/>
+      <w:lvlText w:val=""/>
+      <w:lvlJc w:val="left"/>
+      <w:pPr>
+        <w:ind w:left="6480" w:hanging="360"/>
+      </w:pPr>
+      <w:rPr>
+        <w:rFonts w:ascii="Wingdings" w:hAnsi="Wingdings" w:hint="default"/>
+      </w:rPr>
+    </w:lvl>
+  </w:abstractNum>
   <w:num w:numId="1">
-    <w:abstractNumId w:val="0"/>
+    <w:abstractNumId w:val="3"/>
     <w:lvlOverride w:ilvl="0">
       <w:startOverride w:val="1"/>
     </w:lvlOverride>
   </w:num>
   <w:num w:numId="2">
+    <w:abstractNumId w:val="17"/>
+  </w:num>
+  <w:num w:numId="3">
+    <w:abstractNumId w:val="6"/>
+  </w:num>
+  <w:num w:numId="4">
+    <w:abstractNumId w:val="20"/>
+  </w:num>
+  <w:num w:numId="5">
+    <w:abstractNumId w:val="5"/>
+  </w:num>
+  <w:num w:numId="6">
+    <w:abstractNumId w:val="15"/>
+  </w:num>
+  <w:num w:numId="7">
+    <w:abstractNumId w:val="19"/>
+  </w:num>
+  <w:num w:numId="8">
+    <w:abstractNumId w:val="13"/>
+  </w:num>
+  <w:num w:numId="9">
+    <w:abstractNumId w:val="22"/>
+  </w:num>
+  <w:num w:numId="10">
+    <w:abstractNumId w:val="23"/>
+  </w:num>
+  <w:num w:numId="11">
+    <w:abstractNumId w:val="12"/>
+  </w:num>
+  <w:num w:numId="12">
+    <w:abstractNumId w:val="10"/>
+  </w:num>
+  <w:num w:numId="13">
+    <w:abstractNumId w:val="8"/>
+  </w:num>
+  <w:num w:numId="14">
+    <w:abstractNumId w:val="11"/>
+  </w:num>
+  <w:num w:numId="15">
+    <w:abstractNumId w:val="2"/>
+  </w:num>
+  <w:num w:numId="16">
+    <w:abstractNumId w:val="1"/>
+  </w:num>
+  <w:num w:numId="17">
+    <w:abstractNumId w:val="24"/>
+  </w:num>
+  <w:num w:numId="18">
+    <w:abstractNumId w:val="0"/>
+  </w:num>
+  <w:num w:numId="19">
+    <w:abstractNumId w:val="14"/>
+  </w:num>
+  <w:num w:numId="20">
+    <w:abstractNumId w:val="4"/>
+  </w:num>
+  <w:num w:numId="21">
+    <w:abstractNumId w:val="26"/>
+  </w:num>
+  <w:num w:numId="22">
+    <w:abstractNumId w:val="7"/>
+  </w:num>
+  <w:num w:numId="23">
+    <w:abstractNumId w:val="18"/>
+  </w:num>
+  <w:num w:numId="24">
+    <w:abstractNumId w:val="25"/>
+  </w:num>
+  <w:num w:numId="25">
+    <w:abstractNumId w:val="16"/>
+  </w:num>
+  <w:num w:numId="26">
     <w:abstractNumId w:val="9"/>
   </w:num>
-  <w:num w:numId="3">
-    <w:abstractNumId w:val="2"/>
-  </w:num>
-  <w:num w:numId="4">
-    <w:abstractNumId w:val="11"/>
-  </w:num>
-  <w:num w:numId="5">
-    <w:abstractNumId w:val="1"/>
-  </w:num>
-  <w:num w:numId="6">
-    <w:abstractNumId w:val="8"/>
-  </w:num>
-  <w:num w:numId="7">
-    <w:abstractNumId w:val="10"/>
-  </w:num>
-  <w:num w:numId="8">
-    <w:abstractNumId w:val="7"/>
-  </w:num>
-  <w:num w:numId="9">
-    <w:abstractNumId w:val="12"/>
-  </w:num>
-  <w:num w:numId="10">
-    <w:abstractNumId w:val="13"/>
-  </w:num>
-  <w:num w:numId="11">
-    <w:abstractNumId w:val="6"/>
-  </w:num>
-  <w:num w:numId="12">
-    <w:abstractNumId w:val="4"/>
-  </w:num>
-  <w:num w:numId="13">
-    <w:abstractNumId w:val="3"/>
-  </w:num>
-  <w:num w:numId="14">
-    <w:abstractNumId w:val="5"/>
+  <w:num w:numId="27">
+    <w:abstractNumId w:val="21"/>
   </w:num>
 </w:numbering>
 </file>
@@ -6726,6 +8167,23 @@
       <w:bCs/>
     </w:rPr>
   </w:style>
+  <w:style w:type="character" w:customStyle="1" w:styleId="relative">
+    <w:name w:val="relative"/>
+    <w:basedOn w:val="DefaultParagraphFont"/>
+    <w:rsid w:val="00792C55"/>
+  </w:style>
+  <w:style w:type="paragraph" w:customStyle="1" w:styleId="not-prose">
+    <w:name w:val="not-prose"/>
+    <w:basedOn w:val="Normal"/>
+    <w:rsid w:val="00792C55"/>
+    <w:pPr>
+      <w:spacing w:before="100" w:beforeAutospacing="1" w:after="100" w:afterAutospacing="1"/>
+    </w:pPr>
+    <w:rPr>
+      <w:sz w:val="24"/>
+      <w:szCs w:val="24"/>
+    </w:rPr>
+  </w:style>
 </w:styles>
 </file>
 
@@ -7059,6 +8517,23 @@
       <w:bCs/>
     </w:rPr>
   </w:style>
+  <w:style w:type="character" w:customStyle="1" w:styleId="relative">
+    <w:name w:val="relative"/>
+    <w:basedOn w:val="DefaultParagraphFont"/>
+    <w:rsid w:val="00792C55"/>
+  </w:style>
+  <w:style w:type="paragraph" w:customStyle="1" w:styleId="not-prose">
+    <w:name w:val="not-prose"/>
+    <w:basedOn w:val="Normal"/>
+    <w:rsid w:val="00792C55"/>
+    <w:pPr>
+      <w:spacing w:before="100" w:beforeAutospacing="1" w:after="100" w:afterAutospacing="1"/>
+    </w:pPr>
+    <w:rPr>
+      <w:sz w:val="24"/>
+      <w:szCs w:val="24"/>
+    </w:rPr>
+  </w:style>
 </w:styles>
 </file>
 
